--- a/docs/Teknisk dokumentation.docx
+++ b/docs/Teknisk dokumentation.docx
@@ -55,7 +55,7 @@
           <w:color w:val="606060"/>
           <w:sz w:val="22"/>
         </w:rPr>
-        <w:t>Juni 2026</w:t>
+        <w:t>September 2026</w:t>
       </w:r>
     </w:p>
     <w:p>
@@ -617,7 +617,57 @@
           <w:color w:val="2E6DB8"/>
           <w:sz w:val="26"/>
         </w:rPr>
-        <w:t>1.2  Mappestruktur</w:t>
+        <w:t>1.2  Autentificering</w:t>
+      </w:r>
+    </w:p>
+    <w:p>
+      <w:pPr>
+        <w:spacing w:after="120"/>
+      </w:pPr>
+      <w:r>
+        <w:rPr>
+          <w:rFonts w:ascii="Arial" w:hAnsi="Arial"/>
+          <w:sz w:val="22"/>
+        </w:rPr>
+        <w:t>Login foregår på to måder, begge understøttet samtidig: almindeligt login med initialer + adgangskode (SessionMiddleware, session-cookie med 24 timers levetid), eller 'Log ind med Microsoft' via Microsoft Entra ID (SSO). SSO verificerer et id_token mod Entra ID's egen JWKS-nøgle og matcher herefter brugerens UPN case-insensitivt mod AppUser.email – der oprettes IKKE en ny bruger automatisk ved første SSO-login, brugeren skal allerede findes i systemet med den korrekte mailadresse udfyldt.</w:t>
+      </w:r>
+    </w:p>
+    <w:p>
+      <w:pPr>
+        <w:spacing w:before="80" w:after="160"/>
+        <w:ind w:left="283" w:right="283"/>
+      </w:pPr>
+      <w:r>
+        <w:rPr>
+          <w:rFonts w:ascii="Arial" w:hAnsi="Arial"/>
+          <w:b/>
+          <w:color w:val="2E6DB8"/>
+          <w:sz w:val="22"/>
+        </w:rPr>
+        <w:t xml:space="preserve">TEKNISK NOTE: </w:t>
+      </w:r>
+      <w:r>
+        <w:rPr>
+          <w:rFonts w:ascii="Arial" w:hAnsi="Arial"/>
+          <w:color w:val="606060"/>
+          <w:sz w:val="22"/>
+        </w:rPr>
+        <w:t>SSO kræver ingen særskilt tilladelse ud over at være en oprettet, aktiv bruger. Login-endepunktet (POST /api/auth/login) er derudover rate-begrænset til 5 forsøg pr. IP-adresse pr. 60 sekunder for at modvirke brute-force-angreb.</w:t>
+      </w:r>
+    </w:p>
+    <w:p>
+      <w:pPr>
+        <w:pStyle w:val="Heading2"/>
+        <w:spacing w:before="200" w:after="120"/>
+      </w:pPr>
+      <w:r>
+        <w:rPr>
+          <w:rFonts w:ascii="Arial" w:hAnsi="Arial"/>
+          <w:b/>
+          <w:color w:val="2E6DB8"/>
+          <w:sz w:val="26"/>
+        </w:rPr>
+        <w:t>1.3  Mappestruktur</w:t>
       </w:r>
     </w:p>
     <w:p>
@@ -832,7 +882,7 @@
           <w:color w:val="2E6DB8"/>
           <w:sz w:val="26"/>
         </w:rPr>
-        <w:t>1.3  Centrale filer i app/</w:t>
+        <w:t>1.4  Centrale filer i app/</w:t>
       </w:r>
     </w:p>
     <w:tbl>
@@ -2624,6 +2674,130 @@
                 <w:sz w:val="20"/>
               </w:rPr>
               <w:t>Særaftale: alle arbejdstimer giver Øvrig overtid (kode 9) oveni normal løn, uden dagligt loft – se afsnit 5.6</w:t>
+            </w:r>
+          </w:p>
+        </w:tc>
+      </w:tr>
+      <w:tr>
+        <w:tc>
+          <w:tcPr>
+            <w:tcW w:type="dxa" w:w="3024"/>
+            <w:tcBorders>
+              <w:top w:val="single" w:sz="4" w:color="CCCCCC"/>
+              <w:left w:val="single" w:sz="4" w:color="CCCCCC"/>
+              <w:bottom w:val="single" w:sz="4" w:color="CCCCCC"/>
+              <w:right w:val="single" w:sz="4" w:color="CCCCCC"/>
+            </w:tcBorders>
+          </w:tcPr>
+          <w:p>
+            <w:r>
+              <w:rPr>
+                <w:rFonts w:ascii="Arial" w:hAnsi="Arial"/>
+                <w:sz w:val="20"/>
+              </w:rPr>
+              <w:t>afloeser</w:t>
+            </w:r>
+          </w:p>
+        </w:tc>
+        <w:tc>
+          <w:tcPr>
+            <w:tcW w:type="dxa" w:w="3024"/>
+            <w:tcBorders>
+              <w:top w:val="single" w:sz="4" w:color="CCCCCC"/>
+              <w:left w:val="single" w:sz="4" w:color="CCCCCC"/>
+              <w:bottom w:val="single" w:sz="4" w:color="CCCCCC"/>
+              <w:right w:val="single" w:sz="4" w:color="CCCCCC"/>
+            </w:tcBorders>
+          </w:tcPr>
+          <w:p>
+            <w:r>
+              <w:rPr>
+                <w:rFonts w:ascii="Arial" w:hAnsi="Arial"/>
+                <w:sz w:val="20"/>
+              </w:rPr>
+              <w:t>Boolean, default false</w:t>
+            </w:r>
+          </w:p>
+        </w:tc>
+        <w:tc>
+          <w:tcPr>
+            <w:tcW w:type="dxa" w:w="3024"/>
+            <w:tcBorders>
+              <w:top w:val="single" w:sz="4" w:color="CCCCCC"/>
+              <w:left w:val="single" w:sz="4" w:color="CCCCCC"/>
+              <w:bottom w:val="single" w:sz="4" w:color="CCCCCC"/>
+              <w:right w:val="single" w:sz="4" w:color="CCCCCC"/>
+            </w:tcBorders>
+          </w:tcPr>
+          <w:p>
+            <w:r>
+              <w:rPr>
+                <w:rFonts w:ascii="Arial" w:hAnsi="Arial"/>
+                <w:sz w:val="20"/>
+              </w:rPr>
+              <w:t>Afløser/substitutmedarbejder. Undertrykker søn-/helligdagstillæg (kode 4/63, afsnit 5.4) på søndage/helligdage MEDMINDRE der findes en godkendt 'normal tid'-aktivitet den dag – findes der kørsel, gælder de almindelige SH-regler uændret. Påvirker intet på almindelige hverdage/lørdage. Medarbejderen farvemarkeres separat i Medarbejderlisten, Vagtplan og Aktivitetsoversigten</w:t>
+            </w:r>
+          </w:p>
+        </w:tc>
+      </w:tr>
+      <w:tr>
+        <w:tc>
+          <w:tcPr>
+            <w:tcW w:type="dxa" w:w="3024"/>
+            <w:tcBorders>
+              <w:top w:val="single" w:sz="4" w:color="CCCCCC"/>
+              <w:left w:val="single" w:sz="4" w:color="CCCCCC"/>
+              <w:bottom w:val="single" w:sz="4" w:color="CCCCCC"/>
+              <w:right w:val="single" w:sz="4" w:color="CCCCCC"/>
+            </w:tcBorders>
+          </w:tcPr>
+          <w:p>
+            <w:r>
+              <w:rPr>
+                <w:rFonts w:ascii="Arial" w:hAnsi="Arial"/>
+                <w:sz w:val="20"/>
+              </w:rPr>
+              <w:t>paragraf_56 / paragraf_56_start_date / paragraf_56_end_date</w:t>
+            </w:r>
+          </w:p>
+        </w:tc>
+        <w:tc>
+          <w:tcPr>
+            <w:tcW w:type="dxa" w:w="3024"/>
+            <w:tcBorders>
+              <w:top w:val="single" w:sz="4" w:color="CCCCCC"/>
+              <w:left w:val="single" w:sz="4" w:color="CCCCCC"/>
+              <w:bottom w:val="single" w:sz="4" w:color="CCCCCC"/>
+              <w:right w:val="single" w:sz="4" w:color="CCCCCC"/>
+            </w:tcBorders>
+          </w:tcPr>
+          <w:p>
+            <w:r>
+              <w:rPr>
+                <w:rFonts w:ascii="Arial" w:hAnsi="Arial"/>
+                <w:sz w:val="20"/>
+              </w:rPr>
+              <w:t>Boolean / Date (opt.) / Date (opt.)</w:t>
+            </w:r>
+          </w:p>
+        </w:tc>
+        <w:tc>
+          <w:tcPr>
+            <w:tcW w:type="dxa" w:w="3024"/>
+            <w:tcBorders>
+              <w:top w:val="single" w:sz="4" w:color="CCCCCC"/>
+              <w:left w:val="single" w:sz="4" w:color="CCCCCC"/>
+              <w:bottom w:val="single" w:sz="4" w:color="CCCCCC"/>
+              <w:right w:val="single" w:sz="4" w:color="CCCCCC"/>
+            </w:tcBorders>
+          </w:tcPr>
+          <w:p>
+            <w:r>
+              <w:rPr>
+                <w:rFonts w:ascii="Arial" w:hAnsi="Arial"/>
+                <w:sz w:val="20"/>
+              </w:rPr>
+              <w:t>§56-aftale (se afsnit 6.5) – begge datoer er påkrævede når paragraf_56=true, nulstilles til NULL server-side når feltet slås fra</w:t>
             </w:r>
           </w:p>
         </w:tc>
@@ -6804,6 +6978,29 @@
     </w:p>
     <w:p>
       <w:pPr>
+        <w:spacing w:before="80" w:after="160"/>
+        <w:ind w:left="283" w:right="283"/>
+      </w:pPr>
+      <w:r>
+        <w:rPr>
+          <w:rFonts w:ascii="Arial" w:hAnsi="Arial"/>
+          <w:b/>
+          <w:color w:val="2E6DB8"/>
+          <w:sz w:val="22"/>
+        </w:rPr>
+        <w:t xml:space="preserve">TEKNISK NOTE: </w:t>
+      </w:r>
+      <w:r>
+        <w:rPr>
+          <w:rFonts w:ascii="Arial" w:hAnsi="Arial"/>
+          <w:color w:val="606060"/>
+          <w:sz w:val="22"/>
+        </w:rPr>
+        <w:t>Videreudviklet 2026-09: matching mod eksisterende aktiviteter bruger nu tidsoverlap (ikke eksakt lighed i starttid), og sammenligner altid mod den oprindeligt importerede original_*-værdi frem for evt. manuelt rettede tider – så en manuel korrektion aldrig utilsigtet bliver overskrevet af en senere genimport af samme fil. Findes der BÅDE en godkendt/deaktiveret linje og en afventende rettelseslinje der overlapper det samme tidsrum, foretrækker systemet altid den afventende rettelseslinje – rettet efter en fejl der i praksis havde skabt 1.273 dublet-aktiviteter (fundet og rettet 2026-09-11). En allerede godkendt/deaktiveret aktivitet ændres ALDRIG direkte af en genimport; afviger den nye udlæsning, oprettes i stedet en ny, separat afventende linje. Opstår der en fejl midt i importen af én aktivitet, rulles hele databasetransaktionen for den fil tilbage (ikke kun den ene aktivitet springes over), for at forhindre at én defekt post får efterfølgende poster til at fejle i kaskade.</w:t>
+      </w:r>
+    </w:p>
+    <w:p>
+      <w:pPr>
         <w:pStyle w:val="Heading2"/>
         <w:spacing w:before="200" w:after="120"/>
       </w:pPr>
@@ -6851,6 +7048,18 @@
           <w:sz w:val="22"/>
         </w:rPr>
         <w:t>Hver importkørsel logges som én hændelse (action 'ddd_import') i hændelsesloggen via log_action(), med samme opdelte opsummering i tekstform i details-feltet – så årsager til sprungne aktiviteter kan slås op bagefter, ikke kun ses i pop-up'en lige efter kørslen.</w:t>
+      </w:r>
+    </w:p>
+    <w:p>
+      <w:pPr>
+        <w:spacing w:after="120"/>
+      </w:pPr>
+      <w:r>
+        <w:rPr>
+          <w:rFonts w:ascii="Arial" w:hAnsi="Arial"/>
+          <w:sz w:val="22"/>
+        </w:rPr>
+        <w:t>Hører et importeret skifts dato til en allerede LUKKET lønperiode, importeres det ikke automatisk. I stedet returneres det som 'pending_closed_period', og frontenden beder brugeren bekræfte om skiftet alligevel skal importeres (ind i den efterfølgende, åbne periode). Afviser brugeren, huskes afvisningen permanent i tabellen DeclinedImport (nøglet på medarbejder + starttidspunkt), så samme skift ikke bliver spurgt om igen ved en senere geninport af samme mappe. Bekræftelsen sendes via POST /api/decline-closed-period-import.</w:t>
       </w:r>
     </w:p>
     <w:p>
@@ -7374,6 +7583,29 @@
           <w:color w:val="2E6DB8"/>
           <w:sz w:val="22"/>
         </w:rPr>
+        <w:t xml:space="preserve">VIGTIGT: </w:t>
+      </w:r>
+      <w:r>
+        <w:rPr>
+          <w:rFonts w:ascii="Arial" w:hAnsi="Arial"/>
+          <w:color w:val="606060"/>
+          <w:sz w:val="22"/>
+        </w:rPr>
+        <w:t>Det REGISTREREDE normaltids-loft er ikke den samme størrelse for alle medarbejdere: for agreement_kind='hourly_fixed' er loftet DAGLIGT (medarbejderens timefordeling for den pågældende ugedag, nulstilles hver dag). For agreement_kind='hourly_flexible' er loftet i stedet UGENTLIGT og FÆLLES for hele ugen: 37 timer normaltid + 5 timer OT_13, delt på tværs af alle vagter mandag–søndag og først nulstillet den følgende mandag. Forskellen afgøres i _calculate_employee() (payroll_router.py), som enten videresender et dagligt restloft (next_day_normal_hours) til calculate_overtime() ved midnatsovergange for hourly_fixed, eller lader det ugentlige loft løbe uændret videre for hourly_flexible – se afsnit 5.3 for hvordan denne forskel konkret udmønter sig ved vagter der krydser midnat.</w:t>
+      </w:r>
+    </w:p>
+    <w:p>
+      <w:pPr>
+        <w:spacing w:before="80" w:after="160"/>
+        <w:ind w:left="283" w:right="283"/>
+      </w:pPr>
+      <w:r>
+        <w:rPr>
+          <w:rFonts w:ascii="Arial" w:hAnsi="Arial"/>
+          <w:b/>
+          <w:color w:val="2E6DB8"/>
+          <w:sz w:val="22"/>
+        </w:rPr>
         <w:t xml:space="preserve">TEKNISK NOTE: </w:t>
       </w:r>
       <w:r>
@@ -7449,6 +7681,29 @@
     </w:p>
     <w:p>
       <w:pPr>
+        <w:spacing w:before="80" w:after="160"/>
+        <w:ind w:left="283" w:right="283"/>
+      </w:pPr>
+      <w:r>
+        <w:rPr>
+          <w:rFonts w:ascii="Arial" w:hAnsi="Arial"/>
+          <w:b/>
+          <w:color w:val="2E6DB8"/>
+          <w:sz w:val="22"/>
+        </w:rPr>
+        <w:t xml:space="preserve">TEKNISK NOTE: </w:t>
+      </w:r>
+      <w:r>
+        <w:rPr>
+          <w:rFonts w:ascii="Arial" w:hAnsi="Arial"/>
+          <w:color w:val="606060"/>
+          <w:sz w:val="22"/>
+        </w:rPr>
+        <w:t>Den beskrevne loft-videreførsel hen over midnat gælder kun for hourly_fixed (dagligt loft) – dér gives det NÆSTE døgns egne garanterede timer eksplicit videre som next_day_normal_hours, netop for at undgå at et ubrugt loft fra én dag fejlagtigt dækker en helt anden dags arbejde (den konkrete fejlrettelse er kendt internt som 'Jesper Rosengreen-sagen', 2026-08-17). For hourly_flexible findes intet dagsskift at videreføre overhovedet – loftet er allerede ét sammenhængende, ugentligt loft (37 t + 5 t OT_13) der løber uændret fra mandag til søndag, se afsnit 5.2.</w:t>
+      </w:r>
+    </w:p>
+    <w:p>
+      <w:pPr>
         <w:pStyle w:val="Heading2"/>
         <w:spacing w:before="200" w:after="120"/>
       </w:pPr>
@@ -7711,6 +7966,18 @@
           <w:sz w:val="22"/>
         </w:rPr>
         <w:t>Reglerne er bekræftet af bruger 2026-06-23 (søndag/helligdag) og 2026-07-02 (lørdag). Se afsnit 5.3 for hvordan vagter der krydser midnat ind i/ud af disse dage håndteres.</w:t>
+      </w:r>
+    </w:p>
+    <w:p>
+      <w:pPr>
+        <w:spacing w:after="120"/>
+      </w:pPr>
+      <w:r>
+        <w:rPr>
+          <w:rFonts w:ascii="Arial" w:hAnsi="Arial"/>
+          <w:sz w:val="22"/>
+        </w:rPr>
+        <w:t>Undtagelse – Employee.afloeser (2026-08-27): en medarbejder markeret som afløser får IKKE de garanterede SH-timer (kode 4/63) på en søndag/helligdag, medmindre der samme dag findes en godkendt 'normal tid'-aktivitet (dvs. vedkommende faktisk har kørt). Er der kørsel, gælder ovenstående regler helt uændret – flaget suspenderer kun den ellers automatiske garantibetaling på dage uden kørsel. Flaget påvirker intet på almindelige hverdage eller lørdage.</w:t>
       </w:r>
     </w:p>
     <w:p>
@@ -9247,6 +9514,29 @@
           <w:sz w:val="22"/>
         </w:rPr>
         <w:t>Alle handlinger i Stamdata-modulet kræver 'stamdata'-rettighed. Helligdage-fanen kræver desuden 'manage_holidays'-rettighed.</w:t>
+      </w:r>
+    </w:p>
+    <w:p>
+      <w:pPr>
+        <w:spacing w:before="80" w:after="160"/>
+        <w:ind w:left="283" w:right="283"/>
+      </w:pPr>
+      <w:r>
+        <w:rPr>
+          <w:rFonts w:ascii="Arial" w:hAnsi="Arial"/>
+          <w:b/>
+          <w:color w:val="2E6DB8"/>
+          <w:sz w:val="22"/>
+        </w:rPr>
+        <w:t xml:space="preserve">VIGTIGT: </w:t>
+      </w:r>
+      <w:r>
+        <w:rPr>
+          <w:rFonts w:ascii="Arial" w:hAnsi="Arial"/>
+          <w:color w:val="606060"/>
+          <w:sz w:val="22"/>
+        </w:rPr>
+        <w:t>Opretter en admin en HELT NY overtids- eller tillægssats (en ny RÆKKE i Overtidssatser/Tillæg-fanerne, ud over de faste satser systemet allerede kender), gemmes den i databasen, men beregningsmotoren (calculate_overtime()/day_type.py) bruger den IKKE automatisk nogen steder – den nye sats har reelt kun effekt, hvis den efterfølgende også kobles på en løntypekode via feltet 'Sats-kilde' i Stamdata → Løntypekoder (afsnit 6.1, dynamisk id-baseret opslag i _resolve_rate()), og selv da kun for CSV-eksporten – IKKE for selve lønberegningen/visningen i prøvekørsel og PDF-timesedler. En helt ny form for tillæg (fx et nyt tidsvindue eller en ny dagtype-regel) kræver udviklerarbejde i calculators/overtime.py eller day_type.py.</w:t>
       </w:r>
     </w:p>
     <w:p>
@@ -10613,6 +10903,110 @@
       </w:r>
     </w:p>
     <w:p>
+      <w:pPr>
+        <w:pStyle w:val="Heading2"/>
+        <w:spacing w:before="200" w:after="120"/>
+      </w:pPr>
+      <w:r>
+        <w:rPr>
+          <w:rFonts w:ascii="Arial" w:hAnsi="Arial"/>
+          <w:b/>
+          <w:color w:val="2E6DB8"/>
+          <w:sz w:val="26"/>
+        </w:rPr>
+        <w:t>6.5  §56-aftale og advarsler</w:t>
+      </w:r>
+    </w:p>
+    <w:p>
+      <w:pPr>
+        <w:spacing w:after="120"/>
+      </w:pPr>
+      <w:r>
+        <w:rPr>
+          <w:rFonts w:ascii="Arial" w:hAnsi="Arial"/>
+          <w:sz w:val="22"/>
+        </w:rPr>
+        <w:t>Employee.paragraf_56 (Boolean) markerer at en medarbejder har en §56-aftale, med paragraf_56_start_date og paragraf_56_end_date som begge er påkrævede felter når flaget er sat. Sættes flaget til false (via medarbejder-modalen eller automatisk, se nedenfor), nulstiller serveren begge datofelter til NULL. Feltet har PT. ingen direkte kobling til selve lønberegningen eller den eksisterende fraværstype '§56 syg' – det er et rent stamdata-/varslingsfelt.</w:t>
+      </w:r>
+    </w:p>
+    <w:p>
+      <w:pPr>
+        <w:spacing w:after="120"/>
+      </w:pPr>
+      <w:r>
+        <w:rPr>
+          <w:rFonts w:ascii="Arial" w:hAnsi="Arial"/>
+          <w:sz w:val="22"/>
+        </w:rPr>
+        <w:t>En daglig baggrundstjek (kørt ved hvert kald til GET /api/employees, _sweep_expired_paragraf_56()) slår automatisk paragraf_56 fra for enhver medarbejder hvis paragraf_56_end_date er overskredet – datoerne bevares uændret, kun det aktive flag ryddes. Brugere med rettigheden paragraf_56_alert advares to steder:</w:t>
+      </w:r>
+    </w:p>
+    <w:p>
+      <w:pPr>
+        <w:pStyle w:val="ListBullet"/>
+        <w:spacing w:after="40"/>
+        <w:ind w:left="454"/>
+      </w:pPr>
+      <w:r>
+        <w:rPr>
+          <w:rFonts w:ascii="Arial" w:hAnsi="Arial"/>
+          <w:sz w:val="22"/>
+        </w:rPr>
+        <w:t>GET /api/employees/paragraf56-alerts returnerer medarbejdere hvis slutdato ligger inden for 30 dage (kommende udløb) og medarbejdere der netop er auto-deaktiveret (nyligt udløbet).</w:t>
+      </w:r>
+    </w:p>
+    <w:p>
+      <w:pPr>
+        <w:pStyle w:val="ListBullet"/>
+        <w:spacing w:after="40"/>
+        <w:ind w:left="454"/>
+      </w:pPr>
+      <w:r>
+        <w:rPr>
+          <w:rFonts w:ascii="Arial" w:hAnsi="Arial"/>
+          <w:sz w:val="22"/>
+        </w:rPr>
+        <w:t>Frontend viser popup ved login for begge kategorier. Afvisning gemmes pr. bruger og pr. alert-type (Paragraf56AlertDismissal-tabellen) via POST /api/employees/{id}/dismiss-paragraf56-alert – IKKE globalt: en kollega uden afvisning ser stadig advarslen.</w:t>
+      </w:r>
+    </w:p>
+    <w:p>
+      <w:pPr>
+        <w:pStyle w:val="ListBullet"/>
+        <w:spacing w:after="40"/>
+        <w:ind w:left="454"/>
+      </w:pPr>
+      <w:r>
+        <w:rPr>
+          <w:rFonts w:ascii="Arial" w:hAnsi="Arial"/>
+          <w:sz w:val="22"/>
+        </w:rPr>
+        <w:t>Ændres paragraf_56_end_date på medarbejderen, nulstilles ALLE brugeres afvisninger for den medarbejder automatisk, så advarslen kan dukke op igen.</w:t>
+      </w:r>
+    </w:p>
+    <w:p>
+      <w:pPr>
+        <w:spacing w:before="80" w:after="160"/>
+        <w:ind w:left="283" w:right="283"/>
+      </w:pPr>
+      <w:r>
+        <w:rPr>
+          <w:rFonts w:ascii="Arial" w:hAnsi="Arial"/>
+          <w:b/>
+          <w:color w:val="2E6DB8"/>
+          <w:sz w:val="22"/>
+        </w:rPr>
+        <w:t xml:space="preserve">TEKNISK NOTE: </w:t>
+      </w:r>
+      <w:r>
+        <w:rPr>
+          <w:rFonts w:ascii="Arial" w:hAnsi="Arial"/>
+          <w:color w:val="606060"/>
+          <w:sz w:val="22"/>
+        </w:rPr>
+        <w:t>Oprettes en 'Sygdom'-aktivitet manuelt for en medarbejder med aktivt paragraf_56-flag, viser frontend (ikke backend) et bekræftelsesvalg: fortsæt som almindelig 'Sygdom', eller konvertér til den eksisterende fraværstype '§56 syg' i stedet. Der er ingen automatisk konvertering – begge veje kræver et aktivt valg fra brugeren.</w:t>
+      </w:r>
+    </w:p>
+    <w:p>
       <w:r>
         <w:br w:type="page"/>
       </w:r>
@@ -10971,8 +11365,82 @@
           </w:p>
         </w:tc>
       </w:tr>
+      <w:tr>
+        <w:tc>
+          <w:tcPr>
+            <w:tcW w:type="dxa" w:w="3024"/>
+            <w:tcBorders>
+              <w:top w:val="single" w:sz="4" w:color="CCCCCC"/>
+              <w:left w:val="single" w:sz="4" w:color="CCCCCC"/>
+              <w:bottom w:val="single" w:sz="4" w:color="CCCCCC"/>
+              <w:right w:val="single" w:sz="4" w:color="CCCCCC"/>
+            </w:tcBorders>
+          </w:tcPr>
+          <w:p>
+            <w:r>
+              <w:rPr>
+                <w:rFonts w:ascii="Arial" w:hAnsi="Arial"/>
+                <w:sz w:val="20"/>
+              </w:rPr>
+              <w:t>/api/payroll/reopen-period</w:t>
+            </w:r>
+          </w:p>
+        </w:tc>
+        <w:tc>
+          <w:tcPr>
+            <w:tcW w:type="dxa" w:w="3024"/>
+            <w:tcBorders>
+              <w:top w:val="single" w:sz="4" w:color="CCCCCC"/>
+              <w:left w:val="single" w:sz="4" w:color="CCCCCC"/>
+              <w:bottom w:val="single" w:sz="4" w:color="CCCCCC"/>
+              <w:right w:val="single" w:sz="4" w:color="CCCCCC"/>
+            </w:tcBorders>
+          </w:tcPr>
+          <w:p>
+            <w:r>
+              <w:rPr>
+                <w:rFonts w:ascii="Arial" w:hAnsi="Arial"/>
+                <w:sz w:val="20"/>
+              </w:rPr>
+              <w:t>POST</w:t>
+            </w:r>
+          </w:p>
+        </w:tc>
+        <w:tc>
+          <w:tcPr>
+            <w:tcW w:type="dxa" w:w="3024"/>
+            <w:tcBorders>
+              <w:top w:val="single" w:sz="4" w:color="CCCCCC"/>
+              <w:left w:val="single" w:sz="4" w:color="CCCCCC"/>
+              <w:bottom w:val="single" w:sz="4" w:color="CCCCCC"/>
+              <w:right w:val="single" w:sz="4" w:color="CCCCCC"/>
+            </w:tcBorders>
+          </w:tcPr>
+          <w:p>
+            <w:r>
+              <w:rPr>
+                <w:rFonts w:ascii="Arial" w:hAnsi="Arial"/>
+                <w:sz w:val="20"/>
+              </w:rPr>
+              <w:t>Genåbner en lukket ('closed') periode til 'open' igen. Kræver 'reopen_period'-rettighed.</w:t>
+            </w:r>
+          </w:p>
+        </w:tc>
+      </w:tr>
     </w:tbl>
     <w:p/>
+    <w:p>
+      <w:pPr>
+        <w:spacing w:after="120"/>
+      </w:pPr>
+      <w:r>
+        <w:rPr>
+          <w:rFonts w:ascii="Arial" w:hAnsi="Arial"/>
+          <w:sz w:val="22"/>
+        </w:rPr>
+        <w:t>Genåbning sveiper desuden 'forvildede' aktiviteter: aktiviteter der er blevet oprettet, mens perioden var lukket, bliver af get_billing_period() automatisk placeret i den EFTERFØLGENDE periode i stedet (se kapitel 3). Ved genåbning flyttes disse aktiviteter automatisk tilbage til den nu-genåbnede periode, så de igen indgår i dens beregning.</w:t>
+      </w:r>
+    </w:p>
     <w:p>
       <w:pPr>
         <w:pStyle w:val="Heading2"/>
@@ -12919,6 +13387,560 @@
     </w:p>
     <w:p>
       <w:pPr>
+        <w:spacing w:before="80" w:after="160"/>
+        <w:ind w:left="283" w:right="283"/>
+      </w:pPr>
+      <w:r>
+        <w:rPr>
+          <w:rFonts w:ascii="Arial" w:hAnsi="Arial"/>
+          <w:b/>
+          <w:color w:val="2E6DB8"/>
+          <w:sz w:val="22"/>
+        </w:rPr>
+        <w:t xml:space="preserve">VIGTIGT: </w:t>
+      </w:r>
+      <w:r>
+        <w:rPr>
+          <w:rFonts w:ascii="Arial" w:hAnsi="Arial"/>
+          <w:color w:val="606060"/>
+          <w:sz w:val="22"/>
+        </w:rPr>
+        <w:t>De fleste Danløn-koder der seedes automatisk ved allerførste opstart (fra calculators/pay_rates.py's DANLOEN_CODE_*-konstanter) er STADIG placeholder-værdien "1" – de rigtige koder var pt. ikke oplyst af lønafdelingen da systemet blev bygget. Eneste undtagelser med reelle koder fra start er søgnehelligdagskoderne (4/63) og feriefri-koden for fuldlønnede (5). FØR systemet tages i egentlig produktionsbrug, skal hver enkelt løntypekode under Stamdata → Løntypekoder derfor gennemgås og rettes til den faktiske Danløn-kode – ellers vil flere forskellige lønarter blive eksporteret under samme (forkerte) kode "1".</w:t>
+      </w:r>
+    </w:p>
+    <w:p>
+      <w:pPr>
+        <w:pStyle w:val="Heading2"/>
+        <w:spacing w:before="200" w:after="120"/>
+      </w:pPr>
+      <w:r>
+        <w:rPr>
+          <w:rFonts w:ascii="Arial" w:hAnsi="Arial"/>
+          <w:b/>
+          <w:color w:val="2E6DB8"/>
+          <w:sz w:val="26"/>
+        </w:rPr>
+        <w:t>7.5  Timeseddel-udsendelse pr. mail</w:t>
+      </w:r>
+    </w:p>
+    <w:p>
+      <w:pPr>
+        <w:spacing w:after="120"/>
+      </w:pPr>
+      <w:r>
+        <w:rPr>
+          <w:rFonts w:ascii="Arial" w:hAnsi="Arial"/>
+          <w:sz w:val="22"/>
+        </w:rPr>
+        <w:t>Ud over PDF-download (afsnit 7.1/7.3) kan PDF-timesedler sendes direkte til medarbejderens registrerede mailadresse via routers/timeseddel_router.py.</w:t>
+      </w:r>
+    </w:p>
+    <w:tbl>
+      <w:tblPr>
+        <w:tblStyle w:val="TableGrid"/>
+        <w:tblW w:type="auto" w:w="0"/>
+        <w:tblLook w:firstColumn="1" w:firstRow="1" w:lastColumn="0" w:lastRow="0" w:noHBand="0" w:noVBand="1" w:val="04A0"/>
+      </w:tblPr>
+      <w:tblGrid>
+        <w:gridCol w:w="3024"/>
+        <w:gridCol w:w="3024"/>
+        <w:gridCol w:w="3024"/>
+      </w:tblGrid>
+      <w:tr>
+        <w:tc>
+          <w:tcPr>
+            <w:tcW w:type="dxa" w:w="3024"/>
+            <w:shd w:val="clear" w:color="auto" w:fill="1B3A6B"/>
+          </w:tcPr>
+          <w:p>
+            <w:r>
+              <w:rPr>
+                <w:rFonts w:ascii="Arial" w:hAnsi="Arial"/>
+                <w:b/>
+                <w:color w:val="FFFFFF"/>
+                <w:sz w:val="20"/>
+              </w:rPr>
+              <w:t>Endepunkt</w:t>
+            </w:r>
+          </w:p>
+        </w:tc>
+        <w:tc>
+          <w:tcPr>
+            <w:tcW w:type="dxa" w:w="3024"/>
+            <w:shd w:val="clear" w:color="auto" w:fill="1B3A6B"/>
+          </w:tcPr>
+          <w:p>
+            <w:r>
+              <w:rPr>
+                <w:rFonts w:ascii="Arial" w:hAnsi="Arial"/>
+                <w:b/>
+                <w:color w:val="FFFFFF"/>
+                <w:sz w:val="20"/>
+              </w:rPr>
+              <w:t>Metode</w:t>
+            </w:r>
+          </w:p>
+        </w:tc>
+        <w:tc>
+          <w:tcPr>
+            <w:tcW w:type="dxa" w:w="3024"/>
+            <w:shd w:val="clear" w:color="auto" w:fill="1B3A6B"/>
+          </w:tcPr>
+          <w:p>
+            <w:r>
+              <w:rPr>
+                <w:rFonts w:ascii="Arial" w:hAnsi="Arial"/>
+                <w:b/>
+                <w:color w:val="FFFFFF"/>
+                <w:sz w:val="20"/>
+              </w:rPr>
+              <w:t>Beskrivelse</w:t>
+            </w:r>
+          </w:p>
+        </w:tc>
+      </w:tr>
+      <w:tr>
+        <w:tc>
+          <w:tcPr>
+            <w:tcW w:type="dxa" w:w="3024"/>
+            <w:tcBorders>
+              <w:top w:val="single" w:sz="4" w:color="CCCCCC"/>
+              <w:left w:val="single" w:sz="4" w:color="CCCCCC"/>
+              <w:bottom w:val="single" w:sz="4" w:color="CCCCCC"/>
+              <w:right w:val="single" w:sz="4" w:color="CCCCCC"/>
+            </w:tcBorders>
+          </w:tcPr>
+          <w:p>
+            <w:r>
+              <w:rPr>
+                <w:rFonts w:ascii="Arial" w:hAnsi="Arial"/>
+                <w:sz w:val="20"/>
+              </w:rPr>
+              <w:t>/api/timeseddel/{id}/pdf</w:t>
+            </w:r>
+          </w:p>
+        </w:tc>
+        <w:tc>
+          <w:tcPr>
+            <w:tcW w:type="dxa" w:w="3024"/>
+            <w:tcBorders>
+              <w:top w:val="single" w:sz="4" w:color="CCCCCC"/>
+              <w:left w:val="single" w:sz="4" w:color="CCCCCC"/>
+              <w:bottom w:val="single" w:sz="4" w:color="CCCCCC"/>
+              <w:right w:val="single" w:sz="4" w:color="CCCCCC"/>
+            </w:tcBorders>
+          </w:tcPr>
+          <w:p>
+            <w:r>
+              <w:rPr>
+                <w:rFonts w:ascii="Arial" w:hAnsi="Arial"/>
+                <w:sz w:val="20"/>
+              </w:rPr>
+              <w:t>GET</w:t>
+            </w:r>
+          </w:p>
+        </w:tc>
+        <w:tc>
+          <w:tcPr>
+            <w:tcW w:type="dxa" w:w="3024"/>
+            <w:tcBorders>
+              <w:top w:val="single" w:sz="4" w:color="CCCCCC"/>
+              <w:left w:val="single" w:sz="4" w:color="CCCCCC"/>
+              <w:bottom w:val="single" w:sz="4" w:color="CCCCCC"/>
+              <w:right w:val="single" w:sz="4" w:color="CCCCCC"/>
+            </w:tcBorders>
+          </w:tcPr>
+          <w:p>
+            <w:r>
+              <w:rPr>
+                <w:rFonts w:ascii="Arial" w:hAnsi="Arial"/>
+                <w:sz w:val="20"/>
+              </w:rPr>
+              <w:t>Download én medarbejders PDF-timeseddel for en periode.</w:t>
+            </w:r>
+          </w:p>
+        </w:tc>
+      </w:tr>
+      <w:tr>
+        <w:tc>
+          <w:tcPr>
+            <w:tcW w:type="dxa" w:w="3024"/>
+            <w:tcBorders>
+              <w:top w:val="single" w:sz="4" w:color="CCCCCC"/>
+              <w:left w:val="single" w:sz="4" w:color="CCCCCC"/>
+              <w:bottom w:val="single" w:sz="4" w:color="CCCCCC"/>
+              <w:right w:val="single" w:sz="4" w:color="CCCCCC"/>
+            </w:tcBorders>
+          </w:tcPr>
+          <w:p>
+            <w:r>
+              <w:rPr>
+                <w:rFonts w:ascii="Arial" w:hAnsi="Arial"/>
+                <w:sz w:val="20"/>
+              </w:rPr>
+              <w:t>/api/timeseddel/{id}/send</w:t>
+            </w:r>
+          </w:p>
+        </w:tc>
+        <w:tc>
+          <w:tcPr>
+            <w:tcW w:type="dxa" w:w="3024"/>
+            <w:tcBorders>
+              <w:top w:val="single" w:sz="4" w:color="CCCCCC"/>
+              <w:left w:val="single" w:sz="4" w:color="CCCCCC"/>
+              <w:bottom w:val="single" w:sz="4" w:color="CCCCCC"/>
+              <w:right w:val="single" w:sz="4" w:color="CCCCCC"/>
+            </w:tcBorders>
+          </w:tcPr>
+          <w:p>
+            <w:r>
+              <w:rPr>
+                <w:rFonts w:ascii="Arial" w:hAnsi="Arial"/>
+                <w:sz w:val="20"/>
+              </w:rPr>
+              <w:t>POST</w:t>
+            </w:r>
+          </w:p>
+        </w:tc>
+        <w:tc>
+          <w:tcPr>
+            <w:tcW w:type="dxa" w:w="3024"/>
+            <w:tcBorders>
+              <w:top w:val="single" w:sz="4" w:color="CCCCCC"/>
+              <w:left w:val="single" w:sz="4" w:color="CCCCCC"/>
+              <w:bottom w:val="single" w:sz="4" w:color="CCCCCC"/>
+              <w:right w:val="single" w:sz="4" w:color="CCCCCC"/>
+            </w:tcBorders>
+          </w:tcPr>
+          <w:p>
+            <w:r>
+              <w:rPr>
+                <w:rFonts w:ascii="Arial" w:hAnsi="Arial"/>
+                <w:sz w:val="20"/>
+              </w:rPr>
+              <w:t>Mailer PDF-timesedlen til medarbejderens registrerede e-mail. Fejler pænt (uden at afsløre SMTP-detaljer for brugeren) hvis medarbejderen ikke har en e-mailadresse registreret.</w:t>
+            </w:r>
+          </w:p>
+        </w:tc>
+      </w:tr>
+      <w:tr>
+        <w:tc>
+          <w:tcPr>
+            <w:tcW w:type="dxa" w:w="3024"/>
+            <w:tcBorders>
+              <w:top w:val="single" w:sz="4" w:color="CCCCCC"/>
+              <w:left w:val="single" w:sz="4" w:color="CCCCCC"/>
+              <w:bottom w:val="single" w:sz="4" w:color="CCCCCC"/>
+              <w:right w:val="single" w:sz="4" w:color="CCCCCC"/>
+            </w:tcBorders>
+          </w:tcPr>
+          <w:p>
+            <w:r>
+              <w:rPr>
+                <w:rFonts w:ascii="Arial" w:hAnsi="Arial"/>
+                <w:sz w:val="20"/>
+              </w:rPr>
+              <w:t>/api/timeseddel/send-all</w:t>
+            </w:r>
+          </w:p>
+        </w:tc>
+        <w:tc>
+          <w:tcPr>
+            <w:tcW w:type="dxa" w:w="3024"/>
+            <w:tcBorders>
+              <w:top w:val="single" w:sz="4" w:color="CCCCCC"/>
+              <w:left w:val="single" w:sz="4" w:color="CCCCCC"/>
+              <w:bottom w:val="single" w:sz="4" w:color="CCCCCC"/>
+              <w:right w:val="single" w:sz="4" w:color="CCCCCC"/>
+            </w:tcBorders>
+          </w:tcPr>
+          <w:p>
+            <w:r>
+              <w:rPr>
+                <w:rFonts w:ascii="Arial" w:hAnsi="Arial"/>
+                <w:sz w:val="20"/>
+              </w:rPr>
+              <w:t>POST</w:t>
+            </w:r>
+          </w:p>
+        </w:tc>
+        <w:tc>
+          <w:tcPr>
+            <w:tcW w:type="dxa" w:w="3024"/>
+            <w:tcBorders>
+              <w:top w:val="single" w:sz="4" w:color="CCCCCC"/>
+              <w:left w:val="single" w:sz="4" w:color="CCCCCC"/>
+              <w:bottom w:val="single" w:sz="4" w:color="CCCCCC"/>
+              <w:right w:val="single" w:sz="4" w:color="CCCCCC"/>
+            </w:tcBorders>
+          </w:tcPr>
+          <w:p>
+            <w:r>
+              <w:rPr>
+                <w:rFonts w:ascii="Arial" w:hAnsi="Arial"/>
+                <w:sz w:val="20"/>
+              </w:rPr>
+              <w:t>Bulk-udsendelse for en periode (evt. filtreret til én medarbejder). Returnerer en opdelt status: sendt / sprunget over (ingen mail) / sprunget over (ingen aktiviteter) / fejlet.</w:t>
+            </w:r>
+          </w:p>
+        </w:tc>
+      </w:tr>
+    </w:tbl>
+    <w:p/>
+    <w:p>
+      <w:pPr>
+        <w:spacing w:before="80" w:after="160"/>
+        <w:ind w:left="283" w:right="283"/>
+      </w:pPr>
+      <w:r>
+        <w:rPr>
+          <w:rFonts w:ascii="Arial" w:hAnsi="Arial"/>
+          <w:b/>
+          <w:color w:val="2E6DB8"/>
+          <w:sz w:val="22"/>
+        </w:rPr>
+        <w:t xml:space="preserve">TEKNISK NOTE: </w:t>
+      </w:r>
+      <w:r>
+        <w:rPr>
+          <w:rFonts w:ascii="Arial" w:hAnsi="Arial"/>
+          <w:color w:val="606060"/>
+          <w:sz w:val="22"/>
+        </w:rPr>
+        <w:t>Alle tre endepunkter kræver 'payroll'-rettigheden. Fejl ved selve mailafsendelsen (fx forkert SMTP-opsætning) logges internt med medarbejderens navn/id, mens brugeren kun ser en generisk fejlbesked – hærdet 2026-08-29 for ikke at lække interne SMTP-fejldetaljer. SMTP-opsætningen (server, port, afsenderadresse, adgangskode) konfigureres i .env-filen, ikke i Stamdata.</w:t>
+      </w:r>
+    </w:p>
+    <w:p>
+      <w:pPr>
+        <w:pStyle w:val="Heading2"/>
+        <w:spacing w:before="200" w:after="120"/>
+      </w:pPr>
+      <w:r>
+        <w:rPr>
+          <w:rFonts w:ascii="Arial" w:hAnsi="Arial"/>
+          <w:b/>
+          <w:color w:val="2E6DB8"/>
+          <w:sz w:val="26"/>
+        </w:rPr>
+        <w:t>7.6  Springertillæg</w:t>
+      </w:r>
+    </w:p>
+    <w:p>
+      <w:pPr>
+        <w:spacing w:after="120"/>
+      </w:pPr>
+      <w:r>
+        <w:rPr>
+          <w:rFonts w:ascii="Arial" w:hAnsi="Arial"/>
+          <w:sz w:val="22"/>
+        </w:rPr>
+        <w:t>Springertillæg (2026-08-14) er en løntypekode (SPRINGERTILLAEG) der giver samme timetal som løntypekode 1 (Normal tid), men KUN for de medarbejdere der i den enkelte lønperiode har fået sat et flueben i aktivitetsoversigten – ét flueben under medarbejderens navn, ét pr. medarbejder pr. periode. Fluebenet nulstilles automatisk hver ny periode (ingen række i employee_springer_flags = ikke sat) og kan ikke ændres når perioden er låst.</w:t>
+      </w:r>
+    </w:p>
+    <w:p>
+      <w:pPr>
+        <w:spacing w:after="120"/>
+      </w:pPr>
+      <w:r>
+        <w:rPr>
+          <w:rFonts w:ascii="Arial" w:hAnsi="Arial"/>
+          <w:sz w:val="22"/>
+        </w:rPr>
+        <w:t>Tilladelsen toggle_springer styrer hvem der må sætte/fjerne fluebenet – den gives som standard til alle roller (se afsnit 11.3 i Brugervejledningen). Satsen konfigureres i Stamdata → Tillæg (label 'Springertillæg') ligesom salttillæg/overnatning.</w:t>
+      </w:r>
+    </w:p>
+    <w:tbl>
+      <w:tblPr>
+        <w:tblStyle w:val="TableGrid"/>
+        <w:tblW w:type="auto" w:w="0"/>
+        <w:tblLook w:firstColumn="1" w:firstRow="1" w:lastColumn="0" w:lastRow="0" w:noHBand="0" w:noVBand="1" w:val="04A0"/>
+      </w:tblPr>
+      <w:tblGrid>
+        <w:gridCol w:w="3024"/>
+        <w:gridCol w:w="3024"/>
+        <w:gridCol w:w="3024"/>
+      </w:tblGrid>
+      <w:tr>
+        <w:tc>
+          <w:tcPr>
+            <w:tcW w:type="dxa" w:w="3024"/>
+            <w:shd w:val="clear" w:color="auto" w:fill="1B3A6B"/>
+          </w:tcPr>
+          <w:p>
+            <w:r>
+              <w:rPr>
+                <w:rFonts w:ascii="Arial" w:hAnsi="Arial"/>
+                <w:b/>
+                <w:color w:val="FFFFFF"/>
+                <w:sz w:val="20"/>
+              </w:rPr>
+              <w:t>Endepunkt</w:t>
+            </w:r>
+          </w:p>
+        </w:tc>
+        <w:tc>
+          <w:tcPr>
+            <w:tcW w:type="dxa" w:w="3024"/>
+            <w:shd w:val="clear" w:color="auto" w:fill="1B3A6B"/>
+          </w:tcPr>
+          <w:p>
+            <w:r>
+              <w:rPr>
+                <w:rFonts w:ascii="Arial" w:hAnsi="Arial"/>
+                <w:b/>
+                <w:color w:val="FFFFFF"/>
+                <w:sz w:val="20"/>
+              </w:rPr>
+              <w:t>Metode</w:t>
+            </w:r>
+          </w:p>
+        </w:tc>
+        <w:tc>
+          <w:tcPr>
+            <w:tcW w:type="dxa" w:w="3024"/>
+            <w:shd w:val="clear" w:color="auto" w:fill="1B3A6B"/>
+          </w:tcPr>
+          <w:p>
+            <w:r>
+              <w:rPr>
+                <w:rFonts w:ascii="Arial" w:hAnsi="Arial"/>
+                <w:b/>
+                <w:color w:val="FFFFFF"/>
+                <w:sz w:val="20"/>
+              </w:rPr>
+              <w:t>Beskrivelse</w:t>
+            </w:r>
+          </w:p>
+        </w:tc>
+      </w:tr>
+      <w:tr>
+        <w:tc>
+          <w:tcPr>
+            <w:tcW w:type="dxa" w:w="3024"/>
+            <w:tcBorders>
+              <w:top w:val="single" w:sz="4" w:color="CCCCCC"/>
+              <w:left w:val="single" w:sz="4" w:color="CCCCCC"/>
+              <w:bottom w:val="single" w:sz="4" w:color="CCCCCC"/>
+              <w:right w:val="single" w:sz="4" w:color="CCCCCC"/>
+            </w:tcBorders>
+          </w:tcPr>
+          <w:p>
+            <w:r>
+              <w:rPr>
+                <w:rFonts w:ascii="Arial" w:hAnsi="Arial"/>
+                <w:sz w:val="20"/>
+              </w:rPr>
+              <w:t>/api/activities/springer-flags?pay_period_id=</w:t>
+            </w:r>
+          </w:p>
+        </w:tc>
+        <w:tc>
+          <w:tcPr>
+            <w:tcW w:type="dxa" w:w="3024"/>
+            <w:tcBorders>
+              <w:top w:val="single" w:sz="4" w:color="CCCCCC"/>
+              <w:left w:val="single" w:sz="4" w:color="CCCCCC"/>
+              <w:bottom w:val="single" w:sz="4" w:color="CCCCCC"/>
+              <w:right w:val="single" w:sz="4" w:color="CCCCCC"/>
+            </w:tcBorders>
+          </w:tcPr>
+          <w:p>
+            <w:r>
+              <w:rPr>
+                <w:rFonts w:ascii="Arial" w:hAnsi="Arial"/>
+                <w:sz w:val="20"/>
+              </w:rPr>
+              <w:t>GET</w:t>
+            </w:r>
+          </w:p>
+        </w:tc>
+        <w:tc>
+          <w:tcPr>
+            <w:tcW w:type="dxa" w:w="3024"/>
+            <w:tcBorders>
+              <w:top w:val="single" w:sz="4" w:color="CCCCCC"/>
+              <w:left w:val="single" w:sz="4" w:color="CCCCCC"/>
+              <w:bottom w:val="single" w:sz="4" w:color="CCCCCC"/>
+              <w:right w:val="single" w:sz="4" w:color="CCCCCC"/>
+            </w:tcBorders>
+          </w:tcPr>
+          <w:p>
+            <w:r>
+              <w:rPr>
+                <w:rFonts w:ascii="Arial" w:hAnsi="Arial"/>
+                <w:sz w:val="20"/>
+              </w:rPr>
+              <w:t>Returnerer {employee_id: true} for alle medarbejdere med fluebenet sat i perioden. Kræver kun login.</w:t>
+            </w:r>
+          </w:p>
+        </w:tc>
+      </w:tr>
+      <w:tr>
+        <w:tc>
+          <w:tcPr>
+            <w:tcW w:type="dxa" w:w="3024"/>
+            <w:tcBorders>
+              <w:top w:val="single" w:sz="4" w:color="CCCCCC"/>
+              <w:left w:val="single" w:sz="4" w:color="CCCCCC"/>
+              <w:bottom w:val="single" w:sz="4" w:color="CCCCCC"/>
+              <w:right w:val="single" w:sz="4" w:color="CCCCCC"/>
+            </w:tcBorders>
+          </w:tcPr>
+          <w:p>
+            <w:r>
+              <w:rPr>
+                <w:rFonts w:ascii="Arial" w:hAnsi="Arial"/>
+                <w:sz w:val="20"/>
+              </w:rPr>
+              <w:t>/api/activities/springer-flag</w:t>
+            </w:r>
+          </w:p>
+        </w:tc>
+        <w:tc>
+          <w:tcPr>
+            <w:tcW w:type="dxa" w:w="3024"/>
+            <w:tcBorders>
+              <w:top w:val="single" w:sz="4" w:color="CCCCCC"/>
+              <w:left w:val="single" w:sz="4" w:color="CCCCCC"/>
+              <w:bottom w:val="single" w:sz="4" w:color="CCCCCC"/>
+              <w:right w:val="single" w:sz="4" w:color="CCCCCC"/>
+            </w:tcBorders>
+          </w:tcPr>
+          <w:p>
+            <w:r>
+              <w:rPr>
+                <w:rFonts w:ascii="Arial" w:hAnsi="Arial"/>
+                <w:sz w:val="20"/>
+              </w:rPr>
+              <w:t>POST</w:t>
+            </w:r>
+          </w:p>
+        </w:tc>
+        <w:tc>
+          <w:tcPr>
+            <w:tcW w:type="dxa" w:w="3024"/>
+            <w:tcBorders>
+              <w:top w:val="single" w:sz="4" w:color="CCCCCC"/>
+              <w:left w:val="single" w:sz="4" w:color="CCCCCC"/>
+              <w:bottom w:val="single" w:sz="4" w:color="CCCCCC"/>
+              <w:right w:val="single" w:sz="4" w:color="CCCCCC"/>
+            </w:tcBorders>
+          </w:tcPr>
+          <w:p>
+            <w:r>
+              <w:rPr>
+                <w:rFonts w:ascii="Arial" w:hAnsi="Arial"/>
+                <w:sz w:val="20"/>
+              </w:rPr>
+              <w:t>Upsert på (employee_id, pay_period_id). Kræver toggle_springer. Afvises (400) hvis perioden er lukket.</w:t>
+            </w:r>
+          </w:p>
+        </w:tc>
+      </w:tr>
+    </w:tbl>
+    <w:p/>
+    <w:p>
+      <w:pPr>
         <w:pStyle w:val="Heading1"/>
         <w:spacing w:before="360" w:after="120"/>
       </w:pPr>
@@ -15319,7 +16341,7 @@
           <w:rFonts w:ascii="Arial" w:hAnsi="Arial"/>
           <w:sz w:val="22"/>
         </w:rPr>
-        <w:t>Serveren sat op til at starte uvicorn automatisk ved opstart – anbefalet via NSSM (gratis Windows-værktøj der kører uvicorn som en Windows-tjeneste).</w:t>
+        <w:t>Serveren sat op til at starte uvicorn automatisk ved opstart – på den nuværende produktionsserver løst via Windows Task Scheduler-opgaver (ikke en egentlig Windows-tjeneste/NSSM), se deploy/PRODUKTION_OPSAETNING.md for den fulde, trin-for-trin opsætning inkl. auto-deploy og natlig genstart.</w:t>
       </w:r>
     </w:p>
     <w:p>
@@ -18383,6 +19405,1658 @@
           <w:sz w:val="22"/>
         </w:rPr>
         <w:t>'EKSTRA'-rækkerne indgår aldrig i denne autoudfyldning (der er intet rigtigt vognnummer at udfylde med), og de indgår heller ikke i nogen lønberegning – kun 'Fast bil'/rigtige vogne gør. Se docs/superpowers/specs/2026-09-09-dagsplan-design.md for det fulde design.</w:t>
+      </w:r>
+    </w:p>
+    <w:p>
+      <w:r>
+        <w:br w:type="page"/>
+      </w:r>
+    </w:p>
+    <w:p>
+      <w:pPr>
+        <w:pStyle w:val="Heading1"/>
+        <w:spacing w:before="360" w:after="120"/>
+      </w:pPr>
+      <w:r>
+        <w:rPr>
+          <w:rFonts w:ascii="Arial" w:hAnsi="Arial"/>
+          <w:b/>
+          <w:color w:val="1B3A6B"/>
+          <w:sz w:val="32"/>
+        </w:rPr>
+        <w:t>15  Vagtplan</w:t>
+      </w:r>
+    </w:p>
+    <w:p>
+      <w:pPr>
+        <w:spacing w:after="120"/>
+      </w:pPr>
+      <w:r>
+        <w:rPr>
+          <w:rFonts w:ascii="Arial" w:hAnsi="Arial"/>
+          <w:sz w:val="22"/>
+        </w:rPr>
+        <w:t>Vagtplan (routers/vagtplan_comments.py, 2026-08-21) er en 4-ugers oversigt over alle medarbejderes fravær og frie kommentarer, bygget oven på de samme render-funktioner som Aktivitetsoversigten (renderCellActivity, openManualActivityModal, openActivityDetail) i stedet for at duplikere dem. Backend er additivt: én ny tabel (vagtplan_comments) og én ny forespørgselstilstand på det eksisterende GET /api/activities-endepunkt.</w:t>
+      </w:r>
+    </w:p>
+    <w:p>
+      <w:pPr>
+        <w:pStyle w:val="Heading2"/>
+        <w:spacing w:before="200" w:after="120"/>
+      </w:pPr>
+      <w:r>
+        <w:rPr>
+          <w:rFonts w:ascii="Arial" w:hAnsi="Arial"/>
+          <w:b/>
+          <w:color w:val="2E6DB8"/>
+          <w:sz w:val="26"/>
+        </w:rPr>
+        <w:t>15.1  Datamodel</w:t>
+      </w:r>
+    </w:p>
+    <w:tbl>
+      <w:tblPr>
+        <w:tblStyle w:val="TableGrid"/>
+        <w:tblW w:type="auto" w:w="0"/>
+        <w:tblLook w:firstColumn="1" w:firstRow="1" w:lastColumn="0" w:lastRow="0" w:noHBand="0" w:noVBand="1" w:val="04A0"/>
+      </w:tblPr>
+      <w:tblGrid>
+        <w:gridCol w:w="3024"/>
+        <w:gridCol w:w="3024"/>
+        <w:gridCol w:w="3024"/>
+      </w:tblGrid>
+      <w:tr>
+        <w:tc>
+          <w:tcPr>
+            <w:tcW w:type="dxa" w:w="3024"/>
+            <w:shd w:val="clear" w:color="auto" w:fill="1B3A6B"/>
+          </w:tcPr>
+          <w:p>
+            <w:r>
+              <w:rPr>
+                <w:rFonts w:ascii="Arial" w:hAnsi="Arial"/>
+                <w:b/>
+                <w:color w:val="FFFFFF"/>
+                <w:sz w:val="20"/>
+              </w:rPr>
+              <w:t>Felt</w:t>
+            </w:r>
+          </w:p>
+        </w:tc>
+        <w:tc>
+          <w:tcPr>
+            <w:tcW w:type="dxa" w:w="3024"/>
+            <w:shd w:val="clear" w:color="auto" w:fill="1B3A6B"/>
+          </w:tcPr>
+          <w:p>
+            <w:r>
+              <w:rPr>
+                <w:rFonts w:ascii="Arial" w:hAnsi="Arial"/>
+                <w:b/>
+                <w:color w:val="FFFFFF"/>
+                <w:sz w:val="20"/>
+              </w:rPr>
+              <w:t>Type</w:t>
+            </w:r>
+          </w:p>
+        </w:tc>
+        <w:tc>
+          <w:tcPr>
+            <w:tcW w:type="dxa" w:w="3024"/>
+            <w:shd w:val="clear" w:color="auto" w:fill="1B3A6B"/>
+          </w:tcPr>
+          <w:p>
+            <w:r>
+              <w:rPr>
+                <w:rFonts w:ascii="Arial" w:hAnsi="Arial"/>
+                <w:b/>
+                <w:color w:val="FFFFFF"/>
+                <w:sz w:val="20"/>
+              </w:rPr>
+              <w:t>Beskrivelse</w:t>
+            </w:r>
+          </w:p>
+        </w:tc>
+      </w:tr>
+      <w:tr>
+        <w:tc>
+          <w:tcPr>
+            <w:tcW w:type="dxa" w:w="3024"/>
+            <w:tcBorders>
+              <w:top w:val="single" w:sz="4" w:color="CCCCCC"/>
+              <w:left w:val="single" w:sz="4" w:color="CCCCCC"/>
+              <w:bottom w:val="single" w:sz="4" w:color="CCCCCC"/>
+              <w:right w:val="single" w:sz="4" w:color="CCCCCC"/>
+            </w:tcBorders>
+          </w:tcPr>
+          <w:p>
+            <w:r>
+              <w:rPr>
+                <w:rFonts w:ascii="Arial" w:hAnsi="Arial"/>
+                <w:sz w:val="20"/>
+              </w:rPr>
+              <w:t>employee_id</w:t>
+            </w:r>
+          </w:p>
+        </w:tc>
+        <w:tc>
+          <w:tcPr>
+            <w:tcW w:type="dxa" w:w="3024"/>
+            <w:tcBorders>
+              <w:top w:val="single" w:sz="4" w:color="CCCCCC"/>
+              <w:left w:val="single" w:sz="4" w:color="CCCCCC"/>
+              <w:bottom w:val="single" w:sz="4" w:color="CCCCCC"/>
+              <w:right w:val="single" w:sz="4" w:color="CCCCCC"/>
+            </w:tcBorders>
+          </w:tcPr>
+          <w:p>
+            <w:r>
+              <w:rPr>
+                <w:rFonts w:ascii="Arial" w:hAnsi="Arial"/>
+                <w:sz w:val="20"/>
+              </w:rPr>
+              <w:t>FK → Employee</w:t>
+            </w:r>
+          </w:p>
+        </w:tc>
+        <w:tc>
+          <w:tcPr>
+            <w:tcW w:type="dxa" w:w="3024"/>
+            <w:tcBorders>
+              <w:top w:val="single" w:sz="4" w:color="CCCCCC"/>
+              <w:left w:val="single" w:sz="4" w:color="CCCCCC"/>
+              <w:bottom w:val="single" w:sz="4" w:color="CCCCCC"/>
+              <w:right w:val="single" w:sz="4" w:color="CCCCCC"/>
+            </w:tcBorders>
+          </w:tcPr>
+          <w:p>
+            <w:r>
+              <w:rPr>
+                <w:rFonts w:ascii="Arial" w:hAnsi="Arial"/>
+                <w:sz w:val="20"/>
+              </w:rPr>
+              <w:t>Tilknyttet medarbejder</w:t>
+            </w:r>
+          </w:p>
+        </w:tc>
+      </w:tr>
+      <w:tr>
+        <w:tc>
+          <w:tcPr>
+            <w:tcW w:type="dxa" w:w="3024"/>
+            <w:tcBorders>
+              <w:top w:val="single" w:sz="4" w:color="CCCCCC"/>
+              <w:left w:val="single" w:sz="4" w:color="CCCCCC"/>
+              <w:bottom w:val="single" w:sz="4" w:color="CCCCCC"/>
+              <w:right w:val="single" w:sz="4" w:color="CCCCCC"/>
+            </w:tcBorders>
+          </w:tcPr>
+          <w:p>
+            <w:r>
+              <w:rPr>
+                <w:rFonts w:ascii="Arial" w:hAnsi="Arial"/>
+                <w:sz w:val="20"/>
+              </w:rPr>
+              <w:t>date</w:t>
+            </w:r>
+          </w:p>
+        </w:tc>
+        <w:tc>
+          <w:tcPr>
+            <w:tcW w:type="dxa" w:w="3024"/>
+            <w:tcBorders>
+              <w:top w:val="single" w:sz="4" w:color="CCCCCC"/>
+              <w:left w:val="single" w:sz="4" w:color="CCCCCC"/>
+              <w:bottom w:val="single" w:sz="4" w:color="CCCCCC"/>
+              <w:right w:val="single" w:sz="4" w:color="CCCCCC"/>
+            </w:tcBorders>
+          </w:tcPr>
+          <w:p>
+            <w:r>
+              <w:rPr>
+                <w:rFonts w:ascii="Arial" w:hAnsi="Arial"/>
+                <w:sz w:val="20"/>
+              </w:rPr>
+              <w:t>Date</w:t>
+            </w:r>
+          </w:p>
+        </w:tc>
+        <w:tc>
+          <w:tcPr>
+            <w:tcW w:type="dxa" w:w="3024"/>
+            <w:tcBorders>
+              <w:top w:val="single" w:sz="4" w:color="CCCCCC"/>
+              <w:left w:val="single" w:sz="4" w:color="CCCCCC"/>
+              <w:bottom w:val="single" w:sz="4" w:color="CCCCCC"/>
+              <w:right w:val="single" w:sz="4" w:color="CCCCCC"/>
+            </w:tcBorders>
+          </w:tcPr>
+          <w:p>
+            <w:r>
+              <w:rPr>
+                <w:rFonts w:ascii="Arial" w:hAnsi="Arial"/>
+                <w:sz w:val="20"/>
+              </w:rPr>
+              <w:t>Den dag kommentaren gælder for</w:t>
+            </w:r>
+          </w:p>
+        </w:tc>
+      </w:tr>
+      <w:tr>
+        <w:tc>
+          <w:tcPr>
+            <w:tcW w:type="dxa" w:w="3024"/>
+            <w:tcBorders>
+              <w:top w:val="single" w:sz="4" w:color="CCCCCC"/>
+              <w:left w:val="single" w:sz="4" w:color="CCCCCC"/>
+              <w:bottom w:val="single" w:sz="4" w:color="CCCCCC"/>
+              <w:right w:val="single" w:sz="4" w:color="CCCCCC"/>
+            </w:tcBorders>
+          </w:tcPr>
+          <w:p>
+            <w:r>
+              <w:rPr>
+                <w:rFonts w:ascii="Arial" w:hAnsi="Arial"/>
+                <w:sz w:val="20"/>
+              </w:rPr>
+              <w:t>comment</w:t>
+            </w:r>
+          </w:p>
+        </w:tc>
+        <w:tc>
+          <w:tcPr>
+            <w:tcW w:type="dxa" w:w="3024"/>
+            <w:tcBorders>
+              <w:top w:val="single" w:sz="4" w:color="CCCCCC"/>
+              <w:left w:val="single" w:sz="4" w:color="CCCCCC"/>
+              <w:bottom w:val="single" w:sz="4" w:color="CCCCCC"/>
+              <w:right w:val="single" w:sz="4" w:color="CCCCCC"/>
+            </w:tcBorders>
+          </w:tcPr>
+          <w:p>
+            <w:r>
+              <w:rPr>
+                <w:rFonts w:ascii="Arial" w:hAnsi="Arial"/>
+                <w:sz w:val="20"/>
+              </w:rPr>
+              <w:t>Text</w:t>
+            </w:r>
+          </w:p>
+        </w:tc>
+        <w:tc>
+          <w:tcPr>
+            <w:tcW w:type="dxa" w:w="3024"/>
+            <w:tcBorders>
+              <w:top w:val="single" w:sz="4" w:color="CCCCCC"/>
+              <w:left w:val="single" w:sz="4" w:color="CCCCCC"/>
+              <w:bottom w:val="single" w:sz="4" w:color="CCCCCC"/>
+              <w:right w:val="single" w:sz="4" w:color="CCCCCC"/>
+            </w:tcBorders>
+          </w:tcPr>
+          <w:p>
+            <w:r>
+              <w:rPr>
+                <w:rFonts w:ascii="Arial" w:hAnsi="Arial"/>
+                <w:sz w:val="20"/>
+              </w:rPr>
+              <w:t>Fri tekst</w:t>
+            </w:r>
+          </w:p>
+        </w:tc>
+      </w:tr>
+    </w:tbl>
+    <w:p/>
+    <w:p>
+      <w:pPr>
+        <w:spacing w:after="120"/>
+      </w:pPr>
+      <w:r>
+        <w:rPr>
+          <w:rFonts w:ascii="Arial" w:hAnsi="Arial"/>
+          <w:sz w:val="22"/>
+        </w:rPr>
+        <w:t>Unik constraint på (employee_id, date) – kun én kommentar pr. medarbejder pr. dag. POST fungerer som upsert (opret/overskriv).</w:t>
+      </w:r>
+    </w:p>
+    <w:p>
+      <w:pPr>
+        <w:pStyle w:val="Heading2"/>
+        <w:spacing w:before="200" w:after="120"/>
+      </w:pPr>
+      <w:r>
+        <w:rPr>
+          <w:rFonts w:ascii="Arial" w:hAnsi="Arial"/>
+          <w:b/>
+          <w:color w:val="2E6DB8"/>
+          <w:sz w:val="26"/>
+        </w:rPr>
+        <w:t>15.2  API-endepunkter</w:t>
+      </w:r>
+    </w:p>
+    <w:tbl>
+      <w:tblPr>
+        <w:tblStyle w:val="TableGrid"/>
+        <w:tblW w:type="auto" w:w="0"/>
+        <w:tblLook w:firstColumn="1" w:firstRow="1" w:lastColumn="0" w:lastRow="0" w:noHBand="0" w:noVBand="1" w:val="04A0"/>
+      </w:tblPr>
+      <w:tblGrid>
+        <w:gridCol w:w="2268"/>
+        <w:gridCol w:w="2268"/>
+        <w:gridCol w:w="2268"/>
+        <w:gridCol w:w="2268"/>
+      </w:tblGrid>
+      <w:tr>
+        <w:tc>
+          <w:tcPr>
+            <w:tcW w:type="dxa" w:w="2268"/>
+            <w:shd w:val="clear" w:color="auto" w:fill="1B3A6B"/>
+          </w:tcPr>
+          <w:p>
+            <w:r>
+              <w:rPr>
+                <w:rFonts w:ascii="Arial" w:hAnsi="Arial"/>
+                <w:b/>
+                <w:color w:val="FFFFFF"/>
+                <w:sz w:val="20"/>
+              </w:rPr>
+              <w:t>Endepunkt</w:t>
+            </w:r>
+          </w:p>
+        </w:tc>
+        <w:tc>
+          <w:tcPr>
+            <w:tcW w:type="dxa" w:w="2268"/>
+            <w:shd w:val="clear" w:color="auto" w:fill="1B3A6B"/>
+          </w:tcPr>
+          <w:p>
+            <w:r>
+              <w:rPr>
+                <w:rFonts w:ascii="Arial" w:hAnsi="Arial"/>
+                <w:b/>
+                <w:color w:val="FFFFFF"/>
+                <w:sz w:val="20"/>
+              </w:rPr>
+              <w:t>Metode</w:t>
+            </w:r>
+          </w:p>
+        </w:tc>
+        <w:tc>
+          <w:tcPr>
+            <w:tcW w:type="dxa" w:w="2268"/>
+            <w:shd w:val="clear" w:color="auto" w:fill="1B3A6B"/>
+          </w:tcPr>
+          <w:p>
+            <w:r>
+              <w:rPr>
+                <w:rFonts w:ascii="Arial" w:hAnsi="Arial"/>
+                <w:b/>
+                <w:color w:val="FFFFFF"/>
+                <w:sz w:val="20"/>
+              </w:rPr>
+              <w:t>Rettighed</w:t>
+            </w:r>
+          </w:p>
+        </w:tc>
+        <w:tc>
+          <w:tcPr>
+            <w:tcW w:type="dxa" w:w="2268"/>
+            <w:shd w:val="clear" w:color="auto" w:fill="1B3A6B"/>
+          </w:tcPr>
+          <w:p>
+            <w:r>
+              <w:rPr>
+                <w:rFonts w:ascii="Arial" w:hAnsi="Arial"/>
+                <w:b/>
+                <w:color w:val="FFFFFF"/>
+                <w:sz w:val="20"/>
+              </w:rPr>
+              <w:t>Beskrivelse</w:t>
+            </w:r>
+          </w:p>
+        </w:tc>
+      </w:tr>
+      <w:tr>
+        <w:tc>
+          <w:tcPr>
+            <w:tcW w:type="dxa" w:w="2268"/>
+            <w:tcBorders>
+              <w:top w:val="single" w:sz="4" w:color="CCCCCC"/>
+              <w:left w:val="single" w:sz="4" w:color="CCCCCC"/>
+              <w:bottom w:val="single" w:sz="4" w:color="CCCCCC"/>
+              <w:right w:val="single" w:sz="4" w:color="CCCCCC"/>
+            </w:tcBorders>
+          </w:tcPr>
+          <w:p>
+            <w:r>
+              <w:rPr>
+                <w:rFonts w:ascii="Arial" w:hAnsi="Arial"/>
+                <w:sz w:val="20"/>
+              </w:rPr>
+              <w:t>/api/vagtplan-comments?from=&amp;to=&amp;employee_id=</w:t>
+            </w:r>
+          </w:p>
+        </w:tc>
+        <w:tc>
+          <w:tcPr>
+            <w:tcW w:type="dxa" w:w="2268"/>
+            <w:tcBorders>
+              <w:top w:val="single" w:sz="4" w:color="CCCCCC"/>
+              <w:left w:val="single" w:sz="4" w:color="CCCCCC"/>
+              <w:bottom w:val="single" w:sz="4" w:color="CCCCCC"/>
+              <w:right w:val="single" w:sz="4" w:color="CCCCCC"/>
+            </w:tcBorders>
+          </w:tcPr>
+          <w:p>
+            <w:r>
+              <w:rPr>
+                <w:rFonts w:ascii="Arial" w:hAnsi="Arial"/>
+                <w:sz w:val="20"/>
+              </w:rPr>
+              <w:t>GET</w:t>
+            </w:r>
+          </w:p>
+        </w:tc>
+        <w:tc>
+          <w:tcPr>
+            <w:tcW w:type="dxa" w:w="2268"/>
+            <w:tcBorders>
+              <w:top w:val="single" w:sz="4" w:color="CCCCCC"/>
+              <w:left w:val="single" w:sz="4" w:color="CCCCCC"/>
+              <w:bottom w:val="single" w:sz="4" w:color="CCCCCC"/>
+              <w:right w:val="single" w:sz="4" w:color="CCCCCC"/>
+            </w:tcBorders>
+          </w:tcPr>
+          <w:p>
+            <w:r>
+              <w:rPr>
+                <w:rFonts w:ascii="Arial" w:hAnsi="Arial"/>
+                <w:sz w:val="20"/>
+              </w:rPr>
+              <w:t>vagtplan_view</w:t>
+            </w:r>
+          </w:p>
+        </w:tc>
+        <w:tc>
+          <w:tcPr>
+            <w:tcW w:type="dxa" w:w="2268"/>
+            <w:tcBorders>
+              <w:top w:val="single" w:sz="4" w:color="CCCCCC"/>
+              <w:left w:val="single" w:sz="4" w:color="CCCCCC"/>
+              <w:bottom w:val="single" w:sz="4" w:color="CCCCCC"/>
+              <w:right w:val="single" w:sz="4" w:color="CCCCCC"/>
+            </w:tcBorders>
+          </w:tcPr>
+          <w:p>
+            <w:r>
+              <w:rPr>
+                <w:rFonts w:ascii="Arial" w:hAnsi="Arial"/>
+                <w:sz w:val="20"/>
+              </w:rPr>
+              <w:t>Kommentarer i en datointerval, valgfrit filtreret på medarbejder.</w:t>
+            </w:r>
+          </w:p>
+        </w:tc>
+      </w:tr>
+      <w:tr>
+        <w:tc>
+          <w:tcPr>
+            <w:tcW w:type="dxa" w:w="2268"/>
+            <w:tcBorders>
+              <w:top w:val="single" w:sz="4" w:color="CCCCCC"/>
+              <w:left w:val="single" w:sz="4" w:color="CCCCCC"/>
+              <w:bottom w:val="single" w:sz="4" w:color="CCCCCC"/>
+              <w:right w:val="single" w:sz="4" w:color="CCCCCC"/>
+            </w:tcBorders>
+          </w:tcPr>
+          <w:p>
+            <w:r>
+              <w:rPr>
+                <w:rFonts w:ascii="Arial" w:hAnsi="Arial"/>
+                <w:sz w:val="20"/>
+              </w:rPr>
+              <w:t>/api/vagtplan-comments</w:t>
+            </w:r>
+          </w:p>
+        </w:tc>
+        <w:tc>
+          <w:tcPr>
+            <w:tcW w:type="dxa" w:w="2268"/>
+            <w:tcBorders>
+              <w:top w:val="single" w:sz="4" w:color="CCCCCC"/>
+              <w:left w:val="single" w:sz="4" w:color="CCCCCC"/>
+              <w:bottom w:val="single" w:sz="4" w:color="CCCCCC"/>
+              <w:right w:val="single" w:sz="4" w:color="CCCCCC"/>
+            </w:tcBorders>
+          </w:tcPr>
+          <w:p>
+            <w:r>
+              <w:rPr>
+                <w:rFonts w:ascii="Arial" w:hAnsi="Arial"/>
+                <w:sz w:val="20"/>
+              </w:rPr>
+              <w:t>POST</w:t>
+            </w:r>
+          </w:p>
+        </w:tc>
+        <w:tc>
+          <w:tcPr>
+            <w:tcW w:type="dxa" w:w="2268"/>
+            <w:tcBorders>
+              <w:top w:val="single" w:sz="4" w:color="CCCCCC"/>
+              <w:left w:val="single" w:sz="4" w:color="CCCCCC"/>
+              <w:bottom w:val="single" w:sz="4" w:color="CCCCCC"/>
+              <w:right w:val="single" w:sz="4" w:color="CCCCCC"/>
+            </w:tcBorders>
+          </w:tcPr>
+          <w:p>
+            <w:r>
+              <w:rPr>
+                <w:rFonts w:ascii="Arial" w:hAnsi="Arial"/>
+                <w:sz w:val="20"/>
+              </w:rPr>
+              <w:t>vagtplan_edit_own / vagtplan_edit_all</w:t>
+            </w:r>
+          </w:p>
+        </w:tc>
+        <w:tc>
+          <w:tcPr>
+            <w:tcW w:type="dxa" w:w="2268"/>
+            <w:tcBorders>
+              <w:top w:val="single" w:sz="4" w:color="CCCCCC"/>
+              <w:left w:val="single" w:sz="4" w:color="CCCCCC"/>
+              <w:bottom w:val="single" w:sz="4" w:color="CCCCCC"/>
+              <w:right w:val="single" w:sz="4" w:color="CCCCCC"/>
+            </w:tcBorders>
+          </w:tcPr>
+          <w:p>
+            <w:r>
+              <w:rPr>
+                <w:rFonts w:ascii="Arial" w:hAnsi="Arial"/>
+                <w:sz w:val="20"/>
+              </w:rPr>
+              <w:t>Opret/overskriv kommentar (upsert). 'edit_own' tillader kun brugerens egen række (matches på initialer mod medarbejderens initials-felt).</w:t>
+            </w:r>
+          </w:p>
+        </w:tc>
+      </w:tr>
+      <w:tr>
+        <w:tc>
+          <w:tcPr>
+            <w:tcW w:type="dxa" w:w="2268"/>
+            <w:tcBorders>
+              <w:top w:val="single" w:sz="4" w:color="CCCCCC"/>
+              <w:left w:val="single" w:sz="4" w:color="CCCCCC"/>
+              <w:bottom w:val="single" w:sz="4" w:color="CCCCCC"/>
+              <w:right w:val="single" w:sz="4" w:color="CCCCCC"/>
+            </w:tcBorders>
+          </w:tcPr>
+          <w:p>
+            <w:r>
+              <w:rPr>
+                <w:rFonts w:ascii="Arial" w:hAnsi="Arial"/>
+                <w:sz w:val="20"/>
+              </w:rPr>
+              <w:t>/api/vagtplan-comments/{id}</w:t>
+            </w:r>
+          </w:p>
+        </w:tc>
+        <w:tc>
+          <w:tcPr>
+            <w:tcW w:type="dxa" w:w="2268"/>
+            <w:tcBorders>
+              <w:top w:val="single" w:sz="4" w:color="CCCCCC"/>
+              <w:left w:val="single" w:sz="4" w:color="CCCCCC"/>
+              <w:bottom w:val="single" w:sz="4" w:color="CCCCCC"/>
+              <w:right w:val="single" w:sz="4" w:color="CCCCCC"/>
+            </w:tcBorders>
+          </w:tcPr>
+          <w:p>
+            <w:r>
+              <w:rPr>
+                <w:rFonts w:ascii="Arial" w:hAnsi="Arial"/>
+                <w:sz w:val="20"/>
+              </w:rPr>
+              <w:t>DELETE</w:t>
+            </w:r>
+          </w:p>
+        </w:tc>
+        <w:tc>
+          <w:tcPr>
+            <w:tcW w:type="dxa" w:w="2268"/>
+            <w:tcBorders>
+              <w:top w:val="single" w:sz="4" w:color="CCCCCC"/>
+              <w:left w:val="single" w:sz="4" w:color="CCCCCC"/>
+              <w:bottom w:val="single" w:sz="4" w:color="CCCCCC"/>
+              <w:right w:val="single" w:sz="4" w:color="CCCCCC"/>
+            </w:tcBorders>
+          </w:tcPr>
+          <w:p>
+            <w:r>
+              <w:rPr>
+                <w:rFonts w:ascii="Arial" w:hAnsi="Arial"/>
+                <w:sz w:val="20"/>
+              </w:rPr>
+              <w:t>vagtplan_edit_own / vagtplan_edit_all</w:t>
+            </w:r>
+          </w:p>
+        </w:tc>
+        <w:tc>
+          <w:tcPr>
+            <w:tcW w:type="dxa" w:w="2268"/>
+            <w:tcBorders>
+              <w:top w:val="single" w:sz="4" w:color="CCCCCC"/>
+              <w:left w:val="single" w:sz="4" w:color="CCCCCC"/>
+              <w:bottom w:val="single" w:sz="4" w:color="CCCCCC"/>
+              <w:right w:val="single" w:sz="4" w:color="CCCCCC"/>
+            </w:tcBorders>
+          </w:tcPr>
+          <w:p>
+            <w:r>
+              <w:rPr>
+                <w:rFonts w:ascii="Arial" w:hAnsi="Arial"/>
+                <w:sz w:val="20"/>
+              </w:rPr>
+              <w:t>Slet kommentar.</w:t>
+            </w:r>
+          </w:p>
+        </w:tc>
+      </w:tr>
+      <w:tr>
+        <w:tc>
+          <w:tcPr>
+            <w:tcW w:type="dxa" w:w="2268"/>
+            <w:tcBorders>
+              <w:top w:val="single" w:sz="4" w:color="CCCCCC"/>
+              <w:left w:val="single" w:sz="4" w:color="CCCCCC"/>
+              <w:bottom w:val="single" w:sz="4" w:color="CCCCCC"/>
+              <w:right w:val="single" w:sz="4" w:color="CCCCCC"/>
+            </w:tcBorders>
+          </w:tcPr>
+          <w:p>
+            <w:r>
+              <w:rPr>
+                <w:rFonts w:ascii="Arial" w:hAnsi="Arial"/>
+                <w:sz w:val="20"/>
+              </w:rPr>
+              <w:t>/api/activities?date_from=&amp;date_to=</w:t>
+            </w:r>
+          </w:p>
+        </w:tc>
+        <w:tc>
+          <w:tcPr>
+            <w:tcW w:type="dxa" w:w="2268"/>
+            <w:tcBorders>
+              <w:top w:val="single" w:sz="4" w:color="CCCCCC"/>
+              <w:left w:val="single" w:sz="4" w:color="CCCCCC"/>
+              <w:bottom w:val="single" w:sz="4" w:color="CCCCCC"/>
+              <w:right w:val="single" w:sz="4" w:color="CCCCCC"/>
+            </w:tcBorders>
+          </w:tcPr>
+          <w:p>
+            <w:r>
+              <w:rPr>
+                <w:rFonts w:ascii="Arial" w:hAnsi="Arial"/>
+                <w:sz w:val="20"/>
+              </w:rPr>
+              <w:t>GET</w:t>
+            </w:r>
+          </w:p>
+        </w:tc>
+        <w:tc>
+          <w:tcPr>
+            <w:tcW w:type="dxa" w:w="2268"/>
+            <w:tcBorders>
+              <w:top w:val="single" w:sz="4" w:color="CCCCCC"/>
+              <w:left w:val="single" w:sz="4" w:color="CCCCCC"/>
+              <w:bottom w:val="single" w:sz="4" w:color="CCCCCC"/>
+              <w:right w:val="single" w:sz="4" w:color="CCCCCC"/>
+            </w:tcBorders>
+          </w:tcPr>
+          <w:p>
+            <w:r>
+              <w:rPr>
+                <w:rFonts w:ascii="Arial" w:hAnsi="Arial"/>
+                <w:sz w:val="20"/>
+              </w:rPr>
+              <w:t>vagtplan_view</w:t>
+            </w:r>
+          </w:p>
+        </w:tc>
+        <w:tc>
+          <w:tcPr>
+            <w:tcW w:type="dxa" w:w="2268"/>
+            <w:tcBorders>
+              <w:top w:val="single" w:sz="4" w:color="CCCCCC"/>
+              <w:left w:val="single" w:sz="4" w:color="CCCCCC"/>
+              <w:bottom w:val="single" w:sz="4" w:color="CCCCCC"/>
+              <w:right w:val="single" w:sz="4" w:color="CCCCCC"/>
+            </w:tcBorders>
+          </w:tcPr>
+          <w:p>
+            <w:r>
+              <w:rPr>
+                <w:rFonts w:ascii="Arial" w:hAnsi="Arial"/>
+                <w:sz w:val="20"/>
+              </w:rPr>
+              <w:t>Ny forespørgselstilstand på det eksisterende aktivitets-endepunkt: frit datointerval i stedet for period_start – bruges kun af Vagtplan.</w:t>
+            </w:r>
+          </w:p>
+        </w:tc>
+      </w:tr>
+    </w:tbl>
+    <w:p/>
+    <w:p>
+      <w:pPr>
+        <w:spacing w:before="80" w:after="160"/>
+        <w:ind w:left="283" w:right="283"/>
+      </w:pPr>
+      <w:r>
+        <w:rPr>
+          <w:rFonts w:ascii="Arial" w:hAnsi="Arial"/>
+          <w:b/>
+          <w:color w:val="2E6DB8"/>
+          <w:sz w:val="22"/>
+        </w:rPr>
+        <w:t xml:space="preserve">TEKNISK NOTE: </w:t>
+      </w:r>
+      <w:r>
+        <w:rPr>
+          <w:rFonts w:ascii="Arial" w:hAnsi="Arial"/>
+          <w:color w:val="606060"/>
+          <w:sz w:val="22"/>
+        </w:rPr>
+        <w:t>'Redigér egen linje' (vagtplan_edit_own) matcher udelukkende på Employee.initials mod den indloggede brugers AppUser.initials – der er INGEN eksplicit kobling mellem en AppUser-konto og et Employee-id ud over dette tekstmatch. Stemmer initialerne ikke overens, kan brugeren ikke redigere sin egen linje, selv med vagtplan_edit_own.</w:t>
+      </w:r>
+    </w:p>
+    <w:p>
+      <w:pPr>
+        <w:pStyle w:val="Heading2"/>
+        <w:spacing w:before="200" w:after="120"/>
+      </w:pPr>
+      <w:r>
+        <w:rPr>
+          <w:rFonts w:ascii="Arial" w:hAnsi="Arial"/>
+          <w:b/>
+          <w:color w:val="2E6DB8"/>
+          <w:sz w:val="26"/>
+        </w:rPr>
+        <w:t>15.3  Frontend</w:t>
+      </w:r>
+    </w:p>
+    <w:p>
+      <w:pPr>
+        <w:spacing w:after="120"/>
+      </w:pPr>
+      <w:r>
+        <w:rPr>
+          <w:rFonts w:ascii="Arial" w:hAnsi="Arial"/>
+          <w:sz w:val="22"/>
+        </w:rPr>
+        <w:t>Griddet viser 4 uger (28 dage) med ISO-ugenummer i kolonneoverskriften. Klik på en tom celle åbner samme opret-aktivitet-modal som Aktivitetsoversigten, men med en ekstra aktivitetstype 'Ingen (kun kommentar)' der IKKE opretter en Activity-række, kun en VagtplanComment. Klik på en eksisterende fraværs- eller kommentarcelle åbner hhv. den almindelige aktivitetsdetalje eller en dedikeret rediger/slet-kommentar-modal.</w:t>
+      </w:r>
+    </w:p>
+    <w:p>
+      <w:pPr>
+        <w:spacing w:after="120"/>
+      </w:pPr>
+      <w:r>
+        <w:rPr>
+          <w:rFonts w:ascii="Arial" w:hAnsi="Arial"/>
+          <w:sz w:val="22"/>
+        </w:rPr>
+        <w:t>'Fravær i morgen'-knappen viser en opsummeringsmodal med alle medarbejdere (inden for det valgte disponentgruppe-filter) der har fravær eller en kommentar registreret på dagen efter dags dato – et hurtigt overblik uden at skulle bladre til næste uge.</w:t>
+      </w:r>
+    </w:p>
+    <w:p>
+      <w:r>
+        <w:br w:type="page"/>
+      </w:r>
+    </w:p>
+    <w:p>
+      <w:pPr>
+        <w:pStyle w:val="Heading1"/>
+        <w:spacing w:before="360" w:after="120"/>
+      </w:pPr>
+      <w:r>
+        <w:rPr>
+          <w:rFonts w:ascii="Arial" w:hAnsi="Arial"/>
+          <w:b/>
+          <w:color w:val="1B3A6B"/>
+          <w:sz w:val="32"/>
+        </w:rPr>
+        <w:t>16  Fraværsoversigt</w:t>
+      </w:r>
+    </w:p>
+    <w:p>
+      <w:pPr>
+        <w:spacing w:after="120"/>
+      </w:pPr>
+      <w:r>
+        <w:rPr>
+          <w:rFonts w:ascii="Arial" w:hAnsi="Arial"/>
+          <w:sz w:val="22"/>
+        </w:rPr>
+        <w:t>Fraværsoversigt (routers/absence_overview_router.py) viser aggregerede fraværstimer/-dage pr. medarbejder og pr. fraværstype over en valgfri datointerval, uafhængigt af lønperiodeinddelingen. Al data beregnes af de samme underliggende fraværs-summeringer som lønkørslen bruger – ingen duplikeret logik.</w:t>
+      </w:r>
+    </w:p>
+    <w:p>
+      <w:pPr>
+        <w:pStyle w:val="Heading2"/>
+        <w:spacing w:before="200" w:after="120"/>
+      </w:pPr>
+      <w:r>
+        <w:rPr>
+          <w:rFonts w:ascii="Arial" w:hAnsi="Arial"/>
+          <w:b/>
+          <w:color w:val="2E6DB8"/>
+          <w:sz w:val="26"/>
+        </w:rPr>
+        <w:t>16.1  API-endepunkter</w:t>
+      </w:r>
+    </w:p>
+    <w:tbl>
+      <w:tblPr>
+        <w:tblStyle w:val="TableGrid"/>
+        <w:tblW w:type="auto" w:w="0"/>
+        <w:tblLook w:firstColumn="1" w:firstRow="1" w:lastColumn="0" w:lastRow="0" w:noHBand="0" w:noVBand="1" w:val="04A0"/>
+      </w:tblPr>
+      <w:tblGrid>
+        <w:gridCol w:w="3024"/>
+        <w:gridCol w:w="3024"/>
+        <w:gridCol w:w="3024"/>
+      </w:tblGrid>
+      <w:tr>
+        <w:tc>
+          <w:tcPr>
+            <w:tcW w:type="dxa" w:w="3024"/>
+            <w:shd w:val="clear" w:color="auto" w:fill="1B3A6B"/>
+          </w:tcPr>
+          <w:p>
+            <w:r>
+              <w:rPr>
+                <w:rFonts w:ascii="Arial" w:hAnsi="Arial"/>
+                <w:b/>
+                <w:color w:val="FFFFFF"/>
+                <w:sz w:val="20"/>
+              </w:rPr>
+              <w:t>Endepunkt</w:t>
+            </w:r>
+          </w:p>
+        </w:tc>
+        <w:tc>
+          <w:tcPr>
+            <w:tcW w:type="dxa" w:w="3024"/>
+            <w:shd w:val="clear" w:color="auto" w:fill="1B3A6B"/>
+          </w:tcPr>
+          <w:p>
+            <w:r>
+              <w:rPr>
+                <w:rFonts w:ascii="Arial" w:hAnsi="Arial"/>
+                <w:b/>
+                <w:color w:val="FFFFFF"/>
+                <w:sz w:val="20"/>
+              </w:rPr>
+              <w:t>Metode</w:t>
+            </w:r>
+          </w:p>
+        </w:tc>
+        <w:tc>
+          <w:tcPr>
+            <w:tcW w:type="dxa" w:w="3024"/>
+            <w:shd w:val="clear" w:color="auto" w:fill="1B3A6B"/>
+          </w:tcPr>
+          <w:p>
+            <w:r>
+              <w:rPr>
+                <w:rFonts w:ascii="Arial" w:hAnsi="Arial"/>
+                <w:b/>
+                <w:color w:val="FFFFFF"/>
+                <w:sz w:val="20"/>
+              </w:rPr>
+              <w:t>Beskrivelse</w:t>
+            </w:r>
+          </w:p>
+        </w:tc>
+      </w:tr>
+      <w:tr>
+        <w:tc>
+          <w:tcPr>
+            <w:tcW w:type="dxa" w:w="3024"/>
+            <w:tcBorders>
+              <w:top w:val="single" w:sz="4" w:color="CCCCCC"/>
+              <w:left w:val="single" w:sz="4" w:color="CCCCCC"/>
+              <w:bottom w:val="single" w:sz="4" w:color="CCCCCC"/>
+              <w:right w:val="single" w:sz="4" w:color="CCCCCC"/>
+            </w:tcBorders>
+          </w:tcPr>
+          <w:p>
+            <w:r>
+              <w:rPr>
+                <w:rFonts w:ascii="Arial" w:hAnsi="Arial"/>
+                <w:sz w:val="20"/>
+              </w:rPr>
+              <w:t>/api/absence-overview/data</w:t>
+            </w:r>
+          </w:p>
+        </w:tc>
+        <w:tc>
+          <w:tcPr>
+            <w:tcW w:type="dxa" w:w="3024"/>
+            <w:tcBorders>
+              <w:top w:val="single" w:sz="4" w:color="CCCCCC"/>
+              <w:left w:val="single" w:sz="4" w:color="CCCCCC"/>
+              <w:bottom w:val="single" w:sz="4" w:color="CCCCCC"/>
+              <w:right w:val="single" w:sz="4" w:color="CCCCCC"/>
+            </w:tcBorders>
+          </w:tcPr>
+          <w:p>
+            <w:r>
+              <w:rPr>
+                <w:rFonts w:ascii="Arial" w:hAnsi="Arial"/>
+                <w:sz w:val="20"/>
+              </w:rPr>
+              <w:t>GET</w:t>
+            </w:r>
+          </w:p>
+        </w:tc>
+        <w:tc>
+          <w:tcPr>
+            <w:tcW w:type="dxa" w:w="3024"/>
+            <w:tcBorders>
+              <w:top w:val="single" w:sz="4" w:color="CCCCCC"/>
+              <w:left w:val="single" w:sz="4" w:color="CCCCCC"/>
+              <w:bottom w:val="single" w:sz="4" w:color="CCCCCC"/>
+              <w:right w:val="single" w:sz="4" w:color="CCCCCC"/>
+            </w:tcBorders>
+          </w:tcPr>
+          <w:p>
+            <w:r>
+              <w:rPr>
+                <w:rFonts w:ascii="Arial" w:hAnsi="Arial"/>
+                <w:sz w:val="20"/>
+              </w:rPr>
+              <w:t>Fraværstotaler (timer/dage) pr. medarbejder og -type for en fra/til-datointerval.</w:t>
+            </w:r>
+          </w:p>
+        </w:tc>
+      </w:tr>
+      <w:tr>
+        <w:tc>
+          <w:tcPr>
+            <w:tcW w:type="dxa" w:w="3024"/>
+            <w:tcBorders>
+              <w:top w:val="single" w:sz="4" w:color="CCCCCC"/>
+              <w:left w:val="single" w:sz="4" w:color="CCCCCC"/>
+              <w:bottom w:val="single" w:sz="4" w:color="CCCCCC"/>
+              <w:right w:val="single" w:sz="4" w:color="CCCCCC"/>
+            </w:tcBorders>
+          </w:tcPr>
+          <w:p>
+            <w:r>
+              <w:rPr>
+                <w:rFonts w:ascii="Arial" w:hAnsi="Arial"/>
+                <w:sz w:val="20"/>
+              </w:rPr>
+              <w:t>/api/absence-overview/employee-options</w:t>
+            </w:r>
+          </w:p>
+        </w:tc>
+        <w:tc>
+          <w:tcPr>
+            <w:tcW w:type="dxa" w:w="3024"/>
+            <w:tcBorders>
+              <w:top w:val="single" w:sz="4" w:color="CCCCCC"/>
+              <w:left w:val="single" w:sz="4" w:color="CCCCCC"/>
+              <w:bottom w:val="single" w:sz="4" w:color="CCCCCC"/>
+              <w:right w:val="single" w:sz="4" w:color="CCCCCC"/>
+            </w:tcBorders>
+          </w:tcPr>
+          <w:p>
+            <w:r>
+              <w:rPr>
+                <w:rFonts w:ascii="Arial" w:hAnsi="Arial"/>
+                <w:sz w:val="20"/>
+              </w:rPr>
+              <w:t>GET</w:t>
+            </w:r>
+          </w:p>
+        </w:tc>
+        <w:tc>
+          <w:tcPr>
+            <w:tcW w:type="dxa" w:w="3024"/>
+            <w:tcBorders>
+              <w:top w:val="single" w:sz="4" w:color="CCCCCC"/>
+              <w:left w:val="single" w:sz="4" w:color="CCCCCC"/>
+              <w:bottom w:val="single" w:sz="4" w:color="CCCCCC"/>
+              <w:right w:val="single" w:sz="4" w:color="CCCCCC"/>
+            </w:tcBorders>
+          </w:tcPr>
+          <w:p>
+            <w:r>
+              <w:rPr>
+                <w:rFonts w:ascii="Arial" w:hAnsi="Arial"/>
+                <w:sz w:val="20"/>
+              </w:rPr>
+              <w:t>Medarbejdere + disponentgrupper til filterdropdowns.</w:t>
+            </w:r>
+          </w:p>
+        </w:tc>
+      </w:tr>
+      <w:tr>
+        <w:tc>
+          <w:tcPr>
+            <w:tcW w:type="dxa" w:w="3024"/>
+            <w:tcBorders>
+              <w:top w:val="single" w:sz="4" w:color="CCCCCC"/>
+              <w:left w:val="single" w:sz="4" w:color="CCCCCC"/>
+              <w:bottom w:val="single" w:sz="4" w:color="CCCCCC"/>
+              <w:right w:val="single" w:sz="4" w:color="CCCCCC"/>
+            </w:tcBorders>
+          </w:tcPr>
+          <w:p>
+            <w:r>
+              <w:rPr>
+                <w:rFonts w:ascii="Arial" w:hAnsi="Arial"/>
+                <w:sz w:val="20"/>
+              </w:rPr>
+              <w:t>/api/absence-overview/export-per-employee</w:t>
+            </w:r>
+          </w:p>
+        </w:tc>
+        <w:tc>
+          <w:tcPr>
+            <w:tcW w:type="dxa" w:w="3024"/>
+            <w:tcBorders>
+              <w:top w:val="single" w:sz="4" w:color="CCCCCC"/>
+              <w:left w:val="single" w:sz="4" w:color="CCCCCC"/>
+              <w:bottom w:val="single" w:sz="4" w:color="CCCCCC"/>
+              <w:right w:val="single" w:sz="4" w:color="CCCCCC"/>
+            </w:tcBorders>
+          </w:tcPr>
+          <w:p>
+            <w:r>
+              <w:rPr>
+                <w:rFonts w:ascii="Arial" w:hAnsi="Arial"/>
+                <w:sz w:val="20"/>
+              </w:rPr>
+              <w:t>GET</w:t>
+            </w:r>
+          </w:p>
+        </w:tc>
+        <w:tc>
+          <w:tcPr>
+            <w:tcW w:type="dxa" w:w="3024"/>
+            <w:tcBorders>
+              <w:top w:val="single" w:sz="4" w:color="CCCCCC"/>
+              <w:left w:val="single" w:sz="4" w:color="CCCCCC"/>
+              <w:bottom w:val="single" w:sz="4" w:color="CCCCCC"/>
+              <w:right w:val="single" w:sz="4" w:color="CCCCCC"/>
+            </w:tcBorders>
+          </w:tcPr>
+          <w:p>
+            <w:r>
+              <w:rPr>
+                <w:rFonts w:ascii="Arial" w:hAnsi="Arial"/>
+                <w:sz w:val="20"/>
+              </w:rPr>
+              <w:t>Excel-eksport: én række pr. kalenderdag med fravær pr. medarbejder. Filtreres på alle/disponentgruppe/enkelt medarbejder.</w:t>
+            </w:r>
+          </w:p>
+        </w:tc>
+      </w:tr>
+      <w:tr>
+        <w:tc>
+          <w:tcPr>
+            <w:tcW w:type="dxa" w:w="3024"/>
+            <w:tcBorders>
+              <w:top w:val="single" w:sz="4" w:color="CCCCCC"/>
+              <w:left w:val="single" w:sz="4" w:color="CCCCCC"/>
+              <w:bottom w:val="single" w:sz="4" w:color="CCCCCC"/>
+              <w:right w:val="single" w:sz="4" w:color="CCCCCC"/>
+            </w:tcBorders>
+          </w:tcPr>
+          <w:p>
+            <w:r>
+              <w:rPr>
+                <w:rFonts w:ascii="Arial" w:hAnsi="Arial"/>
+                <w:sz w:val="20"/>
+              </w:rPr>
+              <w:t>/api/absence-overview/export-per-type</w:t>
+            </w:r>
+          </w:p>
+        </w:tc>
+        <w:tc>
+          <w:tcPr>
+            <w:tcW w:type="dxa" w:w="3024"/>
+            <w:tcBorders>
+              <w:top w:val="single" w:sz="4" w:color="CCCCCC"/>
+              <w:left w:val="single" w:sz="4" w:color="CCCCCC"/>
+              <w:bottom w:val="single" w:sz="4" w:color="CCCCCC"/>
+              <w:right w:val="single" w:sz="4" w:color="CCCCCC"/>
+            </w:tcBorders>
+          </w:tcPr>
+          <w:p>
+            <w:r>
+              <w:rPr>
+                <w:rFonts w:ascii="Arial" w:hAnsi="Arial"/>
+                <w:sz w:val="20"/>
+              </w:rPr>
+              <w:t>GET</w:t>
+            </w:r>
+          </w:p>
+        </w:tc>
+        <w:tc>
+          <w:tcPr>
+            <w:tcW w:type="dxa" w:w="3024"/>
+            <w:tcBorders>
+              <w:top w:val="single" w:sz="4" w:color="CCCCCC"/>
+              <w:left w:val="single" w:sz="4" w:color="CCCCCC"/>
+              <w:bottom w:val="single" w:sz="4" w:color="CCCCCC"/>
+              <w:right w:val="single" w:sz="4" w:color="CCCCCC"/>
+            </w:tcBorders>
+          </w:tcPr>
+          <w:p>
+            <w:r>
+              <w:rPr>
+                <w:rFonts w:ascii="Arial" w:hAnsi="Arial"/>
+                <w:sz w:val="20"/>
+              </w:rPr>
+              <w:t>Excel-eksport aggregeret pr. fraværstype. Filtreres på hvilke fraværstyper der skal medtages.</w:t>
+            </w:r>
+          </w:p>
+        </w:tc>
+      </w:tr>
+    </w:tbl>
+    <w:p/>
+    <w:p>
+      <w:pPr>
+        <w:spacing w:after="120"/>
+      </w:pPr>
+      <w:r>
+        <w:rPr>
+          <w:rFonts w:ascii="Arial" w:hAnsi="Arial"/>
+          <w:sz w:val="22"/>
+        </w:rPr>
+        <w:t>Alle fire endepunkter kræver rettigheden 'absence_overview'.</w:t>
+      </w:r>
+    </w:p>
+    <w:p>
+      <w:r>
+        <w:br w:type="page"/>
+      </w:r>
+    </w:p>
+    <w:p>
+      <w:pPr>
+        <w:pStyle w:val="Heading1"/>
+        <w:spacing w:before="360" w:after="120"/>
+      </w:pPr>
+      <w:r>
+        <w:rPr>
+          <w:rFonts w:ascii="Arial" w:hAnsi="Arial"/>
+          <w:b/>
+          <w:color w:val="1B3A6B"/>
+          <w:sz w:val="32"/>
+        </w:rPr>
+        <w:t>17  Vognpark</w:t>
+      </w:r>
+    </w:p>
+    <w:p>
+      <w:pPr>
+        <w:spacing w:after="120"/>
+      </w:pPr>
+      <w:r>
+        <w:rPr>
+          <w:rFonts w:ascii="Arial" w:hAnsi="Arial"/>
+          <w:sz w:val="22"/>
+        </w:rPr>
+        <w:t>Vognpark-siden (routers/vehicles.py) administrerer køretøjer. Databasemodellen er beskrevet i afsnit 2.7; dette kapitel dækker selve administrationsfladen.</w:t>
+      </w:r>
+    </w:p>
+    <w:tbl>
+      <w:tblPr>
+        <w:tblStyle w:val="TableGrid"/>
+        <w:tblW w:type="auto" w:w="0"/>
+        <w:tblLook w:firstColumn="1" w:firstRow="1" w:lastColumn="0" w:lastRow="0" w:noHBand="0" w:noVBand="1" w:val="04A0"/>
+      </w:tblPr>
+      <w:tblGrid>
+        <w:gridCol w:w="2268"/>
+        <w:gridCol w:w="2268"/>
+        <w:gridCol w:w="2268"/>
+        <w:gridCol w:w="2268"/>
+      </w:tblGrid>
+      <w:tr>
+        <w:tc>
+          <w:tcPr>
+            <w:tcW w:type="dxa" w:w="2268"/>
+            <w:shd w:val="clear" w:color="auto" w:fill="1B3A6B"/>
+          </w:tcPr>
+          <w:p>
+            <w:r>
+              <w:rPr>
+                <w:rFonts w:ascii="Arial" w:hAnsi="Arial"/>
+                <w:b/>
+                <w:color w:val="FFFFFF"/>
+                <w:sz w:val="20"/>
+              </w:rPr>
+              <w:t>Endepunkt</w:t>
+            </w:r>
+          </w:p>
+        </w:tc>
+        <w:tc>
+          <w:tcPr>
+            <w:tcW w:type="dxa" w:w="2268"/>
+            <w:shd w:val="clear" w:color="auto" w:fill="1B3A6B"/>
+          </w:tcPr>
+          <w:p>
+            <w:r>
+              <w:rPr>
+                <w:rFonts w:ascii="Arial" w:hAnsi="Arial"/>
+                <w:b/>
+                <w:color w:val="FFFFFF"/>
+                <w:sz w:val="20"/>
+              </w:rPr>
+              <w:t>Metode</w:t>
+            </w:r>
+          </w:p>
+        </w:tc>
+        <w:tc>
+          <w:tcPr>
+            <w:tcW w:type="dxa" w:w="2268"/>
+            <w:shd w:val="clear" w:color="auto" w:fill="1B3A6B"/>
+          </w:tcPr>
+          <w:p>
+            <w:r>
+              <w:rPr>
+                <w:rFonts w:ascii="Arial" w:hAnsi="Arial"/>
+                <w:b/>
+                <w:color w:val="FFFFFF"/>
+                <w:sz w:val="20"/>
+              </w:rPr>
+              <w:t>Rettighed</w:t>
+            </w:r>
+          </w:p>
+        </w:tc>
+        <w:tc>
+          <w:tcPr>
+            <w:tcW w:type="dxa" w:w="2268"/>
+            <w:shd w:val="clear" w:color="auto" w:fill="1B3A6B"/>
+          </w:tcPr>
+          <w:p>
+            <w:r>
+              <w:rPr>
+                <w:rFonts w:ascii="Arial" w:hAnsi="Arial"/>
+                <w:b/>
+                <w:color w:val="FFFFFF"/>
+                <w:sz w:val="20"/>
+              </w:rPr>
+              <w:t>Beskrivelse</w:t>
+            </w:r>
+          </w:p>
+        </w:tc>
+      </w:tr>
+      <w:tr>
+        <w:tc>
+          <w:tcPr>
+            <w:tcW w:type="dxa" w:w="2268"/>
+            <w:tcBorders>
+              <w:top w:val="single" w:sz="4" w:color="CCCCCC"/>
+              <w:left w:val="single" w:sz="4" w:color="CCCCCC"/>
+              <w:bottom w:val="single" w:sz="4" w:color="CCCCCC"/>
+              <w:right w:val="single" w:sz="4" w:color="CCCCCC"/>
+            </w:tcBorders>
+          </w:tcPr>
+          <w:p>
+            <w:r>
+              <w:rPr>
+                <w:rFonts w:ascii="Arial" w:hAnsi="Arial"/>
+                <w:sz w:val="20"/>
+              </w:rPr>
+              <w:t>/api/vehicles</w:t>
+            </w:r>
+          </w:p>
+        </w:tc>
+        <w:tc>
+          <w:tcPr>
+            <w:tcW w:type="dxa" w:w="2268"/>
+            <w:tcBorders>
+              <w:top w:val="single" w:sz="4" w:color="CCCCCC"/>
+              <w:left w:val="single" w:sz="4" w:color="CCCCCC"/>
+              <w:bottom w:val="single" w:sz="4" w:color="CCCCCC"/>
+              <w:right w:val="single" w:sz="4" w:color="CCCCCC"/>
+            </w:tcBorders>
+          </w:tcPr>
+          <w:p>
+            <w:r>
+              <w:rPr>
+                <w:rFonts w:ascii="Arial" w:hAnsi="Arial"/>
+                <w:sz w:val="20"/>
+              </w:rPr>
+              <w:t>GET</w:t>
+            </w:r>
+          </w:p>
+        </w:tc>
+        <w:tc>
+          <w:tcPr>
+            <w:tcW w:type="dxa" w:w="2268"/>
+            <w:tcBorders>
+              <w:top w:val="single" w:sz="4" w:color="CCCCCC"/>
+              <w:left w:val="single" w:sz="4" w:color="CCCCCC"/>
+              <w:bottom w:val="single" w:sz="4" w:color="CCCCCC"/>
+              <w:right w:val="single" w:sz="4" w:color="CCCCCC"/>
+            </w:tcBorders>
+          </w:tcPr>
+          <w:p>
+            <w:r>
+              <w:rPr>
+                <w:rFonts w:ascii="Arial" w:hAnsi="Arial"/>
+                <w:sz w:val="20"/>
+              </w:rPr>
+              <w:t>login</w:t>
+            </w:r>
+          </w:p>
+        </w:tc>
+        <w:tc>
+          <w:tcPr>
+            <w:tcW w:type="dxa" w:w="2268"/>
+            <w:tcBorders>
+              <w:top w:val="single" w:sz="4" w:color="CCCCCC"/>
+              <w:left w:val="single" w:sz="4" w:color="CCCCCC"/>
+              <w:bottom w:val="single" w:sz="4" w:color="CCCCCC"/>
+              <w:right w:val="single" w:sz="4" w:color="CCCCCC"/>
+            </w:tcBorders>
+          </w:tcPr>
+          <w:p>
+            <w:r>
+              <w:rPr>
+                <w:rFonts w:ascii="Arial" w:hAnsi="Arial"/>
+                <w:sz w:val="20"/>
+              </w:rPr>
+              <w:t>Liste over alle køretøjer.</w:t>
+            </w:r>
+          </w:p>
+        </w:tc>
+      </w:tr>
+      <w:tr>
+        <w:tc>
+          <w:tcPr>
+            <w:tcW w:type="dxa" w:w="2268"/>
+            <w:tcBorders>
+              <w:top w:val="single" w:sz="4" w:color="CCCCCC"/>
+              <w:left w:val="single" w:sz="4" w:color="CCCCCC"/>
+              <w:bottom w:val="single" w:sz="4" w:color="CCCCCC"/>
+              <w:right w:val="single" w:sz="4" w:color="CCCCCC"/>
+            </w:tcBorders>
+          </w:tcPr>
+          <w:p>
+            <w:r>
+              <w:rPr>
+                <w:rFonts w:ascii="Arial" w:hAnsi="Arial"/>
+                <w:sz w:val="20"/>
+              </w:rPr>
+              <w:t>/api/vehicles</w:t>
+            </w:r>
+          </w:p>
+        </w:tc>
+        <w:tc>
+          <w:tcPr>
+            <w:tcW w:type="dxa" w:w="2268"/>
+            <w:tcBorders>
+              <w:top w:val="single" w:sz="4" w:color="CCCCCC"/>
+              <w:left w:val="single" w:sz="4" w:color="CCCCCC"/>
+              <w:bottom w:val="single" w:sz="4" w:color="CCCCCC"/>
+              <w:right w:val="single" w:sz="4" w:color="CCCCCC"/>
+            </w:tcBorders>
+          </w:tcPr>
+          <w:p>
+            <w:r>
+              <w:rPr>
+                <w:rFonts w:ascii="Arial" w:hAnsi="Arial"/>
+                <w:sz w:val="20"/>
+              </w:rPr>
+              <w:t>POST</w:t>
+            </w:r>
+          </w:p>
+        </w:tc>
+        <w:tc>
+          <w:tcPr>
+            <w:tcW w:type="dxa" w:w="2268"/>
+            <w:tcBorders>
+              <w:top w:val="single" w:sz="4" w:color="CCCCCC"/>
+              <w:left w:val="single" w:sz="4" w:color="CCCCCC"/>
+              <w:bottom w:val="single" w:sz="4" w:color="CCCCCC"/>
+              <w:right w:val="single" w:sz="4" w:color="CCCCCC"/>
+            </w:tcBorders>
+          </w:tcPr>
+          <w:p>
+            <w:r>
+              <w:rPr>
+                <w:rFonts w:ascii="Arial" w:hAnsi="Arial"/>
+                <w:sz w:val="20"/>
+              </w:rPr>
+              <w:t>manage_vehicles</w:t>
+            </w:r>
+          </w:p>
+        </w:tc>
+        <w:tc>
+          <w:tcPr>
+            <w:tcW w:type="dxa" w:w="2268"/>
+            <w:tcBorders>
+              <w:top w:val="single" w:sz="4" w:color="CCCCCC"/>
+              <w:left w:val="single" w:sz="4" w:color="CCCCCC"/>
+              <w:bottom w:val="single" w:sz="4" w:color="CCCCCC"/>
+              <w:right w:val="single" w:sz="4" w:color="CCCCCC"/>
+            </w:tcBorders>
+          </w:tcPr>
+          <w:p>
+            <w:r>
+              <w:rPr>
+                <w:rFonts w:ascii="Arial" w:hAnsi="Arial"/>
+                <w:sz w:val="20"/>
+              </w:rPr>
+              <w:t>Opret. Registration_number skal være unikt.</w:t>
+            </w:r>
+          </w:p>
+        </w:tc>
+      </w:tr>
+      <w:tr>
+        <w:tc>
+          <w:tcPr>
+            <w:tcW w:type="dxa" w:w="2268"/>
+            <w:tcBorders>
+              <w:top w:val="single" w:sz="4" w:color="CCCCCC"/>
+              <w:left w:val="single" w:sz="4" w:color="CCCCCC"/>
+              <w:bottom w:val="single" w:sz="4" w:color="CCCCCC"/>
+              <w:right w:val="single" w:sz="4" w:color="CCCCCC"/>
+            </w:tcBorders>
+          </w:tcPr>
+          <w:p>
+            <w:r>
+              <w:rPr>
+                <w:rFonts w:ascii="Arial" w:hAnsi="Arial"/>
+                <w:sz w:val="20"/>
+              </w:rPr>
+              <w:t>/api/vehicles/{id}</w:t>
+            </w:r>
+          </w:p>
+        </w:tc>
+        <w:tc>
+          <w:tcPr>
+            <w:tcW w:type="dxa" w:w="2268"/>
+            <w:tcBorders>
+              <w:top w:val="single" w:sz="4" w:color="CCCCCC"/>
+              <w:left w:val="single" w:sz="4" w:color="CCCCCC"/>
+              <w:bottom w:val="single" w:sz="4" w:color="CCCCCC"/>
+              <w:right w:val="single" w:sz="4" w:color="CCCCCC"/>
+            </w:tcBorders>
+          </w:tcPr>
+          <w:p>
+            <w:r>
+              <w:rPr>
+                <w:rFonts w:ascii="Arial" w:hAnsi="Arial"/>
+                <w:sz w:val="20"/>
+              </w:rPr>
+              <w:t>PATCH</w:t>
+            </w:r>
+          </w:p>
+        </w:tc>
+        <w:tc>
+          <w:tcPr>
+            <w:tcW w:type="dxa" w:w="2268"/>
+            <w:tcBorders>
+              <w:top w:val="single" w:sz="4" w:color="CCCCCC"/>
+              <w:left w:val="single" w:sz="4" w:color="CCCCCC"/>
+              <w:bottom w:val="single" w:sz="4" w:color="CCCCCC"/>
+              <w:right w:val="single" w:sz="4" w:color="CCCCCC"/>
+            </w:tcBorders>
+          </w:tcPr>
+          <w:p>
+            <w:r>
+              <w:rPr>
+                <w:rFonts w:ascii="Arial" w:hAnsi="Arial"/>
+                <w:sz w:val="20"/>
+              </w:rPr>
+              <w:t>manage_vehicles</w:t>
+            </w:r>
+          </w:p>
+        </w:tc>
+        <w:tc>
+          <w:tcPr>
+            <w:tcW w:type="dxa" w:w="2268"/>
+            <w:tcBorders>
+              <w:top w:val="single" w:sz="4" w:color="CCCCCC"/>
+              <w:left w:val="single" w:sz="4" w:color="CCCCCC"/>
+              <w:bottom w:val="single" w:sz="4" w:color="CCCCCC"/>
+              <w:right w:val="single" w:sz="4" w:color="CCCCCC"/>
+            </w:tcBorders>
+          </w:tcPr>
+          <w:p>
+            <w:r>
+              <w:rPr>
+                <w:rFonts w:ascii="Arial" w:hAnsi="Arial"/>
+                <w:sz w:val="20"/>
+              </w:rPr>
+              <w:t>Rediger.</w:t>
+            </w:r>
+          </w:p>
+        </w:tc>
+      </w:tr>
+      <w:tr>
+        <w:tc>
+          <w:tcPr>
+            <w:tcW w:type="dxa" w:w="2268"/>
+            <w:tcBorders>
+              <w:top w:val="single" w:sz="4" w:color="CCCCCC"/>
+              <w:left w:val="single" w:sz="4" w:color="CCCCCC"/>
+              <w:bottom w:val="single" w:sz="4" w:color="CCCCCC"/>
+              <w:right w:val="single" w:sz="4" w:color="CCCCCC"/>
+            </w:tcBorders>
+          </w:tcPr>
+          <w:p>
+            <w:r>
+              <w:rPr>
+                <w:rFonts w:ascii="Arial" w:hAnsi="Arial"/>
+                <w:sz w:val="20"/>
+              </w:rPr>
+              <w:t>/api/vehicles/{id}</w:t>
+            </w:r>
+          </w:p>
+        </w:tc>
+        <w:tc>
+          <w:tcPr>
+            <w:tcW w:type="dxa" w:w="2268"/>
+            <w:tcBorders>
+              <w:top w:val="single" w:sz="4" w:color="CCCCCC"/>
+              <w:left w:val="single" w:sz="4" w:color="CCCCCC"/>
+              <w:bottom w:val="single" w:sz="4" w:color="CCCCCC"/>
+              <w:right w:val="single" w:sz="4" w:color="CCCCCC"/>
+            </w:tcBorders>
+          </w:tcPr>
+          <w:p>
+            <w:r>
+              <w:rPr>
+                <w:rFonts w:ascii="Arial" w:hAnsi="Arial"/>
+                <w:sz w:val="20"/>
+              </w:rPr>
+              <w:t>DELETE</w:t>
+            </w:r>
+          </w:p>
+        </w:tc>
+        <w:tc>
+          <w:tcPr>
+            <w:tcW w:type="dxa" w:w="2268"/>
+            <w:tcBorders>
+              <w:top w:val="single" w:sz="4" w:color="CCCCCC"/>
+              <w:left w:val="single" w:sz="4" w:color="CCCCCC"/>
+              <w:bottom w:val="single" w:sz="4" w:color="CCCCCC"/>
+              <w:right w:val="single" w:sz="4" w:color="CCCCCC"/>
+            </w:tcBorders>
+          </w:tcPr>
+          <w:p>
+            <w:r>
+              <w:rPr>
+                <w:rFonts w:ascii="Arial" w:hAnsi="Arial"/>
+                <w:sz w:val="20"/>
+              </w:rPr>
+              <w:t>manage_vehicles</w:t>
+            </w:r>
+          </w:p>
+        </w:tc>
+        <w:tc>
+          <w:tcPr>
+            <w:tcW w:type="dxa" w:w="2268"/>
+            <w:tcBorders>
+              <w:top w:val="single" w:sz="4" w:color="CCCCCC"/>
+              <w:left w:val="single" w:sz="4" w:color="CCCCCC"/>
+              <w:bottom w:val="single" w:sz="4" w:color="CCCCCC"/>
+              <w:right w:val="single" w:sz="4" w:color="CCCCCC"/>
+            </w:tcBorders>
+          </w:tcPr>
+          <w:p>
+            <w:r>
+              <w:rPr>
+                <w:rFonts w:ascii="Arial" w:hAnsi="Arial"/>
+                <w:sz w:val="20"/>
+              </w:rPr>
+              <w:t>Slet – blokeres (400) hvis vognens registration_number bruges af eksisterende aktiviteter.</w:t>
+            </w:r>
+          </w:p>
+        </w:tc>
+      </w:tr>
+    </w:tbl>
+    <w:p/>
+    <w:p>
+      <w:pPr>
+        <w:spacing w:after="120"/>
+      </w:pPr>
+      <w:r>
+        <w:rPr>
+          <w:rFonts w:ascii="Arial" w:hAnsi="Arial"/>
+          <w:sz w:val="22"/>
+        </w:rPr>
+        <w:t>Fra og med 2026-09-11 har hver vogn et boolean-felt 'vognpark' (default false). Vognpark-siden har to underfaner: 'Vognpark' (kun vogne med vognpark=true, standard-visningen) og 'Alle' (alle vogne, inkl. dem der reelt er afdelinger/interne poster). Dagsplans vognliste (kapitel 14) og medarbejder-modalens 'Fast bil'-dropdown filtreres BEGGE til kun vognpark=true – nyoprettede vogne vises derfor ikke i Dagsplan før feltet aktivt sættes. 'Meld materielt fravær'-vognsøgningen (afsnit 14.2) er upåvirket og viser fortsat alle vogne.</w:t>
+      </w:r>
+    </w:p>
+    <w:p>
+      <w:pPr>
+        <w:spacing w:before="80" w:after="160"/>
+        <w:ind w:left="283" w:right="283"/>
+      </w:pPr>
+      <w:r>
+        <w:rPr>
+          <w:rFonts w:ascii="Arial" w:hAnsi="Arial"/>
+          <w:b/>
+          <w:color w:val="2E6DB8"/>
+          <w:sz w:val="22"/>
+        </w:rPr>
+        <w:t xml:space="preserve">VIGTIGT: </w:t>
+      </w:r>
+      <w:r>
+        <w:rPr>
+          <w:rFonts w:ascii="Arial" w:hAnsi="Arial"/>
+          <w:color w:val="606060"/>
+          <w:sz w:val="22"/>
+        </w:rPr>
+        <w:t>Da default-værdien for vognpark er false, vil Dagsplans vognkolonne fremstå tom for alle vogne der er oprettet før denne funktion, indtil en administrator aktivt gennemgår Vognpark → fanen 'Alle' og markerer de relevante vogne.</w:t>
       </w:r>
     </w:p>
     <w:sectPr>

--- a/docs/Teknisk dokumentation.docx
+++ b/docs/Teknisk dokumentation.docx
@@ -2802,6 +2802,130 @@
           </w:p>
         </w:tc>
       </w:tr>
+      <w:tr>
+        <w:tc>
+          <w:tcPr>
+            <w:tcW w:type="dxa" w:w="3024"/>
+            <w:tcBorders>
+              <w:top w:val="single" w:sz="4" w:color="CCCCCC"/>
+              <w:left w:val="single" w:sz="4" w:color="CCCCCC"/>
+              <w:bottom w:val="single" w:sz="4" w:color="CCCCCC"/>
+              <w:right w:val="single" w:sz="4" w:color="CCCCCC"/>
+            </w:tcBorders>
+          </w:tcPr>
+          <w:p>
+            <w:r>
+              <w:rPr>
+                <w:rFonts w:ascii="Arial" w:hAnsi="Arial"/>
+                <w:sz w:val="20"/>
+              </w:rPr>
+              <w:t>cvr_number</w:t>
+            </w:r>
+          </w:p>
+        </w:tc>
+        <w:tc>
+          <w:tcPr>
+            <w:tcW w:type="dxa" w:w="3024"/>
+            <w:tcBorders>
+              <w:top w:val="single" w:sz="4" w:color="CCCCCC"/>
+              <w:left w:val="single" w:sz="4" w:color="CCCCCC"/>
+              <w:bottom w:val="single" w:sz="4" w:color="CCCCCC"/>
+              <w:right w:val="single" w:sz="4" w:color="CCCCCC"/>
+            </w:tcBorders>
+          </w:tcPr>
+          <w:p>
+            <w:r>
+              <w:rPr>
+                <w:rFonts w:ascii="Arial" w:hAnsi="Arial"/>
+                <w:sz w:val="20"/>
+              </w:rPr>
+              <w:t>String(20) (opt.)</w:t>
+            </w:r>
+          </w:p>
+        </w:tc>
+        <w:tc>
+          <w:tcPr>
+            <w:tcW w:type="dxa" w:w="3024"/>
+            <w:tcBorders>
+              <w:top w:val="single" w:sz="4" w:color="CCCCCC"/>
+              <w:left w:val="single" w:sz="4" w:color="CCCCCC"/>
+              <w:bottom w:val="single" w:sz="4" w:color="CCCCCC"/>
+              <w:right w:val="single" w:sz="4" w:color="CCCCCC"/>
+            </w:tcBorders>
+          </w:tcPr>
+          <w:p>
+            <w:r>
+              <w:rPr>
+                <w:rFonts w:ascii="Arial" w:hAnsi="Arial"/>
+                <w:sz w:val="20"/>
+              </w:rPr>
+              <w:t>Tilknyttet CVR-nummer – None betyder 'brug standard-CVR'. Se afsnit 6.6</w:t>
+            </w:r>
+          </w:p>
+        </w:tc>
+      </w:tr>
+      <w:tr>
+        <w:tc>
+          <w:tcPr>
+            <w:tcW w:type="dxa" w:w="3024"/>
+            <w:tcBorders>
+              <w:top w:val="single" w:sz="4" w:color="CCCCCC"/>
+              <w:left w:val="single" w:sz="4" w:color="CCCCCC"/>
+              <w:bottom w:val="single" w:sz="4" w:color="CCCCCC"/>
+              <w:right w:val="single" w:sz="4" w:color="CCCCCC"/>
+            </w:tcBorders>
+          </w:tcPr>
+          <w:p>
+            <w:r>
+              <w:rPr>
+                <w:rFonts w:ascii="Arial" w:hAnsi="Arial"/>
+                <w:sz w:val="20"/>
+              </w:rPr>
+              <w:t>terminsdato</w:t>
+            </w:r>
+          </w:p>
+        </w:tc>
+        <w:tc>
+          <w:tcPr>
+            <w:tcW w:type="dxa" w:w="3024"/>
+            <w:tcBorders>
+              <w:top w:val="single" w:sz="4" w:color="CCCCCC"/>
+              <w:left w:val="single" w:sz="4" w:color="CCCCCC"/>
+              <w:bottom w:val="single" w:sz="4" w:color="CCCCCC"/>
+              <w:right w:val="single" w:sz="4" w:color="CCCCCC"/>
+            </w:tcBorders>
+          </w:tcPr>
+          <w:p>
+            <w:r>
+              <w:rPr>
+                <w:rFonts w:ascii="Arial" w:hAnsi="Arial"/>
+                <w:sz w:val="20"/>
+              </w:rPr>
+              <w:t>Date (opt.)</w:t>
+            </w:r>
+          </w:p>
+        </w:tc>
+        <w:tc>
+          <w:tcPr>
+            <w:tcW w:type="dxa" w:w="3024"/>
+            <w:tcBorders>
+              <w:top w:val="single" w:sz="4" w:color="CCCCCC"/>
+              <w:left w:val="single" w:sz="4" w:color="CCCCCC"/>
+              <w:bottom w:val="single" w:sz="4" w:color="CCCCCC"/>
+              <w:right w:val="single" w:sz="4" w:color="CCCCCC"/>
+            </w:tcBorders>
+          </w:tcPr>
+          <w:p>
+            <w:r>
+              <w:rPr>
+                <w:rFonts w:ascii="Arial" w:hAnsi="Arial"/>
+                <w:sz w:val="20"/>
+              </w:rPr>
+              <w:t>Seneste terminsdato angivet ved oprettelse af en barsel-aktivitet – gemmes for genbrug. Se afsnit 8.7</w:t>
+            </w:r>
+          </w:p>
+        </w:tc>
+      </w:tr>
     </w:tbl>
     <w:p/>
     <w:p>
@@ -3138,7 +3262,7 @@
                 <w:rFonts w:ascii="Arial" w:hAnsi="Arial"/>
                 <w:sz w:val="20"/>
               </w:rPr>
-              <w:t>tachograph (DDD-import) / manual (manuelt oprettet)</w:t>
+              <w:t>tachograph (DDD-import) / manual (manuelt oprettet) / vagtplan</w:t>
             </w:r>
           </w:p>
         </w:tc>
@@ -3200,7 +3324,7 @@
                 <w:rFonts w:ascii="Arial" w:hAnsi="Arial"/>
                 <w:sz w:val="20"/>
               </w:rPr>
-              <w:t>normal / ferie / fri / afspadsering / skole_kursus / overnatning</w:t>
+              <w:t>normal / ferie / fri / afspadsering / skole/kursus / overnatning / dob_overnatning (se afsnit 7.7) / sygdom(_u_8uger) / barn_1sygedag(_u_8uger) / barsel(_u_loen) / §56 syg / graviditetsbetinget sygdom / selvbetalt fridag – de '_u_...'/'_u_loen'-varianter sættes automatisk af anciennitetsreglerne i afsnit 8.7, ikke valgt direkte af brugeren</w:t>
             </w:r>
           </w:p>
         </w:tc>
@@ -4379,6 +4503,254 @@
                 <w:sz w:val="20"/>
               </w:rPr>
               <w:t>1 eller 2 – rækkefølge af opdelingsdele</w:t>
+            </w:r>
+          </w:p>
+        </w:tc>
+      </w:tr>
+      <w:tr>
+        <w:tc>
+          <w:tcPr>
+            <w:tcW w:type="dxa" w:w="3024"/>
+            <w:tcBorders>
+              <w:top w:val="single" w:sz="4" w:color="CCCCCC"/>
+              <w:left w:val="single" w:sz="4" w:color="CCCCCC"/>
+              <w:bottom w:val="single" w:sz="4" w:color="CCCCCC"/>
+              <w:right w:val="single" w:sz="4" w:color="CCCCCC"/>
+            </w:tcBorders>
+          </w:tcPr>
+          <w:p>
+            <w:r>
+              <w:rPr>
+                <w:rFonts w:ascii="Arial" w:hAnsi="Arial"/>
+                <w:sz w:val="20"/>
+              </w:rPr>
+              <w:t>auto_approved / auto_approval_flags</w:t>
+            </w:r>
+          </w:p>
+        </w:tc>
+        <w:tc>
+          <w:tcPr>
+            <w:tcW w:type="dxa" w:w="3024"/>
+            <w:tcBorders>
+              <w:top w:val="single" w:sz="4" w:color="CCCCCC"/>
+              <w:left w:val="single" w:sz="4" w:color="CCCCCC"/>
+              <w:bottom w:val="single" w:sz="4" w:color="CCCCCC"/>
+              <w:right w:val="single" w:sz="4" w:color="CCCCCC"/>
+            </w:tcBorders>
+          </w:tcPr>
+          <w:p>
+            <w:r>
+              <w:rPr>
+                <w:rFonts w:ascii="Arial" w:hAnsi="Arial"/>
+                <w:sz w:val="20"/>
+              </w:rPr>
+              <w:t>Boolean / JSON</w:t>
+            </w:r>
+          </w:p>
+        </w:tc>
+        <w:tc>
+          <w:tcPr>
+            <w:tcW w:type="dxa" w:w="3024"/>
+            <w:tcBorders>
+              <w:top w:val="single" w:sz="4" w:color="CCCCCC"/>
+              <w:left w:val="single" w:sz="4" w:color="CCCCCC"/>
+              <w:bottom w:val="single" w:sz="4" w:color="CCCCCC"/>
+              <w:right w:val="single" w:sz="4" w:color="CCCCCC"/>
+            </w:tcBorders>
+          </w:tcPr>
+          <w:p>
+            <w:r>
+              <w:rPr>
+                <w:rFonts w:ascii="Arial" w:hAnsi="Arial"/>
+                <w:sz w:val="20"/>
+              </w:rPr>
+              <w:t>Sat af den statistiske baseline-auto-godkendelse (kapitel 18) – flags er en liste af menneskelæsbare afvigelsesårsager, tom hvis auto-godkendt</w:t>
+            </w:r>
+          </w:p>
+        </w:tc>
+      </w:tr>
+      <w:tr>
+        <w:tc>
+          <w:tcPr>
+            <w:tcW w:type="dxa" w:w="3024"/>
+            <w:tcBorders>
+              <w:top w:val="single" w:sz="4" w:color="CCCCCC"/>
+              <w:left w:val="single" w:sz="4" w:color="CCCCCC"/>
+              <w:bottom w:val="single" w:sz="4" w:color="CCCCCC"/>
+              <w:right w:val="single" w:sz="4" w:color="CCCCCC"/>
+            </w:tcBorders>
+          </w:tcPr>
+          <w:p>
+            <w:r>
+              <w:rPr>
+                <w:rFonts w:ascii="Arial" w:hAnsi="Arial"/>
+                <w:sz w:val="20"/>
+              </w:rPr>
+              <w:t>absence_group_id</w:t>
+            </w:r>
+          </w:p>
+        </w:tc>
+        <w:tc>
+          <w:tcPr>
+            <w:tcW w:type="dxa" w:w="3024"/>
+            <w:tcBorders>
+              <w:top w:val="single" w:sz="4" w:color="CCCCCC"/>
+              <w:left w:val="single" w:sz="4" w:color="CCCCCC"/>
+              <w:bottom w:val="single" w:sz="4" w:color="CCCCCC"/>
+              <w:right w:val="single" w:sz="4" w:color="CCCCCC"/>
+            </w:tcBorders>
+          </w:tcPr>
+          <w:p>
+            <w:r>
+              <w:rPr>
+                <w:rFonts w:ascii="Arial" w:hAnsi="Arial"/>
+                <w:sz w:val="20"/>
+              </w:rPr>
+              <w:t>Integer (opt.)</w:t>
+            </w:r>
+          </w:p>
+        </w:tc>
+        <w:tc>
+          <w:tcPr>
+            <w:tcW w:type="dxa" w:w="3024"/>
+            <w:tcBorders>
+              <w:top w:val="single" w:sz="4" w:color="CCCCCC"/>
+              <w:left w:val="single" w:sz="4" w:color="CCCCCC"/>
+              <w:bottom w:val="single" w:sz="4" w:color="CCCCCC"/>
+              <w:right w:val="single" w:sz="4" w:color="CCCCCC"/>
+            </w:tcBorders>
+          </w:tcPr>
+          <w:p>
+            <w:r>
+              <w:rPr>
+                <w:rFonts w:ascii="Arial" w:hAnsi="Arial"/>
+                <w:sz w:val="20"/>
+              </w:rPr>
+              <w:t>Fælles id for aktiviteter der stammer fra samme flerdags-fraværsperiode ('Til dato' ved oprettelse) – bruges til at redigere hele periodens datointerval bagefter (afsnit 8.8)</w:t>
+            </w:r>
+          </w:p>
+        </w:tc>
+      </w:tr>
+      <w:tr>
+        <w:tc>
+          <w:tcPr>
+            <w:tcW w:type="dxa" w:w="3024"/>
+            <w:tcBorders>
+              <w:top w:val="single" w:sz="4" w:color="CCCCCC"/>
+              <w:left w:val="single" w:sz="4" w:color="CCCCCC"/>
+              <w:bottom w:val="single" w:sz="4" w:color="CCCCCC"/>
+              <w:right w:val="single" w:sz="4" w:color="CCCCCC"/>
+            </w:tcBorders>
+          </w:tcPr>
+          <w:p>
+            <w:r>
+              <w:rPr>
+                <w:rFonts w:ascii="Arial" w:hAnsi="Arial"/>
+                <w:sz w:val="20"/>
+              </w:rPr>
+              <w:t>hidden_from_vagtplan</w:t>
+            </w:r>
+          </w:p>
+        </w:tc>
+        <w:tc>
+          <w:tcPr>
+            <w:tcW w:type="dxa" w:w="3024"/>
+            <w:tcBorders>
+              <w:top w:val="single" w:sz="4" w:color="CCCCCC"/>
+              <w:left w:val="single" w:sz="4" w:color="CCCCCC"/>
+              <w:bottom w:val="single" w:sz="4" w:color="CCCCCC"/>
+              <w:right w:val="single" w:sz="4" w:color="CCCCCC"/>
+            </w:tcBorders>
+          </w:tcPr>
+          <w:p>
+            <w:r>
+              <w:rPr>
+                <w:rFonts w:ascii="Arial" w:hAnsi="Arial"/>
+                <w:sz w:val="20"/>
+              </w:rPr>
+              <w:t>Boolean, default false</w:t>
+            </w:r>
+          </w:p>
+        </w:tc>
+        <w:tc>
+          <w:tcPr>
+            <w:tcW w:type="dxa" w:w="3024"/>
+            <w:tcBorders>
+              <w:top w:val="single" w:sz="4" w:color="CCCCCC"/>
+              <w:left w:val="single" w:sz="4" w:color="CCCCCC"/>
+              <w:bottom w:val="single" w:sz="4" w:color="CCCCCC"/>
+              <w:right w:val="single" w:sz="4" w:color="CCCCCC"/>
+            </w:tcBorders>
+          </w:tcPr>
+          <w:p>
+            <w:r>
+              <w:rPr>
+                <w:rFonts w:ascii="Arial" w:hAnsi="Arial"/>
+                <w:sz w:val="20"/>
+              </w:rPr>
+              <w:t>Skjuler aktiviteten fra Vagtplan-visningen uden at deaktivere den. Nulstilles automatisk ved 'Genåbn'. Backend-understøttet (POST /{id}/hide-from-vagtplan), men INGEN knap i frontend kalder endpointet pt. – reelt utilgængelig for brugeren i den nuværende UI</w:t>
+            </w:r>
+          </w:p>
+        </w:tc>
+      </w:tr>
+      <w:tr>
+        <w:tc>
+          <w:tcPr>
+            <w:tcW w:type="dxa" w:w="3024"/>
+            <w:tcBorders>
+              <w:top w:val="single" w:sz="4" w:color="CCCCCC"/>
+              <w:left w:val="single" w:sz="4" w:color="CCCCCC"/>
+              <w:bottom w:val="single" w:sz="4" w:color="CCCCCC"/>
+              <w:right w:val="single" w:sz="4" w:color="CCCCCC"/>
+            </w:tcBorders>
+          </w:tcPr>
+          <w:p>
+            <w:r>
+              <w:rPr>
+                <w:rFonts w:ascii="Arial" w:hAnsi="Arial"/>
+                <w:sz w:val="20"/>
+              </w:rPr>
+              <w:t>original_segments</w:t>
+            </w:r>
+          </w:p>
+        </w:tc>
+        <w:tc>
+          <w:tcPr>
+            <w:tcW w:type="dxa" w:w="3024"/>
+            <w:tcBorders>
+              <w:top w:val="single" w:sz="4" w:color="CCCCCC"/>
+              <w:left w:val="single" w:sz="4" w:color="CCCCCC"/>
+              <w:bottom w:val="single" w:sz="4" w:color="CCCCCC"/>
+              <w:right w:val="single" w:sz="4" w:color="CCCCCC"/>
+            </w:tcBorders>
+          </w:tcPr>
+          <w:p>
+            <w:r>
+              <w:rPr>
+                <w:rFonts w:ascii="Arial" w:hAnsi="Arial"/>
+                <w:sz w:val="20"/>
+              </w:rPr>
+              <w:t>JSON (opt.)</w:t>
+            </w:r>
+          </w:p>
+        </w:tc>
+        <w:tc>
+          <w:tcPr>
+            <w:tcW w:type="dxa" w:w="3024"/>
+            <w:tcBorders>
+              <w:top w:val="single" w:sz="4" w:color="CCCCCC"/>
+              <w:left w:val="single" w:sz="4" w:color="CCCCCC"/>
+              <w:bottom w:val="single" w:sz="4" w:color="CCCCCC"/>
+              <w:right w:val="single" w:sz="4" w:color="CCCCCC"/>
+            </w:tcBorders>
+          </w:tcPr>
+          <w:p>
+            <w:r>
+              <w:rPr>
+                <w:rFonts w:ascii="Arial" w:hAnsi="Arial"/>
+                <w:sz w:val="20"/>
+              </w:rPr>
+              <w:t>Segmenternes tilstand før første 'Ret linje'/'Tilpas'-rettelse (afsnit 8.5) – bruges til at diffe mod ved en senere DDD-genimport, uafhængigt af original_start_time/original_end_time</w:t>
             </w:r>
           </w:p>
         </w:tc>
@@ -11004,6 +11376,92 @@
           <w:sz w:val="22"/>
         </w:rPr>
         <w:t>Oprettes en 'Sygdom'-aktivitet manuelt for en medarbejder med aktivt paragraf_56-flag, viser frontend (ikke backend) et bekræftelsesvalg: fortsæt som almindelig 'Sygdom', eller konvertér til den eksisterende fraværstype '§56 syg' i stedet. Der er ingen automatisk konvertering – begge veje kræver et aktivt valg fra brugeren.</w:t>
+      </w:r>
+    </w:p>
+    <w:p>
+      <w:pPr>
+        <w:pStyle w:val="Heading2"/>
+        <w:spacing w:before="200" w:after="120"/>
+      </w:pPr>
+      <w:r>
+        <w:rPr>
+          <w:rFonts w:ascii="Arial" w:hAnsi="Arial"/>
+          <w:b/>
+          <w:color w:val="2E6DB8"/>
+          <w:sz w:val="26"/>
+        </w:rPr>
+        <w:t>6.6  CVR-numre og flere selskaber</w:t>
+      </w:r>
+    </w:p>
+    <w:p>
+      <w:pPr>
+        <w:spacing w:after="120"/>
+      </w:pPr>
+      <w:r>
+        <w:rPr>
+          <w:rFonts w:ascii="Arial" w:hAnsi="Arial"/>
+          <w:sz w:val="22"/>
+        </w:rPr>
+        <w:t>master_cvr_numbers (fane 'CVR nummer' i Stamdata) understøtter flere CVR-numre – relevant for koncerner med flere selskaber. Hver række har cvr_number (unik), company_name og is_default (Boolean, præcis én række kan være standard ad gangen).</w:t>
+      </w:r>
+    </w:p>
+    <w:p>
+      <w:pPr>
+        <w:spacing w:after="120"/>
+      </w:pPr>
+      <w:r>
+        <w:rPr>
+          <w:rFonts w:ascii="Arial" w:hAnsi="Arial"/>
+          <w:sz w:val="22"/>
+        </w:rPr>
+        <w:t>Employee.cvr_number (String, nullable) knytter valgfrit en medarbejder til ét bestemt CVR-nummer. _get_employee_cvr(emp, db) (duplikeret identisk i payroll_router.py og timeseddel_router.py) slår op: emp.cvr_number hvis sat, ELLERS den række hvor is_default=true. Findes intet standard-CVR overhovedet, fejler opslaget med 500 ('Intet standard-CVR fundet – tilføj et CVR-nummer i Stamdata → CVR-nummer').</w:t>
+      </w:r>
+    </w:p>
+    <w:p>
+      <w:pPr>
+        <w:spacing w:after="120"/>
+      </w:pPr>
+      <w:r>
+        <w:rPr>
+          <w:rFonts w:ascii="Arial" w:hAnsi="Arial"/>
+          <w:sz w:val="22"/>
+        </w:rPr>
+        <w:t>Stamdata-endepunkterne (stamdata.py): POST opretter en ny CVR-række og markerer den automatisk som standard, hvis det er den allerførste (is_default = tabellen var tom); POST /{id}/set-default rydder alle andre standard-flag og sætter det valgte; DELETE afviser både standard-CVR'et ('Standard CVR-nummeret kan ikke slettes') og et CVR der stadig er tilknyttet mindst én medarbejder ('CVR-nummeret er tilknyttet medarbejdere og kan ikke slettes').</w:t>
+      </w:r>
+    </w:p>
+    <w:p>
+      <w:pPr>
+        <w:spacing w:after="120"/>
+      </w:pPr>
+      <w:r>
+        <w:rPr>
+          <w:rFonts w:ascii="Arial" w:hAnsi="Arial"/>
+          <w:sz w:val="22"/>
+        </w:rPr>
+        <w:t>cvr_number indgår som første kolonne i hver Danløn CSV-pay-type-række (afsnit 7.4) og trykkes i PDF-timesedlens header/footer ('CVR: {cvr_number}', afsnit 7.5).</w:t>
+      </w:r>
+    </w:p>
+    <w:p>
+      <w:pPr>
+        <w:spacing w:before="80" w:after="160"/>
+        <w:ind w:left="283" w:right="283"/>
+      </w:pPr>
+      <w:r>
+        <w:rPr>
+          <w:rFonts w:ascii="Arial" w:hAnsi="Arial"/>
+          <w:b/>
+          <w:color w:val="2E6DB8"/>
+          <w:sz w:val="22"/>
+        </w:rPr>
+        <w:t xml:space="preserve">TEKNISK NOTE: </w:t>
+      </w:r>
+      <w:r>
+        <w:rPr>
+          <w:rFonts w:ascii="Arial" w:hAnsi="Arial"/>
+          <w:color w:val="606060"/>
+          <w:sz w:val="22"/>
+        </w:rPr>
+        <w:t>Med kun ét CVR-nummer i Stamdata skjules CVR-dropdownet i medarbejder-modalen helt (frontend: _loadEmpCvrDropdown() viser kun feltet hvis der er ≥2 rækker) – enkeltselskaber ser derfor intet CVR-valg og alle medarbejdere bruger implicit standard-CVR'et.</w:t>
       </w:r>
     </w:p>
     <w:p>
@@ -13941,6 +14399,80 @@
     <w:p/>
     <w:p>
       <w:pPr>
+        <w:pStyle w:val="Heading2"/>
+        <w:spacing w:before="200" w:after="120"/>
+      </w:pPr>
+      <w:r>
+        <w:rPr>
+          <w:rFonts w:ascii="Arial" w:hAnsi="Arial"/>
+          <w:b/>
+          <w:color w:val="2E6DB8"/>
+          <w:sz w:val="26"/>
+        </w:rPr>
+        <w:t>7.7  DOB Overnatning</w:t>
+      </w:r>
+    </w:p>
+    <w:p>
+      <w:pPr>
+        <w:spacing w:after="120"/>
+      </w:pPr>
+      <w:r>
+        <w:rPr>
+          <w:rFonts w:ascii="Arial" w:hAnsi="Arial"/>
+          <w:sz w:val="22"/>
+        </w:rPr>
+        <w:t>DOB Overnatning er IKKE en selvstændig aktivitetstype i oprettelsesmodalens dropdown (activities.py: 'dob_overnatning' er placeret i _BACKEND_ONLY_TYPES) – det er et krydsfelt ('DOB') inde i den almindelige Overnatning-modal, der ved oprettelse omdøber POST-body'ens activity_type til 'dob_overnatning' i stedet for 'overnatning'. Aktiviteten oprettes i øvrigt identisk: nul varighed, midnatsstemplet.</w:t>
+      </w:r>
+    </w:p>
+    <w:p>
+      <w:pPr>
+        <w:spacing w:after="120"/>
+      </w:pPr>
+      <w:r>
+        <w:rPr>
+          <w:rFonts w:ascii="Arial" w:hAnsi="Arial"/>
+          <w:sz w:val="22"/>
+        </w:rPr>
+        <w:t>Satsen hentes separat via load_dob_overnight_rate_from_db() (rates_loader.py), som slår op på MasterSupplementRate.label == 'DOB_overnatning'. I modsætning til almindelig Overnatning (load_overnight_rate_from_db()) har DOB INGEN Excel-fallback – er satsen ikke oprettet i Stamdata → Tillæg, bruges 0 kr.</w:t>
+      </w:r>
+    </w:p>
+    <w:p>
+      <w:pPr>
+        <w:spacing w:after="120"/>
+      </w:pPr>
+      <w:r>
+        <w:rPr>
+          <w:rFonts w:ascii="Arial" w:hAnsi="Arial"/>
+          <w:sz w:val="22"/>
+        </w:rPr>
+        <w:t>De to overnatningstyper tælles og prissættes helt uafhængigt af hinanden (overnight_count/overnight_kr hhv. dob_overnight_count/dob_overnight_kr, payroll_router.py). DOB vises som egen linje 'DOB Overnatning' i PDF-timesedlen (timeseddel_router.py) og som en 'DOB Overnatning (kr.)'-totallinje i prøvekørslens Excel-ark (afsnit 7.3), når beløbet er &gt; 0.</w:t>
+      </w:r>
+    </w:p>
+    <w:p>
+      <w:pPr>
+        <w:spacing w:before="80" w:after="160"/>
+        <w:ind w:left="283" w:right="283"/>
+      </w:pPr>
+      <w:r>
+        <w:rPr>
+          <w:rFonts w:ascii="Arial" w:hAnsi="Arial"/>
+          <w:b/>
+          <w:color w:val="2E6DB8"/>
+          <w:sz w:val="22"/>
+        </w:rPr>
+        <w:t xml:space="preserve">VIGTIGT: </w:t>
+      </w:r>
+      <w:r>
+        <w:rPr>
+          <w:rFonts w:ascii="Arial" w:hAnsi="Arial"/>
+          <w:color w:val="606060"/>
+          <w:sz w:val="22"/>
+        </w:rPr>
+        <w:t>DOB Overnatning har PT. ingen tilsvarende række i Danløn CSV'en (_build_danloen_csv() har ingen DOB_OVERNATNING-nøgle i raw_rows) – kun almindelig Overnatning eksporteres til CSV. Beløbet indgår derfor i prøvekørsel og PDF-timeseddel, men skal pt. afregnes uden om Danløn-eksporten.</w:t>
+      </w:r>
+    </w:p>
+    <w:p>
+      <w:pPr>
         <w:pStyle w:val="Heading1"/>
         <w:spacing w:before="360" w:after="120"/>
       </w:pPr>
@@ -13983,6 +14515,18 @@
         <w:t>Fraværstyper (ferie, sygdom, afspadsering, skole/kursus mv.) oprettes direkte som approved, med approved_by sat til den opretstende brugers initialer (ikke pending, da de ikke skal manuelt godkendes bagefter).</w:t>
         <w:br/>
         <w:t>approved_by og deactivated_by er separate felter – approved_by bruges udelukkende til godkendelser.</w:t>
+      </w:r>
+    </w:p>
+    <w:p>
+      <w:pPr>
+        <w:spacing w:after="120"/>
+      </w:pPr>
+      <w:r>
+        <w:rPr>
+          <w:rFonts w:ascii="Arial" w:hAnsi="Arial"/>
+          <w:sz w:val="22"/>
+        </w:rPr>
+        <w:t>Rettigheden auto_approve_manual_activities ('Auto-godkend ved oprettelse') sætter status direkte til approved for ALLE manuelt oprettede aktiviteter (både normal tid og fraværstyper) for brugere der har den – rent regelbaseret ud fra hvem der opretter, ingen statistik involveret. Uafhængig af den statistiske baseline-auto-godkendelse i kapitel 18, som udelukkende gælder tachograf-importerede kørselsdage.</w:t>
       </w:r>
     </w:p>
     <w:p>
@@ -14317,6 +14861,713 @@
     </w:tbl>
     <w:p/>
     <w:p>
+      <w:pPr>
+        <w:pStyle w:val="Heading2"/>
+        <w:spacing w:before="200" w:after="120"/>
+      </w:pPr>
+      <w:r>
+        <w:rPr>
+          <w:rFonts w:ascii="Arial" w:hAnsi="Arial"/>
+          <w:b/>
+          <w:color w:val="2E6DB8"/>
+          <w:sz w:val="26"/>
+        </w:rPr>
+        <w:t>8.5  Segmentrettelse ('Ret linje' / 'Tilpas')</w:t>
+      </w:r>
+    </w:p>
+    <w:p>
+      <w:pPr>
+        <w:spacing w:after="120"/>
+      </w:pPr>
+      <w:r>
+        <w:rPr>
+          <w:rFonts w:ascii="Arial" w:hAnsi="Arial"/>
+          <w:sz w:val="22"/>
+        </w:rPr>
+        <w:t>To separate endepunkter lader en bruger justere de enkelte tachografsegmenter (segments-feltet) på en aktivitet, uafhængigt af hele aktivitetens start-/sluttid.</w:t>
+      </w:r>
+    </w:p>
+    <w:tbl>
+      <w:tblPr>
+        <w:tblStyle w:val="TableGrid"/>
+        <w:tblW w:type="auto" w:w="0"/>
+        <w:tblLook w:firstColumn="1" w:firstRow="1" w:lastColumn="0" w:lastRow="0" w:noHBand="0" w:noVBand="1" w:val="04A0"/>
+      </w:tblPr>
+      <w:tblGrid>
+        <w:gridCol w:w="4536"/>
+        <w:gridCol w:w="4536"/>
+      </w:tblGrid>
+      <w:tr>
+        <w:tc>
+          <w:tcPr>
+            <w:tcW w:type="dxa" w:w="4536"/>
+            <w:shd w:val="clear" w:color="auto" w:fill="1B3A6B"/>
+          </w:tcPr>
+          <w:p>
+            <w:r>
+              <w:rPr>
+                <w:rFonts w:ascii="Arial" w:hAnsi="Arial"/>
+                <w:b/>
+                <w:color w:val="FFFFFF"/>
+                <w:sz w:val="20"/>
+              </w:rPr>
+              <w:t>Endepunkt</w:t>
+            </w:r>
+          </w:p>
+        </w:tc>
+        <w:tc>
+          <w:tcPr>
+            <w:tcW w:type="dxa" w:w="4536"/>
+            <w:shd w:val="clear" w:color="auto" w:fill="1B3A6B"/>
+          </w:tcPr>
+          <w:p>
+            <w:r>
+              <w:rPr>
+                <w:rFonts w:ascii="Arial" w:hAnsi="Arial"/>
+                <w:b/>
+                <w:color w:val="FFFFFF"/>
+                <w:sz w:val="20"/>
+              </w:rPr>
+              <w:t>Beskrivelse</w:t>
+            </w:r>
+          </w:p>
+        </w:tc>
+      </w:tr>
+      <w:tr>
+        <w:tc>
+          <w:tcPr>
+            <w:tcW w:type="dxa" w:w="4536"/>
+            <w:tcBorders>
+              <w:top w:val="single" w:sz="4" w:color="CCCCCC"/>
+              <w:left w:val="single" w:sz="4" w:color="CCCCCC"/>
+              <w:bottom w:val="single" w:sz="4" w:color="CCCCCC"/>
+              <w:right w:val="single" w:sz="4" w:color="CCCCCC"/>
+            </w:tcBorders>
+          </w:tcPr>
+          <w:p>
+            <w:r>
+              <w:rPr>
+                <w:rFonts w:ascii="Arial" w:hAnsi="Arial"/>
+                <w:sz w:val="20"/>
+              </w:rPr>
+              <w:t>POST /{id}/correct-segment</w:t>
+            </w:r>
+          </w:p>
+        </w:tc>
+        <w:tc>
+          <w:tcPr>
+            <w:tcW w:type="dxa" w:w="4536"/>
+            <w:tcBorders>
+              <w:top w:val="single" w:sz="4" w:color="CCCCCC"/>
+              <w:left w:val="single" w:sz="4" w:color="CCCCCC"/>
+              <w:bottom w:val="single" w:sz="4" w:color="CCCCCC"/>
+              <w:right w:val="single" w:sz="4" w:color="CCCCCC"/>
+            </w:tcBorders>
+          </w:tcPr>
+          <w:p>
+            <w:r>
+              <w:rPr>
+                <w:rFonts w:ascii="Arial" w:hAnsi="Arial"/>
+                <w:sz w:val="20"/>
+              </w:rPr>
+              <w:t>Body: {segment_index, revert?}. Omklassificerer ét pausesegment ('rest') til 'Andet arbejde' ('work') – kun tilladt på segmenter der endnu ikke er rettet. Original type gemmes som et 4. listeelement, så revert=true kan fortryde præcis den ene rettelse.</w:t>
+            </w:r>
+          </w:p>
+        </w:tc>
+      </w:tr>
+      <w:tr>
+        <w:tc>
+          <w:tcPr>
+            <w:tcW w:type="dxa" w:w="4536"/>
+            <w:tcBorders>
+              <w:top w:val="single" w:sz="4" w:color="CCCCCC"/>
+              <w:left w:val="single" w:sz="4" w:color="CCCCCC"/>
+              <w:bottom w:val="single" w:sz="4" w:color="CCCCCC"/>
+              <w:right w:val="single" w:sz="4" w:color="CCCCCC"/>
+            </w:tcBorders>
+          </w:tcPr>
+          <w:p>
+            <w:r>
+              <w:rPr>
+                <w:rFonts w:ascii="Arial" w:hAnsi="Arial"/>
+                <w:sz w:val="20"/>
+              </w:rPr>
+              <w:t>POST /{id}/correct-all-segments</w:t>
+            </w:r>
+          </w:p>
+        </w:tc>
+        <w:tc>
+          <w:tcPr>
+            <w:tcW w:type="dxa" w:w="4536"/>
+            <w:tcBorders>
+              <w:top w:val="single" w:sz="4" w:color="CCCCCC"/>
+              <w:left w:val="single" w:sz="4" w:color="CCCCCC"/>
+              <w:bottom w:val="single" w:sz="4" w:color="CCCCCC"/>
+              <w:right w:val="single" w:sz="4" w:color="CCCCCC"/>
+            </w:tcBorders>
+          </w:tcPr>
+          <w:p>
+            <w:r>
+              <w:rPr>
+                <w:rFonts w:ascii="Arial" w:hAnsi="Arial"/>
+                <w:sz w:val="20"/>
+              </w:rPr>
+              <w:t>Anvender samme rest→work-omklassificering på ALLE endnu urettede pausesegmenter i aktiviteten samlet ('Al pause til andet arbejde'-knappen).</w:t>
+            </w:r>
+          </w:p>
+        </w:tc>
+      </w:tr>
+      <w:tr>
+        <w:tc>
+          <w:tcPr>
+            <w:tcW w:type="dxa" w:w="4536"/>
+            <w:tcBorders>
+              <w:top w:val="single" w:sz="4" w:color="CCCCCC"/>
+              <w:left w:val="single" w:sz="4" w:color="CCCCCC"/>
+              <w:bottom w:val="single" w:sz="4" w:color="CCCCCC"/>
+              <w:right w:val="single" w:sz="4" w:color="CCCCCC"/>
+            </w:tcBorders>
+          </w:tcPr>
+          <w:p>
+            <w:r>
+              <w:rPr>
+                <w:rFonts w:ascii="Arial" w:hAnsi="Arial"/>
+                <w:sz w:val="20"/>
+              </w:rPr>
+              <w:t>POST /{id}/resize-segment</w:t>
+            </w:r>
+          </w:p>
+        </w:tc>
+        <w:tc>
+          <w:tcPr>
+            <w:tcW w:type="dxa" w:w="4536"/>
+            <w:tcBorders>
+              <w:top w:val="single" w:sz="4" w:color="CCCCCC"/>
+              <w:left w:val="single" w:sz="4" w:color="CCCCCC"/>
+              <w:bottom w:val="single" w:sz="4" w:color="CCCCCC"/>
+              <w:right w:val="single" w:sz="4" w:color="CCCCCC"/>
+            </w:tcBorders>
+          </w:tcPr>
+          <w:p>
+            <w:r>
+              <w:rPr>
+                <w:rFonts w:ascii="Arial" w:hAnsi="Arial"/>
+                <w:sz w:val="20"/>
+              </w:rPr>
+              <w:t>Body: {segment_index, new_end_iso}. Ændrer KUN et pausesegments sluttidspunkt, aldrig typen. Forkortning opretter et nyt 'work'-segment af den frigjorte hale; forlængelse låner tid fra det efterfølgende segment (fejler hvis der intet næste segment er, eller hvis den nye sluttid ville overskride dettes sluttid).</w:t>
+            </w:r>
+          </w:p>
+        </w:tc>
+      </w:tr>
+    </w:tbl>
+    <w:p/>
+    <w:p>
+      <w:pPr>
+        <w:spacing w:after="120"/>
+      </w:pPr>
+      <w:r>
+        <w:rPr>
+          <w:rFonts w:ascii="Arial" w:hAnsi="Arial"/>
+          <w:sz w:val="22"/>
+        </w:rPr>
+        <w:t>Første rettelse på en aktivitet gemmer segments-feltets tilstand i original_segments, FØR ændringen – bruges til at sammenligne mod ved en senere DDD-genimport, uafhængigt af original_start_time/original_end_time (afsnit 8.2).</w:t>
+      </w:r>
+    </w:p>
+    <w:p>
+      <w:pPr>
+        <w:spacing w:before="80" w:after="160"/>
+        <w:ind w:left="283" w:right="283"/>
+      </w:pPr>
+      <w:r>
+        <w:rPr>
+          <w:rFonts w:ascii="Arial" w:hAnsi="Arial"/>
+          <w:b/>
+          <w:color w:val="2E6DB8"/>
+          <w:sz w:val="22"/>
+        </w:rPr>
+        <w:t xml:space="preserve">TEKNISK NOTE: </w:t>
+      </w:r>
+      <w:r>
+        <w:rPr>
+          <w:rFonts w:ascii="Arial" w:hAnsi="Arial"/>
+          <w:color w:val="606060"/>
+          <w:sz w:val="22"/>
+        </w:rPr>
+        <w:t>Et pausesegment der omklassificeres til 'work' tæller derefter med som betalt arbejdstid i stedet for at blive fratrukket som ubetalt pause i calculate_overtime() (payroll_router.py ekskluderer kun segmenter tagget 'rest' fra dagens arbejdsvinduer) – rettelsen påvirker derfor lønberegningen direkte.</w:t>
+      </w:r>
+    </w:p>
+    <w:p>
+      <w:pPr>
+        <w:pStyle w:val="Heading2"/>
+        <w:spacing w:before="200" w:after="120"/>
+      </w:pPr>
+      <w:r>
+        <w:rPr>
+          <w:rFonts w:ascii="Arial" w:hAnsi="Arial"/>
+          <w:b/>
+          <w:color w:val="2E6DB8"/>
+          <w:sz w:val="26"/>
+        </w:rPr>
+        <w:t>8.6  Permanent sletning og skjul fra Vagtplan</w:t>
+      </w:r>
+    </w:p>
+    <w:p>
+      <w:pPr>
+        <w:spacing w:after="120"/>
+      </w:pPr>
+      <w:r>
+        <w:rPr>
+          <w:rFonts w:ascii="Arial" w:hAnsi="Arial"/>
+          <w:sz w:val="22"/>
+        </w:rPr>
+        <w:t>DELETE /api/activities/{id} sletter aktiviteten PERMANENT fra databasen – i modsætning til Deaktiver (afsnit 8.1), som blot ændrer status. Reglen for hvad der må slettes helt: alle fraværstyper (uanset kilde) må altid slettes helt; 'normal tid' må KUN slettes helt hvis den er manuelt oprettet (source=manual) – takograf-importeret normal tid kan aldrig slettes helt, kun deaktiveres, da det er rå kørselsdata fra kortet. En aktivitet med split-børn kan ikke slettes, før splittet er fortrudt.</w:t>
+      </w:r>
+    </w:p>
+    <w:p>
+      <w:pPr>
+        <w:spacing w:before="80" w:after="160"/>
+        <w:ind w:left="283" w:right="283"/>
+      </w:pPr>
+      <w:r>
+        <w:rPr>
+          <w:rFonts w:ascii="Arial" w:hAnsi="Arial"/>
+          <w:b/>
+          <w:color w:val="2E6DB8"/>
+          <w:sz w:val="22"/>
+        </w:rPr>
+        <w:t xml:space="preserve">VIGTIGT: </w:t>
+      </w:r>
+      <w:r>
+        <w:rPr>
+          <w:rFonts w:ascii="Arial" w:hAnsi="Arial"/>
+          <w:color w:val="606060"/>
+          <w:sz w:val="22"/>
+        </w:rPr>
+        <w:t>Hverken /deactivate eller DELETE-endepunktet kræver andet end almindeligt login (get_current_user) – der er ingen data-perm-require på sletning i frontend heller. Enhver logget ind bruger kan altså slette en aktivitet permanent, hvis reglerne ovenfor er opfyldt.</w:t>
+      </w:r>
+    </w:p>
+    <w:p>
+      <w:pPr>
+        <w:spacing w:after="120"/>
+      </w:pPr>
+      <w:r>
+        <w:rPr>
+          <w:rFonts w:ascii="Arial" w:hAnsi="Arial"/>
+          <w:sz w:val="22"/>
+        </w:rPr>
+        <w:t>POST /{id}/hide-from-vagtplan (body: {hidden}) sætter Activity.hidden_from_vagtplan, som ekskluderer aktiviteten fra Vagtplan-forespørgsler uden at ændre dens status. Nulstilles automatisk ved 'Genåbn' (reopen).</w:t>
+      </w:r>
+    </w:p>
+    <w:p>
+      <w:pPr>
+        <w:spacing w:before="80" w:after="160"/>
+        <w:ind w:left="283" w:right="283"/>
+      </w:pPr>
+      <w:r>
+        <w:rPr>
+          <w:rFonts w:ascii="Arial" w:hAnsi="Arial"/>
+          <w:b/>
+          <w:color w:val="2E6DB8"/>
+          <w:sz w:val="22"/>
+        </w:rPr>
+        <w:t xml:space="preserve">TEKNISK NOTE: </w:t>
+      </w:r>
+      <w:r>
+        <w:rPr>
+          <w:rFonts w:ascii="Arial" w:hAnsi="Arial"/>
+          <w:color w:val="606060"/>
+          <w:sz w:val="22"/>
+        </w:rPr>
+        <w:t>hidden_from_vagtplan-endepunktet har INGEN kaldssted i app.js/index.html pt. – funktionen er implementeret og testet server-side, men der findes ingen knap eller menupunkt i den nuværende brugerflade der kalder den. Ikke at forveksle med 'Slet aktiviteten helt'-fluebenet ovenfor, hvis label nævner Vagtplan, men som er en helt anden, fuldt tilgængelig handling (permanent sletning).</w:t>
+      </w:r>
+    </w:p>
+    <w:p>
+      <w:pPr>
+        <w:pStyle w:val="Heading2"/>
+        <w:spacing w:before="200" w:after="120"/>
+      </w:pPr>
+      <w:r>
+        <w:rPr>
+          <w:rFonts w:ascii="Arial" w:hAnsi="Arial"/>
+          <w:b/>
+          <w:color w:val="2E6DB8"/>
+          <w:sz w:val="26"/>
+        </w:rPr>
+        <w:t>8.7  Automatisk omklassificering ved lav anciennitet</w:t>
+      </w:r>
+    </w:p>
+    <w:p>
+      <w:pPr>
+        <w:spacing w:after="120"/>
+      </w:pPr>
+      <w:r>
+        <w:rPr>
+          <w:rFonts w:ascii="Arial" w:hAnsi="Arial"/>
+          <w:sz w:val="22"/>
+        </w:rPr>
+        <w:t>create_manual_activity() (activities.py) omklassificerer stiltiende tre fraværstyper til deres ulønnede variant, hvis medarbejderens anciennitet på det relevante tidspunkt er for lav:</w:t>
+      </w:r>
+    </w:p>
+    <w:tbl>
+      <w:tblPr>
+        <w:tblStyle w:val="TableGrid"/>
+        <w:tblW w:type="auto" w:w="0"/>
+        <w:tblLook w:firstColumn="1" w:firstRow="1" w:lastColumn="0" w:lastRow="0" w:noHBand="0" w:noVBand="1" w:val="04A0"/>
+      </w:tblPr>
+      <w:tblGrid>
+        <w:gridCol w:w="3024"/>
+        <w:gridCol w:w="3024"/>
+        <w:gridCol w:w="3024"/>
+      </w:tblGrid>
+      <w:tr>
+        <w:tc>
+          <w:tcPr>
+            <w:tcW w:type="dxa" w:w="3024"/>
+            <w:shd w:val="clear" w:color="auto" w:fill="1B3A6B"/>
+          </w:tcPr>
+          <w:p>
+            <w:r>
+              <w:rPr>
+                <w:rFonts w:ascii="Arial" w:hAnsi="Arial"/>
+                <w:b/>
+                <w:color w:val="FFFFFF"/>
+                <w:sz w:val="20"/>
+              </w:rPr>
+              <w:t>Type</w:t>
+            </w:r>
+          </w:p>
+        </w:tc>
+        <w:tc>
+          <w:tcPr>
+            <w:tcW w:type="dxa" w:w="3024"/>
+            <w:shd w:val="clear" w:color="auto" w:fill="1B3A6B"/>
+          </w:tcPr>
+          <w:p>
+            <w:r>
+              <w:rPr>
+                <w:rFonts w:ascii="Arial" w:hAnsi="Arial"/>
+                <w:b/>
+                <w:color w:val="FFFFFF"/>
+                <w:sz w:val="20"/>
+              </w:rPr>
+              <w:t>Betingelse</w:t>
+            </w:r>
+          </w:p>
+        </w:tc>
+        <w:tc>
+          <w:tcPr>
+            <w:tcW w:type="dxa" w:w="3024"/>
+            <w:shd w:val="clear" w:color="auto" w:fill="1B3A6B"/>
+          </w:tcPr>
+          <w:p>
+            <w:r>
+              <w:rPr>
+                <w:rFonts w:ascii="Arial" w:hAnsi="Arial"/>
+                <w:b/>
+                <w:color w:val="FFFFFF"/>
+                <w:sz w:val="20"/>
+              </w:rPr>
+              <w:t>Bliver til</w:t>
+            </w:r>
+          </w:p>
+        </w:tc>
+      </w:tr>
+      <w:tr>
+        <w:tc>
+          <w:tcPr>
+            <w:tcW w:type="dxa" w:w="3024"/>
+            <w:tcBorders>
+              <w:top w:val="single" w:sz="4" w:color="CCCCCC"/>
+              <w:left w:val="single" w:sz="4" w:color="CCCCCC"/>
+              <w:bottom w:val="single" w:sz="4" w:color="CCCCCC"/>
+              <w:right w:val="single" w:sz="4" w:color="CCCCCC"/>
+            </w:tcBorders>
+          </w:tcPr>
+          <w:p>
+            <w:r>
+              <w:rPr>
+                <w:rFonts w:ascii="Arial" w:hAnsi="Arial"/>
+                <w:sz w:val="20"/>
+              </w:rPr>
+              <w:t>sygdom</w:t>
+            </w:r>
+          </w:p>
+        </w:tc>
+        <w:tc>
+          <w:tcPr>
+            <w:tcW w:type="dxa" w:w="3024"/>
+            <w:tcBorders>
+              <w:top w:val="single" w:sz="4" w:color="CCCCCC"/>
+              <w:left w:val="single" w:sz="4" w:color="CCCCCC"/>
+              <w:bottom w:val="single" w:sz="4" w:color="CCCCCC"/>
+              <w:right w:val="single" w:sz="4" w:color="CCCCCC"/>
+            </w:tcBorders>
+          </w:tcPr>
+          <w:p>
+            <w:r>
+              <w:rPr>
+                <w:rFonts w:ascii="Arial" w:hAnsi="Arial"/>
+                <w:sz w:val="20"/>
+              </w:rPr>
+              <w:t>(start_time.date() − hire_date).days &lt;= 56 (8 uger)</w:t>
+            </w:r>
+          </w:p>
+        </w:tc>
+        <w:tc>
+          <w:tcPr>
+            <w:tcW w:type="dxa" w:w="3024"/>
+            <w:tcBorders>
+              <w:top w:val="single" w:sz="4" w:color="CCCCCC"/>
+              <w:left w:val="single" w:sz="4" w:color="CCCCCC"/>
+              <w:bottom w:val="single" w:sz="4" w:color="CCCCCC"/>
+              <w:right w:val="single" w:sz="4" w:color="CCCCCC"/>
+            </w:tcBorders>
+          </w:tcPr>
+          <w:p>
+            <w:r>
+              <w:rPr>
+                <w:rFonts w:ascii="Arial" w:hAnsi="Arial"/>
+                <w:sz w:val="20"/>
+              </w:rPr>
+              <w:t>sygdom_u_8uger</w:t>
+            </w:r>
+          </w:p>
+        </w:tc>
+      </w:tr>
+      <w:tr>
+        <w:tc>
+          <w:tcPr>
+            <w:tcW w:type="dxa" w:w="3024"/>
+            <w:tcBorders>
+              <w:top w:val="single" w:sz="4" w:color="CCCCCC"/>
+              <w:left w:val="single" w:sz="4" w:color="CCCCCC"/>
+              <w:bottom w:val="single" w:sz="4" w:color="CCCCCC"/>
+              <w:right w:val="single" w:sz="4" w:color="CCCCCC"/>
+            </w:tcBorders>
+          </w:tcPr>
+          <w:p>
+            <w:r>
+              <w:rPr>
+                <w:rFonts w:ascii="Arial" w:hAnsi="Arial"/>
+                <w:sz w:val="20"/>
+              </w:rPr>
+              <w:t>barn_1sygedag</w:t>
+            </w:r>
+          </w:p>
+        </w:tc>
+        <w:tc>
+          <w:tcPr>
+            <w:tcW w:type="dxa" w:w="3024"/>
+            <w:tcBorders>
+              <w:top w:val="single" w:sz="4" w:color="CCCCCC"/>
+              <w:left w:val="single" w:sz="4" w:color="CCCCCC"/>
+              <w:bottom w:val="single" w:sz="4" w:color="CCCCCC"/>
+              <w:right w:val="single" w:sz="4" w:color="CCCCCC"/>
+            </w:tcBorders>
+          </w:tcPr>
+          <w:p>
+            <w:r>
+              <w:rPr>
+                <w:rFonts w:ascii="Arial" w:hAnsi="Arial"/>
+                <w:sz w:val="20"/>
+              </w:rPr>
+              <w:t>Under 9 hele kalendermåneders anciennitet (hire_date → start_time.date())</w:t>
+            </w:r>
+          </w:p>
+        </w:tc>
+        <w:tc>
+          <w:tcPr>
+            <w:tcW w:type="dxa" w:w="3024"/>
+            <w:tcBorders>
+              <w:top w:val="single" w:sz="4" w:color="CCCCCC"/>
+              <w:left w:val="single" w:sz="4" w:color="CCCCCC"/>
+              <w:bottom w:val="single" w:sz="4" w:color="CCCCCC"/>
+              <w:right w:val="single" w:sz="4" w:color="CCCCCC"/>
+            </w:tcBorders>
+          </w:tcPr>
+          <w:p>
+            <w:r>
+              <w:rPr>
+                <w:rFonts w:ascii="Arial" w:hAnsi="Arial"/>
+                <w:sz w:val="20"/>
+              </w:rPr>
+              <w:t>barn_1sygedag_u_8uger</w:t>
+            </w:r>
+          </w:p>
+        </w:tc>
+      </w:tr>
+      <w:tr>
+        <w:tc>
+          <w:tcPr>
+            <w:tcW w:type="dxa" w:w="3024"/>
+            <w:tcBorders>
+              <w:top w:val="single" w:sz="4" w:color="CCCCCC"/>
+              <w:left w:val="single" w:sz="4" w:color="CCCCCC"/>
+              <w:bottom w:val="single" w:sz="4" w:color="CCCCCC"/>
+              <w:right w:val="single" w:sz="4" w:color="CCCCCC"/>
+            </w:tcBorders>
+          </w:tcPr>
+          <w:p>
+            <w:r>
+              <w:rPr>
+                <w:rFonts w:ascii="Arial" w:hAnsi="Arial"/>
+                <w:sz w:val="20"/>
+              </w:rPr>
+              <w:t>barsel</w:t>
+            </w:r>
+          </w:p>
+        </w:tc>
+        <w:tc>
+          <w:tcPr>
+            <w:tcW w:type="dxa" w:w="3024"/>
+            <w:tcBorders>
+              <w:top w:val="single" w:sz="4" w:color="CCCCCC"/>
+              <w:left w:val="single" w:sz="4" w:color="CCCCCC"/>
+              <w:bottom w:val="single" w:sz="4" w:color="CCCCCC"/>
+              <w:right w:val="single" w:sz="4" w:color="CCCCCC"/>
+            </w:tcBorders>
+          </w:tcPr>
+          <w:p>
+            <w:r>
+              <w:rPr>
+                <w:rFonts w:ascii="Arial" w:hAnsi="Arial"/>
+                <w:sz w:val="20"/>
+              </w:rPr>
+              <w:t>Under 9 hele kalendermåneders anciennitet (hire_date → terminsdato, IKKE aktivitetens startdato)</w:t>
+            </w:r>
+          </w:p>
+        </w:tc>
+        <w:tc>
+          <w:tcPr>
+            <w:tcW w:type="dxa" w:w="3024"/>
+            <w:tcBorders>
+              <w:top w:val="single" w:sz="4" w:color="CCCCCC"/>
+              <w:left w:val="single" w:sz="4" w:color="CCCCCC"/>
+              <w:bottom w:val="single" w:sz="4" w:color="CCCCCC"/>
+              <w:right w:val="single" w:sz="4" w:color="CCCCCC"/>
+            </w:tcBorders>
+          </w:tcPr>
+          <w:p>
+            <w:r>
+              <w:rPr>
+                <w:rFonts w:ascii="Arial" w:hAnsi="Arial"/>
+                <w:sz w:val="20"/>
+              </w:rPr>
+              <w:t>barsel_u_loen</w:t>
+            </w:r>
+          </w:p>
+        </w:tc>
+      </w:tr>
+    </w:tbl>
+    <w:p/>
+    <w:p>
+      <w:pPr>
+        <w:spacing w:after="120"/>
+      </w:pPr>
+      <w:r>
+        <w:rPr>
+          <w:rFonts w:ascii="Arial" w:hAnsi="Arial"/>
+          <w:sz w:val="22"/>
+        </w:rPr>
+        <w:t>terminsdato (forventet fødselsdato) er PÅKRÆVET for at oprette en barsel-aktivitet – mangler den, afviser endepunktet med 400 ('Terminsdato er påkrævet for barsel'). Værdien gemmes samtidig på Employee.terminsdato (afsnit 2.1) til genbrug, så den ikke skal genindtastes ved en senere barsel-aktivitet for samme medarbejder.</w:t>
+      </w:r>
+    </w:p>
+    <w:p>
+      <w:pPr>
+        <w:pStyle w:val="Heading2"/>
+        <w:spacing w:before="200" w:after="120"/>
+      </w:pPr>
+      <w:r>
+        <w:rPr>
+          <w:rFonts w:ascii="Arial" w:hAnsi="Arial"/>
+          <w:b/>
+          <w:color w:val="2E6DB8"/>
+          <w:sz w:val="26"/>
+        </w:rPr>
+        <w:t>8.8  Redigering af fraværsperiodens datointerval</w:t>
+      </w:r>
+    </w:p>
+    <w:p>
+      <w:pPr>
+        <w:spacing w:after="120"/>
+      </w:pPr>
+      <w:r>
+        <w:rPr>
+          <w:rFonts w:ascii="Arial" w:hAnsi="Arial"/>
+          <w:sz w:val="22"/>
+        </w:rPr>
+        <w:t>PATCH /api/activities/absence-group/{group_id} (body: {new_start_date, new_end_date}) lader en bruger udvide eller indskrænke en allerede oprettet flerdags-fraværsperiode (aktiviteter der deler samme absence_group_id, se afsnit 2.2) ved at redigere én af periodens dage.</w:t>
+      </w:r>
+    </w:p>
+    <w:p>
+      <w:pPr>
+        <w:pStyle w:val="ListBullet"/>
+        <w:spacing w:after="40"/>
+        <w:ind w:left="454"/>
+      </w:pPr>
+      <w:r>
+        <w:rPr>
+          <w:rFonts w:ascii="Arial" w:hAnsi="Arial"/>
+          <w:sz w:val="22"/>
+        </w:rPr>
+        <w:t>Kun hverdage (mandag–fredag) indgår i beregningen af det nye datointerval.</w:t>
+      </w:r>
+    </w:p>
+    <w:p>
+      <w:pPr>
+        <w:pStyle w:val="ListBullet"/>
+        <w:spacing w:after="40"/>
+        <w:ind w:left="454"/>
+      </w:pPr>
+      <w:r>
+        <w:rPr>
+          <w:rFonts w:ascii="Arial" w:hAnsi="Arial"/>
+          <w:sz w:val="22"/>
+        </w:rPr>
+        <w:t>Dage der FJERNES fra perioden: afvises alt-eller-intet hvis nogen af dem hører til en lukket lønperiode, eller er splittet – ellers SLETTES de tilhørende aktiviteter permanent (db.delete()), ikke deaktiveres.</w:t>
+      </w:r>
+    </w:p>
+    <w:p>
+      <w:pPr>
+        <w:pStyle w:val="ListBullet"/>
+        <w:spacing w:after="40"/>
+        <w:ind w:left="454"/>
+      </w:pPr>
+      <w:r>
+        <w:rPr>
+          <w:rFonts w:ascii="Arial" w:hAnsi="Arial"/>
+          <w:sz w:val="22"/>
+        </w:rPr>
+        <w:t>Dage der TILFØJES: en ny aktivitet oprettes for hver, med standardtimer fra medarbejderens timefordeling (lige/ulige uge). Er de skemalagte timer 0 for en given ugedag (fx afspadsering på en fridag), springes dagen over og rapporteres i svarets skipped-liste i stedet for at fejle.</w:t>
+      </w:r>
+    </w:p>
+    <w:p>
+      <w:pPr>
+        <w:pStyle w:val="ListBullet"/>
+        <w:spacing w:after="40"/>
+        <w:ind w:left="454"/>
+      </w:pPr>
+      <w:r>
+        <w:rPr>
+          <w:rFonts w:ascii="Arial" w:hAnsi="Arial"/>
+          <w:sz w:val="22"/>
+        </w:rPr>
+        <w:t>Backend udfører INGEN konflikttjek mod eksisterende kørsel ('normal tid') på de tilføjede dage – det tjek er kun implementeret i frontend (se Brugervejledningen, afsnit 6.4).</w:t>
+      </w:r>
+    </w:p>
+    <w:p>
+      <w:pPr>
+        <w:spacing w:after="120"/>
+      </w:pPr>
+      <w:r>
+        <w:rPr>
+          <w:rFonts w:ascii="Arial" w:hAnsi="Arial"/>
+          <w:sz w:val="22"/>
+        </w:rPr>
+        <w:t>UI-indgang: aktivitetsdetaljens 'Fraværsperiode'-sektion (kun synlig når aktiviteten tilhører en gruppe) med Fra-/Til-dato-felter og knappen 'Gem periodedatoer'.</w:t>
+      </w:r>
+    </w:p>
+    <w:p>
       <w:r>
         <w:br w:type="page"/>
       </w:r>
@@ -15797,6 +17048,223 @@
         <w:t>Pausemodalen (modal-pause) bruger buildDatetimePicker med datofeltet skjult – brugeren ser kun HH:MM. Datoen arves fra aktivitetens startdato.</w:t>
       </w:r>
     </w:p>
+    <w:p>
+      <w:pPr>
+        <w:pStyle w:val="Heading2"/>
+        <w:spacing w:before="200" w:after="120"/>
+      </w:pPr>
+      <w:r>
+        <w:rPr>
+          <w:rFonts w:ascii="Arial" w:hAnsi="Arial"/>
+          <w:b/>
+          <w:color w:val="2E6DB8"/>
+          <w:sz w:val="26"/>
+        </w:rPr>
+        <w:t>9.8  Validering ved oprettelse af manuel aktivitet</w:t>
+      </w:r>
+    </w:p>
+    <w:p>
+      <w:pPr>
+        <w:spacing w:after="120"/>
+      </w:pPr>
+      <w:r>
+        <w:rPr>
+          <w:rFonts w:ascii="Arial" w:hAnsi="Arial"/>
+          <w:sz w:val="22"/>
+        </w:rPr>
+        <w:t>confirmManualActivity() (app.js) udfører to klient-side valideringstjek, BEGGE UDEN server-side modstykke i create_manual_activity() (activities.py) – backend stoler på at frontend har valideret, og afviser hverken et tomt/ukendt vognnummer eller en kørsels-/fraværskonflikt med en HTTPException.</w:t>
+      </w:r>
+    </w:p>
+    <w:tbl>
+      <w:tblPr>
+        <w:tblStyle w:val="TableGrid"/>
+        <w:tblW w:type="auto" w:w="0"/>
+        <w:tblLook w:firstColumn="1" w:firstRow="1" w:lastColumn="0" w:lastRow="0" w:noHBand="0" w:noVBand="1" w:val="04A0"/>
+      </w:tblPr>
+      <w:tblGrid>
+        <w:gridCol w:w="3024"/>
+        <w:gridCol w:w="3024"/>
+        <w:gridCol w:w="3024"/>
+      </w:tblGrid>
+      <w:tr>
+        <w:tc>
+          <w:tcPr>
+            <w:tcW w:type="dxa" w:w="3024"/>
+            <w:shd w:val="clear" w:color="auto" w:fill="1B3A6B"/>
+          </w:tcPr>
+          <w:p>
+            <w:r>
+              <w:rPr>
+                <w:rFonts w:ascii="Arial" w:hAnsi="Arial"/>
+                <w:b/>
+                <w:color w:val="FFFFFF"/>
+                <w:sz w:val="20"/>
+              </w:rPr>
+              <w:t>Tjek</w:t>
+            </w:r>
+          </w:p>
+        </w:tc>
+        <w:tc>
+          <w:tcPr>
+            <w:tcW w:type="dxa" w:w="3024"/>
+            <w:shd w:val="clear" w:color="auto" w:fill="1B3A6B"/>
+          </w:tcPr>
+          <w:p>
+            <w:r>
+              <w:rPr>
+                <w:rFonts w:ascii="Arial" w:hAnsi="Arial"/>
+                <w:b/>
+                <w:color w:val="FFFFFF"/>
+                <w:sz w:val="20"/>
+              </w:rPr>
+              <w:t>Trigger</w:t>
+            </w:r>
+          </w:p>
+        </w:tc>
+        <w:tc>
+          <w:tcPr>
+            <w:tcW w:type="dxa" w:w="3024"/>
+            <w:shd w:val="clear" w:color="auto" w:fill="1B3A6B"/>
+          </w:tcPr>
+          <w:p>
+            <w:r>
+              <w:rPr>
+                <w:rFonts w:ascii="Arial" w:hAnsi="Arial"/>
+                <w:b/>
+                <w:color w:val="FFFFFF"/>
+                <w:sz w:val="20"/>
+              </w:rPr>
+              <w:t>Adfærd</w:t>
+            </w:r>
+          </w:p>
+        </w:tc>
+      </w:tr>
+      <w:tr>
+        <w:tc>
+          <w:tcPr>
+            <w:tcW w:type="dxa" w:w="3024"/>
+            <w:tcBorders>
+              <w:top w:val="single" w:sz="4" w:color="CCCCCC"/>
+              <w:left w:val="single" w:sz="4" w:color="CCCCCC"/>
+              <w:bottom w:val="single" w:sz="4" w:color="CCCCCC"/>
+              <w:right w:val="single" w:sz="4" w:color="CCCCCC"/>
+            </w:tcBorders>
+          </w:tcPr>
+          <w:p>
+            <w:r>
+              <w:rPr>
+                <w:rFonts w:ascii="Arial" w:hAnsi="Arial"/>
+                <w:sz w:val="20"/>
+              </w:rPr>
+              <w:t>Vognnummer</w:t>
+            </w:r>
+          </w:p>
+        </w:tc>
+        <w:tc>
+          <w:tcPr>
+            <w:tcW w:type="dxa" w:w="3024"/>
+            <w:tcBorders>
+              <w:top w:val="single" w:sz="4" w:color="CCCCCC"/>
+              <w:left w:val="single" w:sz="4" w:color="CCCCCC"/>
+              <w:bottom w:val="single" w:sz="4" w:color="CCCCCC"/>
+              <w:right w:val="single" w:sz="4" w:color="CCCCCC"/>
+            </w:tcBorders>
+          </w:tcPr>
+          <w:p>
+            <w:r>
+              <w:rPr>
+                <w:rFonts w:ascii="Arial" w:hAnsi="Arial"/>
+                <w:sz w:val="20"/>
+              </w:rPr>
+              <w:t>Alle typer UNDTAGEN overnatning og den interne '__none__' (kun vagtplan-kommentar) typen – altså også fraværstyper, ikke kun 'normal tid'.</w:t>
+            </w:r>
+          </w:p>
+        </w:tc>
+        <w:tc>
+          <w:tcPr>
+            <w:tcW w:type="dxa" w:w="3024"/>
+            <w:tcBorders>
+              <w:top w:val="single" w:sz="4" w:color="CCCCCC"/>
+              <w:left w:val="single" w:sz="4" w:color="CCCCCC"/>
+              <w:bottom w:val="single" w:sz="4" w:color="CCCCCC"/>
+              <w:right w:val="single" w:sz="4" w:color="CCCCCC"/>
+            </w:tcBorders>
+          </w:tcPr>
+          <w:p>
+            <w:r>
+              <w:rPr>
+                <w:rFonts w:ascii="Arial" w:hAnsi="Arial"/>
+                <w:sz w:val="20"/>
+              </w:rPr>
+              <w:t>Tomt felt → toast-fejl, ingen modal. Udfyldt men matcher hverken en vogns registration_number eller vehicle_number i state.vehicles → modal-reg-error ('Ukendt registreringsnummer' – 'Registreringsnummeret er ikke genkendt fra Vognparken. Opret køretøjet før du opretter aktiviteten.').</w:t>
+            </w:r>
+          </w:p>
+        </w:tc>
+      </w:tr>
+      <w:tr>
+        <w:tc>
+          <w:tcPr>
+            <w:tcW w:type="dxa" w:w="3024"/>
+            <w:tcBorders>
+              <w:top w:val="single" w:sz="4" w:color="CCCCCC"/>
+              <w:left w:val="single" w:sz="4" w:color="CCCCCC"/>
+              <w:bottom w:val="single" w:sz="4" w:color="CCCCCC"/>
+              <w:right w:val="single" w:sz="4" w:color="CCCCCC"/>
+            </w:tcBorders>
+          </w:tcPr>
+          <w:p>
+            <w:r>
+              <w:rPr>
+                <w:rFonts w:ascii="Arial" w:hAnsi="Arial"/>
+                <w:sz w:val="20"/>
+              </w:rPr>
+              <w:t>Kørsel-/fraværskonflikt</w:t>
+            </w:r>
+          </w:p>
+        </w:tc>
+        <w:tc>
+          <w:tcPr>
+            <w:tcW w:type="dxa" w:w="3024"/>
+            <w:tcBorders>
+              <w:top w:val="single" w:sz="4" w:color="CCCCCC"/>
+              <w:left w:val="single" w:sz="4" w:color="CCCCCC"/>
+              <w:bottom w:val="single" w:sz="4" w:color="CCCCCC"/>
+              <w:right w:val="single" w:sz="4" w:color="CCCCCC"/>
+            </w:tcBorders>
+          </w:tcPr>
+          <w:p>
+            <w:r>
+              <w:rPr>
+                <w:rFonts w:ascii="Arial" w:hAnsi="Arial"/>
+                <w:sz w:val="20"/>
+              </w:rPr>
+              <w:t>Ved oprettelse af en fraværstype (evt. som periode) hvis der allerede findes en ikke-deaktiveret 'normal tid'-aktivitet for medarbejderen på (en af) datoen/datoerne.</w:t>
+            </w:r>
+          </w:p>
+        </w:tc>
+        <w:tc>
+          <w:tcPr>
+            <w:tcW w:type="dxa" w:w="3024"/>
+            <w:tcBorders>
+              <w:top w:val="single" w:sz="4" w:color="CCCCCC"/>
+              <w:left w:val="single" w:sz="4" w:color="CCCCCC"/>
+              <w:bottom w:val="single" w:sz="4" w:color="CCCCCC"/>
+              <w:right w:val="single" w:sz="4" w:color="CCCCCC"/>
+            </w:tcBorders>
+          </w:tcPr>
+          <w:p>
+            <w:r>
+              <w:rPr>
+                <w:rFonts w:ascii="Arial" w:hAnsi="Arial"/>
+                <w:sz w:val="20"/>
+              </w:rPr>
+              <w:t>modal-absence-conflict ('Advarsel: kørsel på samme dag' – lister de berørte datoer). 'Annuller' afbryder uden at sende noget; 'Fortsæt alligevel' sætter et engangsflag og gennemfører oprettelsen uden yderligere spørgsmål.</w:t>
+            </w:r>
+          </w:p>
+        </w:tc>
+      </w:tr>
+    </w:tbl>
+    <w:p/>
     <w:p>
       <w:r>
         <w:br w:type="page"/>
@@ -19436,7 +20904,7 @@
           <w:rFonts w:ascii="Arial" w:hAnsi="Arial"/>
           <w:sz w:val="22"/>
         </w:rPr>
-        <w:t>Vagtplan (routers/vagtplan_comments.py, 2026-08-21) er en 4-ugers oversigt over alle medarbejderes fravær og frie kommentarer, bygget oven på de samme render-funktioner som Aktivitetsoversigten (renderCellActivity, openManualActivityModal, openActivityDetail) i stedet for at duplikere dem. Backend er additivt: én ny tabel (vagtplan_comments) og én ny forespørgselstilstand på det eksisterende GET /api/activities-endepunkt.</w:t>
+        <w:t>Vagtplan (routers/vagtplan_comments.py, 2026-08-21) er en flerugers oversigt over alle medarbejderes fravær og frie kommentarer, bygget oven på de samme render-funktioner som Aktivitetsoversigten (renderCellActivity, openManualActivityModal, openActivityDetail) i stedet for at duplikere dem. Backend er additivt: én ny tabel (vagtplan_comments) og én ny forespørgselstilstand på det eksisterende GET /api/activities-endepunkt.</w:t>
       </w:r>
     </w:p>
     <w:p>
@@ -20192,7 +21660,19 @@
           <w:rFonts w:ascii="Arial" w:hAnsi="Arial"/>
           <w:sz w:val="22"/>
         </w:rPr>
-        <w:t>Griddet viser 4 uger (28 dage) med ISO-ugenummer i kolonneoverskriften. Klik på en tom celle åbner samme opret-aktivitet-modal som Aktivitetsoversigten, men med en ekstra aktivitetstype 'Ingen (kun kommentar)' der IKKE opretter en Activity-række, kun en VagtplanComment. Klik på en eksisterende fraværs- eller kommentarcelle åbner hhv. den almindelige aktivitetsdetalje eller en dedikeret rediger/slet-kommentar-modal.</w:t>
+        <w:t>DAYS_PER_VAGTPLAN_VIEW = 21 (app.js) – griddet viser 21 dage (3 uger: forrige, nuværende og næste) med ISO-ugenummer i kolonneoverskriften. _vagtplanDefaultWeekStart() sætter default-vinduet til mandagen I UGEN FØR den nuværende, så den aktuelle uge lander i midten af de tre viste uger. ‹/› (navigateVagtplan()) flytter vinduet ±7 dage (én uge) ad gangen – IKKE et helt 3-ugers-spring – og '📅 I dag' (jumpToVagtplanToday()) nulstiller til default-vinduet. *(Rettet 2026-09-15, commit 570a627 – vinduet var oprindeligt 28 dage/4 uger med helvindues-paging.)*</w:t>
+      </w:r>
+    </w:p>
+    <w:p>
+      <w:pPr>
+        <w:spacing w:after="120"/>
+      </w:pPr>
+      <w:r>
+        <w:rPr>
+          <w:rFonts w:ascii="Arial" w:hAnsi="Arial"/>
+          <w:sz w:val="22"/>
+        </w:rPr>
+        <w:t>Klik på en tom celle åbner samme opret-aktivitet-modal som Aktivitetsoversigten, men med en ekstra aktivitetstype 'Ingen (kun kommentar)' der IKKE opretter en Activity-række, kun en VagtplanComment. Klik på en eksisterende fraværs- eller kommentarcelle åbner hhv. den almindelige aktivitetsdetalje eller en dedikeret rediger/slet-kommentar-modal.</w:t>
       </w:r>
     </w:p>
     <w:p>
@@ -21057,6 +22537,565 @@
           <w:sz w:val="22"/>
         </w:rPr>
         <w:t>Da default-værdien for vognpark er false, vil Dagsplans vognkolonne fremstå tom for alle vogne der er oprettet før denne funktion, indtil en administrator aktivt gennemgår Vognpark → fanen 'Alle' og markerer de relevante vogne.</w:t>
+      </w:r>
+    </w:p>
+    <w:p>
+      <w:r>
+        <w:br w:type="page"/>
+      </w:r>
+    </w:p>
+    <w:p>
+      <w:pPr>
+        <w:pStyle w:val="Heading1"/>
+        <w:spacing w:before="360" w:after="120"/>
+      </w:pPr>
+      <w:r>
+        <w:rPr>
+          <w:rFonts w:ascii="Arial" w:hAnsi="Arial"/>
+          <w:b/>
+          <w:color w:val="1B3A6B"/>
+          <w:sz w:val="32"/>
+        </w:rPr>
+        <w:t>18  Auto-godkendelse (statistisk baseline)</w:t>
+      </w:r>
+    </w:p>
+    <w:p>
+      <w:pPr>
+        <w:spacing w:after="120"/>
+      </w:pPr>
+      <w:r>
+        <w:rPr>
+          <w:rFonts w:ascii="Arial" w:hAnsi="Arial"/>
+          <w:sz w:val="22"/>
+        </w:rPr>
+        <w:t>To HELT ADSKILTE mekanismer deler ordet 'auto-godkendelse' i systemet – forveksl dem ikke ved videre læsning eller ved fejlfinding:</w:t>
+      </w:r>
+    </w:p>
+    <w:tbl>
+      <w:tblPr>
+        <w:tblStyle w:val="TableGrid"/>
+        <w:tblW w:type="auto" w:w="0"/>
+        <w:tblLook w:firstColumn="1" w:firstRow="1" w:lastColumn="0" w:lastRow="0" w:noHBand="0" w:noVBand="1" w:val="04A0"/>
+      </w:tblPr>
+      <w:tblGrid>
+        <w:gridCol w:w="4536"/>
+        <w:gridCol w:w="4536"/>
+      </w:tblGrid>
+      <w:tr>
+        <w:tc>
+          <w:tcPr>
+            <w:tcW w:type="dxa" w:w="2835"/>
+            <w:shd w:val="clear" w:color="auto" w:fill="D5E8F5"/>
+            <w:tcBorders>
+              <w:top w:val="single" w:sz="4" w:color="9BBDD6"/>
+              <w:left w:val="single" w:sz="4" w:color="9BBDD6"/>
+              <w:bottom w:val="single" w:sz="4" w:color="9BBDD6"/>
+              <w:right w:val="single" w:sz="4" w:color="9BBDD6"/>
+            </w:tcBorders>
+          </w:tcPr>
+          <w:p>
+            <w:r>
+              <w:rPr>
+                <w:rFonts w:ascii="Arial" w:hAnsi="Arial"/>
+                <w:b/>
+                <w:sz w:val="20"/>
+              </w:rPr>
+              <w:t>auto_approve_manual_activities</w:t>
+            </w:r>
+          </w:p>
+        </w:tc>
+        <w:tc>
+          <w:tcPr>
+            <w:tcW w:type="dxa" w:w="6520"/>
+            <w:tcBorders>
+              <w:top w:val="single" w:sz="4" w:color="9BBDD6"/>
+              <w:left w:val="single" w:sz="4" w:color="9BBDD6"/>
+              <w:bottom w:val="single" w:sz="4" w:color="9BBDD6"/>
+              <w:right w:val="single" w:sz="4" w:color="9BBDD6"/>
+            </w:tcBorders>
+          </w:tcPr>
+          <w:p>
+            <w:r>
+              <w:rPr>
+                <w:rFonts w:ascii="Arial" w:hAnsi="Arial"/>
+                <w:sz w:val="20"/>
+              </w:rPr>
+              <w:t>Manuel oprettelse (activities.py: create_manual_activity()) sættes direkte til approved i stedet for pending, hvis den opretstende bruger har denne permission. Rent regelbaseret, ingen statistik. Beskrevet i afsnit 8.1/'Auto-godkend ved oprettelse'.</w:t>
+            </w:r>
+          </w:p>
+        </w:tc>
+      </w:tr>
+      <w:tr>
+        <w:tc>
+          <w:tcPr>
+            <w:tcW w:type="dxa" w:w="2835"/>
+            <w:shd w:val="clear" w:color="auto" w:fill="D5E8F5"/>
+            <w:tcBorders>
+              <w:top w:val="single" w:sz="4" w:color="9BBDD6"/>
+              <w:left w:val="single" w:sz="4" w:color="9BBDD6"/>
+              <w:bottom w:val="single" w:sz="4" w:color="9BBDD6"/>
+              <w:right w:val="single" w:sz="4" w:color="9BBDD6"/>
+            </w:tcBorders>
+          </w:tcPr>
+          <w:p>
+            <w:r>
+              <w:rPr>
+                <w:rFonts w:ascii="Arial" w:hAnsi="Arial"/>
+                <w:b/>
+                <w:sz w:val="20"/>
+              </w:rPr>
+              <w:t>Statistisk baseline-auto-godkendelse (dette kapitel)</w:t>
+            </w:r>
+          </w:p>
+        </w:tc>
+        <w:tc>
+          <w:tcPr>
+            <w:tcW w:type="dxa" w:w="6520"/>
+            <w:tcBorders>
+              <w:top w:val="single" w:sz="4" w:color="9BBDD6"/>
+              <w:left w:val="single" w:sz="4" w:color="9BBDD6"/>
+              <w:bottom w:val="single" w:sz="4" w:color="9BBDD6"/>
+              <w:right w:val="single" w:sz="4" w:color="9BBDD6"/>
+            </w:tcBorders>
+          </w:tcPr>
+          <w:p>
+            <w:r>
+              <w:rPr>
+                <w:rFonts w:ascii="Arial" w:hAnsi="Arial"/>
+                <w:sz w:val="20"/>
+              </w:rPr>
+              <w:t>Gælder KUN tachograf-importerede 'normal tid'-aktiviteter. Sammenligner en aktivitets varighed/starttid mod medarbejderens egen historik for den ugedag – styres af manage_auto_approval.</w:t>
+            </w:r>
+          </w:p>
+        </w:tc>
+      </w:tr>
+    </w:tbl>
+    <w:p/>
+    <w:p>
+      <w:pPr>
+        <w:pStyle w:val="Heading2"/>
+        <w:spacing w:before="200" w:after="120"/>
+      </w:pPr>
+      <w:r>
+        <w:rPr>
+          <w:rFonts w:ascii="Arial" w:hAnsi="Arial"/>
+          <w:b/>
+          <w:color w:val="2E6DB8"/>
+          <w:sz w:val="26"/>
+        </w:rPr>
+        <w:t>18.1  Global til/fra-kontakt</w:t>
+      </w:r>
+    </w:p>
+    <w:p>
+      <w:pPr>
+        <w:spacing w:after="120"/>
+      </w:pPr>
+      <w:r>
+        <w:rPr>
+          <w:rFonts w:ascii="Arial" w:hAnsi="Arial"/>
+          <w:sz w:val="22"/>
+        </w:rPr>
+        <w:t>SystemSettings.auto_approval_enabled (id=1-rækken; mangler rækken helt, tolkes som slået TIL som default – is_auto_approval_enabled(), baseline_updater.py). GET /api/auto-approval/settings er åben for enhver logget ind bruger (så frontend kan skjule bulk-knappen); POST kræver manage_auto_approval og logger handlingen (toggle_auto_approval). UI: Stamdata → 'Auto-godkendelse'-fanen (#sd-tab-autoapproval, gated på manage_auto_approval), status-badge + til/fra-knap.</w:t>
+      </w:r>
+    </w:p>
+    <w:p>
+      <w:pPr>
+        <w:pStyle w:val="Heading2"/>
+        <w:spacing w:before="200" w:after="120"/>
+      </w:pPr>
+      <w:r>
+        <w:rPr>
+          <w:rFonts w:ascii="Arial" w:hAnsi="Arial"/>
+          <w:b/>
+          <w:color w:val="2E6DB8"/>
+          <w:sz w:val="26"/>
+        </w:rPr>
+        <w:t>18.2  should_auto_approve() – statistikken</w:t>
+      </w:r>
+    </w:p>
+    <w:p>
+      <w:pPr>
+        <w:spacing w:after="120"/>
+      </w:pPr>
+      <w:r>
+        <w:rPr>
+          <w:rFonts w:ascii="Arial" w:hAnsi="Arial"/>
+          <w:sz w:val="22"/>
+        </w:rPr>
+        <w:t>calculators/auto_approval.py. Kører KUN hvis activity_type=='normal' OG source==tachograph OG den globale kontakt er slået til. MIN_SAMPLES=5: findes færre end 5 historiske samples for medarbejderens ugedag (0=mandag...6=søndag) i EmployeeBaseline, flages aktiviteten med 'Ikke nok data (n/5 registreringer for denne ugedag)' og godkendes ikke.</w:t>
+      </w:r>
+    </w:p>
+    <w:tbl>
+      <w:tblPr>
+        <w:tblStyle w:val="TableGrid"/>
+        <w:tblW w:type="auto" w:w="0"/>
+        <w:tblLook w:firstColumn="1" w:firstRow="1" w:lastColumn="0" w:lastRow="0" w:noHBand="0" w:noVBand="1" w:val="04A0"/>
+      </w:tblPr>
+      <w:tblGrid>
+        <w:gridCol w:w="3024"/>
+        <w:gridCol w:w="3024"/>
+        <w:gridCol w:w="3024"/>
+      </w:tblGrid>
+      <w:tr>
+        <w:tc>
+          <w:tcPr>
+            <w:tcW w:type="dxa" w:w="3024"/>
+            <w:shd w:val="clear" w:color="auto" w:fill="1B3A6B"/>
+          </w:tcPr>
+          <w:p>
+            <w:r>
+              <w:rPr>
+                <w:rFonts w:ascii="Arial" w:hAnsi="Arial"/>
+                <w:b/>
+                <w:color w:val="FFFFFF"/>
+                <w:sz w:val="20"/>
+              </w:rPr>
+              <w:t>Test</w:t>
+            </w:r>
+          </w:p>
+        </w:tc>
+        <w:tc>
+          <w:tcPr>
+            <w:tcW w:type="dxa" w:w="3024"/>
+            <w:shd w:val="clear" w:color="auto" w:fill="1B3A6B"/>
+          </w:tcPr>
+          <w:p>
+            <w:r>
+              <w:rPr>
+                <w:rFonts w:ascii="Arial" w:hAnsi="Arial"/>
+                <w:b/>
+                <w:color w:val="FFFFFF"/>
+                <w:sz w:val="20"/>
+              </w:rPr>
+              <w:t>Sammenligning</w:t>
+            </w:r>
+          </w:p>
+        </w:tc>
+        <w:tc>
+          <w:tcPr>
+            <w:tcW w:type="dxa" w:w="3024"/>
+            <w:shd w:val="clear" w:color="auto" w:fill="1B3A6B"/>
+          </w:tcPr>
+          <w:p>
+            <w:r>
+              <w:rPr>
+                <w:rFonts w:ascii="Arial" w:hAnsi="Arial"/>
+                <w:b/>
+                <w:color w:val="FFFFFF"/>
+                <w:sz w:val="20"/>
+              </w:rPr>
+              <w:t>Tolerance</w:t>
+            </w:r>
+          </w:p>
+        </w:tc>
+      </w:tr>
+      <w:tr>
+        <w:tc>
+          <w:tcPr>
+            <w:tcW w:type="dxa" w:w="3024"/>
+            <w:tcBorders>
+              <w:top w:val="single" w:sz="4" w:color="CCCCCC"/>
+              <w:left w:val="single" w:sz="4" w:color="CCCCCC"/>
+              <w:bottom w:val="single" w:sz="4" w:color="CCCCCC"/>
+              <w:right w:val="single" w:sz="4" w:color="CCCCCC"/>
+            </w:tcBorders>
+          </w:tcPr>
+          <w:p>
+            <w:r>
+              <w:rPr>
+                <w:rFonts w:ascii="Arial" w:hAnsi="Arial"/>
+                <w:sz w:val="20"/>
+              </w:rPr>
+              <w:t>Varighed</w:t>
+            </w:r>
+          </w:p>
+        </w:tc>
+        <w:tc>
+          <w:tcPr>
+            <w:tcW w:type="dxa" w:w="3024"/>
+            <w:tcBorders>
+              <w:top w:val="single" w:sz="4" w:color="CCCCCC"/>
+              <w:left w:val="single" w:sz="4" w:color="CCCCCC"/>
+              <w:bottom w:val="single" w:sz="4" w:color="CCCCCC"/>
+              <w:right w:val="single" w:sz="4" w:color="CCCCCC"/>
+            </w:tcBorders>
+          </w:tcPr>
+          <w:p>
+            <w:r>
+              <w:rPr>
+                <w:rFonts w:ascii="Arial" w:hAnsi="Arial"/>
+                <w:sz w:val="20"/>
+              </w:rPr>
+              <w:t>Effektiv varighed (total minus rest-segmenter) vs. ugedagens løbende gennemsnit</w:t>
+            </w:r>
+          </w:p>
+        </w:tc>
+        <w:tc>
+          <w:tcPr>
+            <w:tcW w:type="dxa" w:w="3024"/>
+            <w:tcBorders>
+              <w:top w:val="single" w:sz="4" w:color="CCCCCC"/>
+              <w:left w:val="single" w:sz="4" w:color="CCCCCC"/>
+              <w:bottom w:val="single" w:sz="4" w:color="CCCCCC"/>
+              <w:right w:val="single" w:sz="4" w:color="CCCCCC"/>
+            </w:tcBorders>
+          </w:tcPr>
+          <w:p>
+            <w:r>
+              <w:rPr>
+                <w:rFonts w:ascii="Arial" w:hAnsi="Arial"/>
+                <w:sz w:val="20"/>
+              </w:rPr>
+              <w:t>max(std × 2,5, gennemsnit × 30%)</w:t>
+            </w:r>
+          </w:p>
+        </w:tc>
+      </w:tr>
+      <w:tr>
+        <w:tc>
+          <w:tcPr>
+            <w:tcW w:type="dxa" w:w="3024"/>
+            <w:tcBorders>
+              <w:top w:val="single" w:sz="4" w:color="CCCCCC"/>
+              <w:left w:val="single" w:sz="4" w:color="CCCCCC"/>
+              <w:bottom w:val="single" w:sz="4" w:color="CCCCCC"/>
+              <w:right w:val="single" w:sz="4" w:color="CCCCCC"/>
+            </w:tcBorders>
+          </w:tcPr>
+          <w:p>
+            <w:r>
+              <w:rPr>
+                <w:rFonts w:ascii="Arial" w:hAnsi="Arial"/>
+                <w:sz w:val="20"/>
+              </w:rPr>
+              <w:t>Starttid</w:t>
+            </w:r>
+          </w:p>
+        </w:tc>
+        <w:tc>
+          <w:tcPr>
+            <w:tcW w:type="dxa" w:w="3024"/>
+            <w:tcBorders>
+              <w:top w:val="single" w:sz="4" w:color="CCCCCC"/>
+              <w:left w:val="single" w:sz="4" w:color="CCCCCC"/>
+              <w:bottom w:val="single" w:sz="4" w:color="CCCCCC"/>
+              <w:right w:val="single" w:sz="4" w:color="CCCCCC"/>
+            </w:tcBorders>
+          </w:tcPr>
+          <w:p>
+            <w:r>
+              <w:rPr>
+                <w:rFonts w:ascii="Arial" w:hAnsi="Arial"/>
+                <w:sz w:val="20"/>
+              </w:rPr>
+              <w:t>Starttime (decimal) vs. ugedagens løbende gennemsnit</w:t>
+            </w:r>
+          </w:p>
+        </w:tc>
+        <w:tc>
+          <w:tcPr>
+            <w:tcW w:type="dxa" w:w="3024"/>
+            <w:tcBorders>
+              <w:top w:val="single" w:sz="4" w:color="CCCCCC"/>
+              <w:left w:val="single" w:sz="4" w:color="CCCCCC"/>
+              <w:bottom w:val="single" w:sz="4" w:color="CCCCCC"/>
+              <w:right w:val="single" w:sz="4" w:color="CCCCCC"/>
+            </w:tcBorders>
+          </w:tcPr>
+          <w:p>
+            <w:r>
+              <w:rPr>
+                <w:rFonts w:ascii="Arial" w:hAnsi="Arial"/>
+                <w:sz w:val="20"/>
+              </w:rPr>
+              <w:t>max(std × 2,5, 1,5 time)</w:t>
+            </w:r>
+          </w:p>
+        </w:tc>
+      </w:tr>
+    </w:tbl>
+    <w:p/>
+    <w:p>
+      <w:pPr>
+        <w:spacing w:after="120"/>
+      </w:pPr>
+      <w:r>
+        <w:rPr>
+          <w:rFonts w:ascii="Arial" w:hAnsi="Arial"/>
+          <w:sz w:val="22"/>
+        </w:rPr>
+        <w:t>Fejler én eller begge test, godkendes aktiviteten IKKE, og en menneskelæsbar afvigelsesstreng tilføjes til auto_approval_flags (fx 'Varighed afviger: 540min vs. typisk 480±20min (for lang)'). Baselines er Welford-glidende gennemsnit/varians pr. medarbejder+ugedag (baseline_updater.py), opdateret KUN fra godkendte, normale, tachograf-aktiviteter – gen-godkendelse af uændrede data tæller ikke dobbelt, og ændres en tidligere bidragende aktivitet, fjernes dens gamle bidrag først (Welford-downdate).</w:t>
+      </w:r>
+    </w:p>
+    <w:p>
+      <w:pPr>
+        <w:pStyle w:val="Heading2"/>
+        <w:spacing w:before="200" w:after="120"/>
+      </w:pPr>
+      <w:r>
+        <w:rPr>
+          <w:rFonts w:ascii="Arial" w:hAnsi="Arial"/>
+          <w:b/>
+          <w:color w:val="2E6DB8"/>
+          <w:sz w:val="26"/>
+        </w:rPr>
+        <w:t>18.3  Brugerflade</w:t>
+      </w:r>
+    </w:p>
+    <w:tbl>
+      <w:tblPr>
+        <w:tblStyle w:val="TableGrid"/>
+        <w:tblW w:type="auto" w:w="0"/>
+        <w:tblLook w:firstColumn="1" w:firstRow="1" w:lastColumn="0" w:lastRow="0" w:noHBand="0" w:noVBand="1" w:val="04A0"/>
+      </w:tblPr>
+      <w:tblGrid>
+        <w:gridCol w:w="4536"/>
+        <w:gridCol w:w="4536"/>
+      </w:tblGrid>
+      <w:tr>
+        <w:tc>
+          <w:tcPr>
+            <w:tcW w:type="dxa" w:w="2835"/>
+            <w:shd w:val="clear" w:color="auto" w:fill="D5E8F5"/>
+            <w:tcBorders>
+              <w:top w:val="single" w:sz="4" w:color="9BBDD6"/>
+              <w:left w:val="single" w:sz="4" w:color="9BBDD6"/>
+              <w:bottom w:val="single" w:sz="4" w:color="9BBDD6"/>
+              <w:right w:val="single" w:sz="4" w:color="9BBDD6"/>
+            </w:tcBorders>
+          </w:tcPr>
+          <w:p>
+            <w:r>
+              <w:rPr>
+                <w:rFonts w:ascii="Arial" w:hAnsi="Arial"/>
+                <w:b/>
+                <w:sz w:val="20"/>
+              </w:rPr>
+              <w:t>'Auto-godkendt'-prik</w:t>
+            </w:r>
+          </w:p>
+        </w:tc>
+        <w:tc>
+          <w:tcPr>
+            <w:tcW w:type="dxa" w:w="6520"/>
+            <w:tcBorders>
+              <w:top w:val="single" w:sz="4" w:color="9BBDD6"/>
+              <w:left w:val="single" w:sz="4" w:color="9BBDD6"/>
+              <w:bottom w:val="single" w:sz="4" w:color="9BBDD6"/>
+              <w:right w:val="single" w:sz="4" w:color="9BBDD6"/>
+            </w:tcBorders>
+          </w:tcPr>
+          <w:p>
+            <w:r>
+              <w:rPr>
+                <w:rFonts w:ascii="Arial" w:hAnsi="Arial"/>
+                <w:sz w:val="20"/>
+              </w:rPr>
+              <w:t>Vises på tidsbadgen når status=approved OG auto_approved=true (app.js ~1065).</w:t>
+            </w:r>
+          </w:p>
+        </w:tc>
+      </w:tr>
+      <w:tr>
+        <w:tc>
+          <w:tcPr>
+            <w:tcW w:type="dxa" w:w="2835"/>
+            <w:shd w:val="clear" w:color="auto" w:fill="D5E8F5"/>
+            <w:tcBorders>
+              <w:top w:val="single" w:sz="4" w:color="9BBDD6"/>
+              <w:left w:val="single" w:sz="4" w:color="9BBDD6"/>
+              <w:bottom w:val="single" w:sz="4" w:color="9BBDD6"/>
+              <w:right w:val="single" w:sz="4" w:color="9BBDD6"/>
+            </w:tcBorders>
+          </w:tcPr>
+          <w:p>
+            <w:r>
+              <w:rPr>
+                <w:rFonts w:ascii="Arial" w:hAnsi="Arial"/>
+                <w:b/>
+                <w:sz w:val="20"/>
+              </w:rPr>
+              <w:t>'Afvigelser registreret (ikke auto-godkendt)'</w:t>
+            </w:r>
+          </w:p>
+        </w:tc>
+        <w:tc>
+          <w:tcPr>
+            <w:tcW w:type="dxa" w:w="6520"/>
+            <w:tcBorders>
+              <w:top w:val="single" w:sz="4" w:color="9BBDD6"/>
+              <w:left w:val="single" w:sz="4" w:color="9BBDD6"/>
+              <w:bottom w:val="single" w:sz="4" w:color="9BBDD6"/>
+              <w:right w:val="single" w:sz="4" w:color="9BBDD6"/>
+            </w:tcBorders>
+          </w:tcPr>
+          <w:p>
+            <w:r>
+              <w:rPr>
+                <w:rFonts w:ascii="Arial" w:hAnsi="Arial"/>
+                <w:sz w:val="20"/>
+              </w:rPr>
+              <w:t>Liste i aktivitetsdetaljen når auto_approval_flags er ikke-tom – viser præcis de(n) afvigelse(r) der forhindrede auto-godkendelse.</w:t>
+            </w:r>
+          </w:p>
+        </w:tc>
+      </w:tr>
+      <w:tr>
+        <w:tc>
+          <w:tcPr>
+            <w:tcW w:type="dxa" w:w="2835"/>
+            <w:shd w:val="clear" w:color="auto" w:fill="D5E8F5"/>
+            <w:tcBorders>
+              <w:top w:val="single" w:sz="4" w:color="9BBDD6"/>
+              <w:left w:val="single" w:sz="4" w:color="9BBDD6"/>
+              <w:bottom w:val="single" w:sz="4" w:color="9BBDD6"/>
+              <w:right w:val="single" w:sz="4" w:color="9BBDD6"/>
+            </w:tcBorders>
+          </w:tcPr>
+          <w:p>
+            <w:r>
+              <w:rPr>
+                <w:rFonts w:ascii="Arial" w:hAnsi="Arial"/>
+                <w:b/>
+                <w:sz w:val="20"/>
+              </w:rPr>
+              <w:t>'Autogodkend aktiviteter'-knap</w:t>
+            </w:r>
+          </w:p>
+        </w:tc>
+        <w:tc>
+          <w:tcPr>
+            <w:tcW w:type="dxa" w:w="6520"/>
+            <w:tcBorders>
+              <w:top w:val="single" w:sz="4" w:color="9BBDD6"/>
+              <w:left w:val="single" w:sz="4" w:color="9BBDD6"/>
+              <w:bottom w:val="single" w:sz="4" w:color="9BBDD6"/>
+              <w:right w:val="single" w:sz="4" w:color="9BBDD6"/>
+            </w:tcBorders>
+          </w:tcPr>
+          <w:p>
+            <w:r>
+              <w:rPr>
+                <w:rFonts w:ascii="Arial" w:hAnsi="Arial"/>
+                <w:sz w:val="20"/>
+              </w:rPr>
+              <w:t>Toolbar (#btn-auto-approve, kun synlig når den globale kontakt er slået til). Kalder POST /api/activities/auto-approve-pending?period_start=.</w:t>
+            </w:r>
+          </w:p>
+        </w:tc>
+      </w:tr>
+    </w:tbl>
+    <w:p/>
+    <w:p>
+      <w:pPr>
+        <w:spacing w:after="120"/>
+      </w:pPr>
+      <w:r>
+        <w:rPr>
+          <w:rFonts w:ascii="Arial" w:hAnsi="Arial"/>
+          <w:sz w:val="22"/>
+        </w:rPr>
+        <w:t>Bulk-endepunktet (activities.py) afviser (400) hvis den globale kontakt er slået fra. Forespørgslen har INGEN type-/kilde-filter – den henter alle pending-aktiviteter i perioden, men should_auto_approve() afviser internt alt der ikke er normal+tachograf ('Kun normale tachograf-aktiviteter auto-godkendes' / 'Kun tachograf-aktiviteter auto-godkendes'). Godkendte får approved_by='AUTO' og bidrager straks til baseline; toast'en opsummerer: 'Auto-godkendt: X aktiviteter. Flagget til gennemgang: Y.'</w:t>
       </w:r>
     </w:p>
     <w:sectPr>

--- a/docs/Teknisk dokumentation.docx
+++ b/docs/Teknisk dokumentation.docx
@@ -7281,6 +7281,28 @@
     </w:p>
     <w:p>
       <w:pPr>
+        <w:pStyle w:val="ListBullet"/>
+        <w:spacing w:after="40"/>
+        <w:ind w:left="454"/>
+      </w:pPr>
+      <w:r>
+        <w:rPr>
+          <w:rFonts w:ascii="Arial" w:hAnsi="Arial"/>
+          <w:b/>
+          <w:sz w:val="22"/>
+        </w:rPr>
+        <w:t xml:space="preserve">11. Ufuldstændig-markering (is_likely_incomplete): </w:t>
+      </w:r>
+      <w:r>
+        <w:rPr>
+          <w:rFonts w:ascii="Arial" w:hAnsi="Arial"/>
+          <w:sz w:val="22"/>
+        </w:rPr>
+        <w:t>Kun for filens ALLERSIDSTE vagt: markeres som formentlig ufuldstændig hvis vagten IKKE slutter i hvil OG (dagens km-distance er 0 ELLER vagtens varighed er under LONG_REST_THRESHOLD_MINUTES) – et signal om at kortet blev læst af midt i vagten, så resten af dagen mangler i filen. Vises i aktivitetstabellen som et rødt ✕-mærke med forklarende tooltip. En efterfølgende genimport med en nyere, mere komplet fil kan udvide/erstatte den ufuldstændige linje (se genimport-reglerne nedenfor); omvendt må en NY udlæsning der selv er markeret ufuldstændig, ALDRIG lægges fuldt ind oveni en allerede komplet linje – kun udvides.</w:t>
+      </w:r>
+    </w:p>
+    <w:p>
+      <w:pPr>
         <w:spacing w:before="80" w:after="160"/>
         <w:ind w:left="283" w:right="283"/>
       </w:pPr>
@@ -9362,7 +9384,7 @@
                 <w:rFonts w:ascii="Arial" w:hAnsi="Arial"/>
                 <w:sz w:val="20"/>
               </w:rPr>
-              <w:t>Rediger satser for de tre tillægstyper</w:t>
+              <w:t>Rediger de tre systemsatser; opret/slet egne, brugeroprettede satser (kan ikke slettes, hvis en løntypekode bruger den som sats-kilde)</w:t>
             </w:r>
           </w:p>
         </w:tc>
@@ -9424,7 +9446,7 @@
                 <w:rFonts w:ascii="Arial" w:hAnsi="Arial"/>
                 <w:sz w:val="20"/>
               </w:rPr>
-              <w:t>Rediger satser for salttillæg, overnatning, §56</w:t>
+              <w:t>Rediger systemsatserne (salttillæg, overnatning, DOB-overnatning, §56); opret/slet egne, brugeroprettede tillæg (samme slette-spærre som Overtidssatser)</w:t>
             </w:r>
           </w:p>
         </w:tc>
@@ -9486,7 +9508,7 @@
                 <w:rFonts w:ascii="Arial" w:hAnsi="Arial"/>
                 <w:sz w:val="20"/>
               </w:rPr>
-              <w:t>Opret nye, rediger type/kode/CSV-flag/antal-type/sats-kilde/inkl. sats/inkl. total, slet alle</w:t>
+              <w:t>Opret nye, rediger type/kode/CSV-flag/antal-type/sats-kilde/inkl. sats/inkl. total, slet alle – INGEN 'i brug'-spærre ved sletning, heller ikke for systemsatser (kode 1/normal tid m.fl.)</w:t>
             </w:r>
           </w:p>
         </w:tc>
@@ -9909,6 +9931,29 @@
           <w:sz w:val="22"/>
         </w:rPr>
         <w:t>Opretter en admin en HELT NY overtids- eller tillægssats (en ny RÆKKE i Overtidssatser/Tillæg-fanerne, ud over de faste satser systemet allerede kender), gemmes den i databasen, men beregningsmotoren (calculate_overtime()/day_type.py) bruger den IKKE automatisk nogen steder – den nye sats har reelt kun effekt, hvis den efterfølgende også kobles på en løntypekode via feltet 'Sats-kilde' i Stamdata → Løntypekoder (afsnit 6.1, dynamisk id-baseret opslag i _resolve_rate()), og selv da kun for CSV-eksporten – IKKE for selve lønberegningen/visningen i prøvekørsel og PDF-timesedler. En helt ny form for tillæg (fx et nyt tidsvindue eller en ny dagtype-regel) kræver udviklerarbejde i calculators/overtime.py eller day_type.py.</w:t>
+      </w:r>
+    </w:p>
+    <w:p>
+      <w:pPr>
+        <w:spacing w:before="80" w:after="160"/>
+        <w:ind w:left="283" w:right="283"/>
+      </w:pPr>
+      <w:r>
+        <w:rPr>
+          <w:rFonts w:ascii="Arial" w:hAnsi="Arial"/>
+          <w:b/>
+          <w:color w:val="2E6DB8"/>
+          <w:sz w:val="22"/>
+        </w:rPr>
+        <w:t xml:space="preserve">VIGTIGT: </w:t>
+      </w:r>
+      <w:r>
+        <w:rPr>
+          <w:rFonts w:ascii="Arial" w:hAnsi="Arial"/>
+          <w:color w:val="606060"/>
+          <w:sz w:val="22"/>
+        </w:rPr>
+        <w:t>I modsætning til Overenskomsttyper/Overtidssatser/Tillæg/Aftale, som alle blokerer sletning af en række der er i brug, har Løntypekoder-fanens Slet-knap INGEN tilsvarende spærre – heller ikke for en systemseedet kode (fx den der ligger bag kode 1/normal tid). delete_pay_type() sletter ubetinget uanset hvor mange steder koden bruges. Slet derfor kun en løntypekode, hvis du er helt sikker på at den ikke længere skal med i Danløn CSV'en.</w:t>
       </w:r>
     </w:p>
     <w:p>
@@ -14473,6 +14518,80 @@
     </w:p>
     <w:p>
       <w:pPr>
+        <w:pStyle w:val="Heading2"/>
+        <w:spacing w:before="200" w:after="120"/>
+      </w:pPr>
+      <w:r>
+        <w:rPr>
+          <w:rFonts w:ascii="Arial" w:hAnsi="Arial"/>
+          <w:b/>
+          <w:color w:val="2E6DB8"/>
+          <w:sz w:val="26"/>
+        </w:rPr>
+        <w:t>7.8  Overnatning som periode</w:t>
+      </w:r>
+    </w:p>
+    <w:p>
+      <w:pPr>
+        <w:spacing w:after="120"/>
+      </w:pPr>
+      <w:r>
+        <w:rPr>
+          <w:rFonts w:ascii="Arial" w:hAnsi="Arial"/>
+          <w:sz w:val="22"/>
+        </w:rPr>
+        <w:t>Siden 2026-09-16 kan overnatning/DOB-overnatning oprettes for et datointerval ('Til dato' i opret-modalen) i stedet for kun én dag ad gangen. Den isolerede overnatnings-gren i confirmManualActivity() (app.js) udvides til selv at forgrene på om 'Til dato' er udfyldt – den generelle periode-gren/_RANGE_TYPES (brugt af ferie/sygdom/afspadsering m.fl.) røres IKKE, da overnatning hverken kræver registreringsnummer eller skematimer.</w:t>
+      </w:r>
+    </w:p>
+    <w:p>
+      <w:pPr>
+        <w:spacing w:after="120"/>
+      </w:pPr>
+      <w:r>
+        <w:rPr>
+          <w:rFonts w:ascii="Arial" w:hAnsi="Arial"/>
+          <w:sz w:val="22"/>
+        </w:rPr>
+        <w:t>getAllDates(fra, til) (app.js) / _all_dates() (activities.py, ny hjælpefunktion ved siden af _weekday_dates()) genererer ALLE kalenderdage i intervallet, inkl. weekend og helligdage – i modsætning til _weekday_dates(), som de øvrige periodetyper bruger. Ét POST /api/activities pr. dag, alle med samme absence_group_id (samme mønster som ferie-perioder) og enten alle 'overnatning' eller alle 'dob_overnatning' – DOB-fluebenet gælder for hele perioden, ingen blanding pr. dag understøttet i ét opret-kald.</w:t>
+      </w:r>
+    </w:p>
+    <w:p>
+      <w:pPr>
+        <w:spacing w:after="120"/>
+      </w:pPr>
+      <w:r>
+        <w:rPr>
+          <w:rFonts w:ascii="Arial" w:hAnsi="Arial"/>
+          <w:sz w:val="22"/>
+        </w:rPr>
+        <w:t>Overlapskontrollen genbruger IKKE modal-absence-conflict/_absenceConflictConfirmed (den mekanisme øvrige periodetyper bruger) – i stedet en simpel window.confirm() med op til 5 konkrete overlap listet, som tjekker mod ENHVER overlappende aktivitet (ikke kun 'normal'). Samme bredere logik er kopieret ind (ikke delt som funktion, for at holde overnatnings-grenen selvstændig).</w:t>
+      </w:r>
+    </w:p>
+    <w:p>
+      <w:pPr>
+        <w:spacing w:before="80" w:after="160"/>
+        <w:ind w:left="283" w:right="283"/>
+      </w:pPr>
+      <w:r>
+        <w:rPr>
+          <w:rFonts w:ascii="Arial" w:hAnsi="Arial"/>
+          <w:b/>
+          <w:color w:val="2E6DB8"/>
+          <w:sz w:val="22"/>
+        </w:rPr>
+        <w:t xml:space="preserve">TEKNISK NOTE: </w:t>
+      </w:r>
+      <w:r>
+        <w:rPr>
+          <w:rFonts w:ascii="Arial" w:hAnsi="Arial"/>
+          <w:color w:val="606060"/>
+          <w:sz w:val="22"/>
+        </w:rPr>
+        <w:t>_calculate_employee() krævede INGEN ændring: overnight_count/dob_overnight_count tæller allerede simpelthen antal Activity-rækker af typen i perioden, uanset om de stammer fra enkeltdags- eller periode-oprettelse – lønkørsel, PDF-timeseddel og Danløn CSV er derfor upåvirkede af denne ændring. Se docs/superpowers/specs/2026-09-16-overnatning-periode-design.md.</w:t>
+      </w:r>
+    </w:p>
+    <w:p>
+      <w:pPr>
         <w:pStyle w:val="Heading1"/>
         <w:spacing w:before="360" w:after="120"/>
       </w:pPr>
@@ -15510,7 +15629,7 @@
           <w:rFonts w:ascii="Arial" w:hAnsi="Arial"/>
           <w:sz w:val="22"/>
         </w:rPr>
-        <w:t>Kun hverdage (mandag–fredag) indgår i beregningen af det nye datointerval.</w:t>
+        <w:t>Kun hverdage (mandag–fredag) indgår i beregningen af det nye datointerval for de fleste typer – UNDTAGEN overnatning/dob_overnatning (_COUNT_BASED_RANGE_TYPES), hvor _all_dates() bruges i stedet, så weekend/helligdage tælles med (afsnit 7.8).</w:t>
       </w:r>
     </w:p>
     <w:p>
@@ -15538,7 +15657,7 @@
           <w:rFonts w:ascii="Arial" w:hAnsi="Arial"/>
           <w:sz w:val="22"/>
         </w:rPr>
-        <w:t>Dage der TILFØJES: en ny aktivitet oprettes for hver, med standardtimer fra medarbejderens timefordeling (lige/ulige uge). Er de skemalagte timer 0 for en given ugedag (fx afspadsering på en fridag), springes dagen over og rapporteres i svarets skipped-liste i stedet for at fejle.</w:t>
+        <w:t>Dage der TILFØJES: for almindelige fraværstyper oprettes en ny aktivitet med standardtimer fra medarbejderens timefordeling (lige/ulige uge) – er de skemalagte timer 0 for en given ugedag, springes dagen over og rapporteres i svarets skipped-liste i stedet for at fejle. For overnatning/dob_overnatning oprettes i stedet en midnatsstemplet nul-varighed-aktivitet pr. dag, som ved almindelig oprettelse – ingen skematime-beregning, ingen skip-mulighed.</w:t>
       </w:r>
     </w:p>
     <w:p>
@@ -15552,7 +15671,7 @@
           <w:rFonts w:ascii="Arial" w:hAnsi="Arial"/>
           <w:sz w:val="22"/>
         </w:rPr>
-        <w:t>Backend udfører INGEN konflikttjek mod eksisterende kørsel ('normal tid') på de tilføjede dage – det tjek er kun implementeret i frontend (se Brugervejledningen, afsnit 6.4).</w:t>
+        <w:t>Backend udfører INGEN konflikttjek mod eksisterende kørsel ('normal tid') på de tilføjede dage for de fleste typer – det tjek er kun implementeret i frontend (se Brugervejledningen, afsnit 6.4). For overnatning/dob_overnatning tjekker frontend i stedet mod ENHVER overlappende aktivitet, ikke kun 'normal'.</w:t>
       </w:r>
     </w:p>
     <w:p>
@@ -21716,7 +21835,7 @@
           <w:rFonts w:ascii="Arial" w:hAnsi="Arial"/>
           <w:sz w:val="22"/>
         </w:rPr>
-        <w:t>Fraværsoversigt (routers/absence_overview_router.py) viser aggregerede fraværstimer/-dage pr. medarbejder og pr. fraværstype over en valgfri datointerval, uafhængigt af lønperiodeinddelingen. Al data beregnes af de samme underliggende fraværs-summeringer som lønkørslen bruger – ingen duplikeret logik.</w:t>
+        <w:t>Fraværsoversigt (routers/absence_overview_router.py) viser aggregerede fraværstimer/-dage pr. medarbejder og pr. fraværstype over en valgfri datointerval, uafhængigt af lønperiodeinddelingen, samt en sats i kr/time pr. række.</w:t>
       </w:r>
     </w:p>
     <w:p>
@@ -21855,7 +21974,7 @@
                 <w:rFonts w:ascii="Arial" w:hAnsi="Arial"/>
                 <w:sz w:val="20"/>
               </w:rPr>
-              <w:t>Fraværstotaler (timer/dage) pr. medarbejder og -type for en fra/til-datointerval.</w:t>
+              <w:t>Fraværstotaler (timer/dage) + rate (kr/t) pr. medarbejder og -type for en fra/til-datointerval.</w:t>
             </w:r>
           </w:p>
         </w:tc>
@@ -22058,6 +22177,246 @@
           <w:sz w:val="22"/>
         </w:rPr>
         <w:t>Alle fire endepunkter kræver rettigheden 'absence_overview'.</w:t>
+      </w:r>
+    </w:p>
+    <w:p>
+      <w:pPr>
+        <w:pStyle w:val="Heading2"/>
+        <w:spacing w:before="200" w:after="120"/>
+      </w:pPr>
+      <w:r>
+        <w:rPr>
+          <w:rFonts w:ascii="Arial" w:hAnsi="Arial"/>
+          <w:b/>
+          <w:color w:val="2E6DB8"/>
+          <w:sz w:val="26"/>
+        </w:rPr>
+        <w:t>16.2  Satsberegning – egen, ikke-delt logik</w:t>
+      </w:r>
+    </w:p>
+    <w:p>
+      <w:pPr>
+        <w:spacing w:after="120"/>
+      </w:pPr>
+      <w:r>
+        <w:rPr>
+          <w:rFonts w:ascii="Arial" w:hAnsi="Arial"/>
+          <w:sz w:val="22"/>
+        </w:rPr>
+        <w:t>I MODSÆTNING til Lønafregning (kapitel 13), som eksplicit genbruger _calculate_employee() for at undgå duplikeret lønlogik, har Fraværsoversigt sin egen, selvstændige sats-beregning (_PAID_ABSENCE_TYPES/_FIXED_RATE_ABSENCE, absence_overview_router.py) – IKKE koblet til payroll_router.py.</w:t>
+      </w:r>
+    </w:p>
+    <w:tbl>
+      <w:tblPr>
+        <w:tblStyle w:val="TableGrid"/>
+        <w:tblW w:type="auto" w:w="0"/>
+        <w:tblLook w:firstColumn="1" w:firstRow="1" w:lastColumn="0" w:lastRow="0" w:noHBand="0" w:noVBand="1" w:val="04A0"/>
+      </w:tblPr>
+      <w:tblGrid>
+        <w:gridCol w:w="3024"/>
+        <w:gridCol w:w="3024"/>
+        <w:gridCol w:w="3024"/>
+      </w:tblGrid>
+      <w:tr>
+        <w:tc>
+          <w:tcPr>
+            <w:tcW w:type="dxa" w:w="3024"/>
+            <w:shd w:val="clear" w:color="auto" w:fill="1B3A6B"/>
+          </w:tcPr>
+          <w:p>
+            <w:r>
+              <w:rPr>
+                <w:rFonts w:ascii="Arial" w:hAnsi="Arial"/>
+                <w:b/>
+                <w:color w:val="FFFFFF"/>
+                <w:sz w:val="20"/>
+              </w:rPr>
+              <w:t>Konstant</w:t>
+            </w:r>
+          </w:p>
+        </w:tc>
+        <w:tc>
+          <w:tcPr>
+            <w:tcW w:type="dxa" w:w="3024"/>
+            <w:shd w:val="clear" w:color="auto" w:fill="1B3A6B"/>
+          </w:tcPr>
+          <w:p>
+            <w:r>
+              <w:rPr>
+                <w:rFonts w:ascii="Arial" w:hAnsi="Arial"/>
+                <w:b/>
+                <w:color w:val="FFFFFF"/>
+                <w:sz w:val="20"/>
+              </w:rPr>
+              <w:t>Indhold</w:t>
+            </w:r>
+          </w:p>
+        </w:tc>
+        <w:tc>
+          <w:tcPr>
+            <w:tcW w:type="dxa" w:w="3024"/>
+            <w:shd w:val="clear" w:color="auto" w:fill="1B3A6B"/>
+          </w:tcPr>
+          <w:p>
+            <w:r>
+              <w:rPr>
+                <w:rFonts w:ascii="Arial" w:hAnsi="Arial"/>
+                <w:b/>
+                <w:color w:val="FFFFFF"/>
+                <w:sz w:val="20"/>
+              </w:rPr>
+              <w:t>Betydning</w:t>
+            </w:r>
+          </w:p>
+        </w:tc>
+      </w:tr>
+      <w:tr>
+        <w:tc>
+          <w:tcPr>
+            <w:tcW w:type="dxa" w:w="3024"/>
+            <w:tcBorders>
+              <w:top w:val="single" w:sz="4" w:color="CCCCCC"/>
+              <w:left w:val="single" w:sz="4" w:color="CCCCCC"/>
+              <w:bottom w:val="single" w:sz="4" w:color="CCCCCC"/>
+              <w:right w:val="single" w:sz="4" w:color="CCCCCC"/>
+            </w:tcBorders>
+          </w:tcPr>
+          <w:p>
+            <w:r>
+              <w:rPr>
+                <w:rFonts w:ascii="Arial" w:hAnsi="Arial"/>
+                <w:sz w:val="20"/>
+              </w:rPr>
+              <w:t>_PAID_ABSENCE_TYPES</w:t>
+            </w:r>
+          </w:p>
+        </w:tc>
+        <w:tc>
+          <w:tcPr>
+            <w:tcW w:type="dxa" w:w="3024"/>
+            <w:tcBorders>
+              <w:top w:val="single" w:sz="4" w:color="CCCCCC"/>
+              <w:left w:val="single" w:sz="4" w:color="CCCCCC"/>
+              <w:bottom w:val="single" w:sz="4" w:color="CCCCCC"/>
+              <w:right w:val="single" w:sz="4" w:color="CCCCCC"/>
+            </w:tcBorders>
+          </w:tcPr>
+          <w:p>
+            <w:r>
+              <w:rPr>
+                <w:rFonts w:ascii="Arial" w:hAnsi="Arial"/>
+                <w:sz w:val="20"/>
+              </w:rPr>
+              <w:t>sygdom, barn_1sygedag, barn_2_3sygedag, barsel, graviditetsbetinget_sygdom, skole_kursus</w:t>
+            </w:r>
+          </w:p>
+        </w:tc>
+        <w:tc>
+          <w:tcPr>
+            <w:tcW w:type="dxa" w:w="3024"/>
+            <w:tcBorders>
+              <w:top w:val="single" w:sz="4" w:color="CCCCCC"/>
+              <w:left w:val="single" w:sz="4" w:color="CCCCCC"/>
+              <w:bottom w:val="single" w:sz="4" w:color="CCCCCC"/>
+              <w:right w:val="single" w:sz="4" w:color="CCCCCC"/>
+            </w:tcBorders>
+          </w:tcPr>
+          <w:p>
+            <w:r>
+              <w:rPr>
+                <w:rFonts w:ascii="Arial" w:hAnsi="Arial"/>
+                <w:sz w:val="20"/>
+              </w:rPr>
+              <w:t>Disse typer vises med emp.hourly_rate (overenskomstsats + evt. personligt tillæg) som rate. Alle andre typer, der ikke er i denne mængde eller i _FIXED_RATE_ABSENCE, vises med rate=0.</w:t>
+            </w:r>
+          </w:p>
+        </w:tc>
+      </w:tr>
+      <w:tr>
+        <w:tc>
+          <w:tcPr>
+            <w:tcW w:type="dxa" w:w="3024"/>
+            <w:tcBorders>
+              <w:top w:val="single" w:sz="4" w:color="CCCCCC"/>
+              <w:left w:val="single" w:sz="4" w:color="CCCCCC"/>
+              <w:bottom w:val="single" w:sz="4" w:color="CCCCCC"/>
+              <w:right w:val="single" w:sz="4" w:color="CCCCCC"/>
+            </w:tcBorders>
+          </w:tcPr>
+          <w:p>
+            <w:r>
+              <w:rPr>
+                <w:rFonts w:ascii="Arial" w:hAnsi="Arial"/>
+                <w:sz w:val="20"/>
+              </w:rPr>
+              <w:t>_FIXED_RATE_ABSENCE</w:t>
+            </w:r>
+          </w:p>
+        </w:tc>
+        <w:tc>
+          <w:tcPr>
+            <w:tcW w:type="dxa" w:w="3024"/>
+            <w:tcBorders>
+              <w:top w:val="single" w:sz="4" w:color="CCCCCC"/>
+              <w:left w:val="single" w:sz="4" w:color="CCCCCC"/>
+              <w:bottom w:val="single" w:sz="4" w:color="CCCCCC"/>
+              <w:right w:val="single" w:sz="4" w:color="CCCCCC"/>
+            </w:tcBorders>
+          </w:tcPr>
+          <w:p>
+            <w:r>
+              <w:rPr>
+                <w:rFonts w:ascii="Arial" w:hAnsi="Arial"/>
+                <w:sz w:val="20"/>
+              </w:rPr>
+              <w:t>{'paragraf_56_syg': 137.43}</w:t>
+            </w:r>
+          </w:p>
+        </w:tc>
+        <w:tc>
+          <w:tcPr>
+            <w:tcW w:type="dxa" w:w="3024"/>
+            <w:tcBorders>
+              <w:top w:val="single" w:sz="4" w:color="CCCCCC"/>
+              <w:left w:val="single" w:sz="4" w:color="CCCCCC"/>
+              <w:bottom w:val="single" w:sz="4" w:color="CCCCCC"/>
+              <w:right w:val="single" w:sz="4" w:color="CCCCCC"/>
+            </w:tcBorders>
+          </w:tcPr>
+          <w:p>
+            <w:r>
+              <w:rPr>
+                <w:rFonts w:ascii="Arial" w:hAnsi="Arial"/>
+                <w:sz w:val="20"/>
+              </w:rPr>
+              <w:t>Hardkodet kr-værdi direkte i koden – IKKE opslået fra Stamdata → Tillæg ('Dagpenge §56').</w:t>
+            </w:r>
+          </w:p>
+        </w:tc>
+      </w:tr>
+    </w:tbl>
+    <w:p/>
+    <w:p>
+      <w:pPr>
+        <w:spacing w:before="80" w:after="160"/>
+        <w:ind w:left="283" w:right="283"/>
+      </w:pPr>
+      <w:r>
+        <w:rPr>
+          <w:rFonts w:ascii="Arial" w:hAnsi="Arial"/>
+          <w:b/>
+          <w:color w:val="2E6DB8"/>
+          <w:sz w:val="22"/>
+        </w:rPr>
+        <w:t xml:space="preserve">VIGTIGT: </w:t>
+      </w:r>
+      <w:r>
+        <w:rPr>
+          <w:rFonts w:ascii="Arial" w:hAnsi="Arial"/>
+          <w:color w:val="606060"/>
+          <w:sz w:val="22"/>
+        </w:rPr>
+        <w:t>Kendt uoverensstemmelse med den øvrige lønlogik (Lønafregning/Danløn CSV, kapitel 13): (1) 137.43 for §56 syg er hardkodet her og opdateres IKKE hvis Stamdata → Tillæg → 'Dagpenge §56' ændres – de to steder kan derfor vise forskellige satser for samme fraværstype. (2) _PAID_ABSENCE_TYPES udelader afspadsering, ferie og feriefri (som Lønafregning betaler til hourly_rate) samt barn_1sygedag_u_8uger (som Lønafregning betaler til dagpengesats) – disse vises derfor med rate=0 kr/t i Fraværsoversigt, selvom de reelt udbetales. Dette er formentlig utilsigtet drift, ikke en bevidst designbeslutning – bør rettes til at genbruge samme opslag som Lønafregning/_calculate_employee().</w:t>
       </w:r>
     </w:p>
     <w:p>

--- a/docs/Teknisk dokumentation.docx
+++ b/docs/Teknisk dokumentation.docx
@@ -3324,7 +3324,7 @@
                 <w:rFonts w:ascii="Arial" w:hAnsi="Arial"/>
                 <w:sz w:val="20"/>
               </w:rPr>
-              <w:t>normal / ferie / fri / afspadsering / skole/kursus / overnatning / dob_overnatning (se afsnit 7.7) / sygdom(_u_8uger) / barn_1sygedag(_u_8uger) / barsel(_u_loen) / §56 syg / graviditetsbetinget sygdom / selvbetalt fridag – de '_u_...'/'_u_loen'-varianter sættes automatisk af anciennitetsreglerne i afsnit 8.7, ikke valgt direkte af brugeren</w:t>
+              <w:t>normal / ferie / fri / afspadsering / skole/kursus / overnatning / dob_overnatning (se afsnit 7.7) / sygdom(_u_8uger) / barn_1sygedag(_u_8uger) / barsel(_u_loen) / §56 syg / graviditetsbetinget sygdom / selvbetalt fridag / løn andet sted fra (2026-09-22, se afsnit 7.9) – de '_u_...'/'_u_loen'-varianter sættes automatisk af anciennitetsreglerne i afsnit 8.7, ikke valgt direkte af brugeren</w:t>
             </w:r>
           </w:p>
         </w:tc>
@@ -7391,6 +7391,52 @@
           <w:sz w:val="22"/>
         </w:rPr>
         <w:t>Videreudviklet 2026-09: matching mod eksisterende aktiviteter bruger nu tidsoverlap (ikke eksakt lighed i starttid), og sammenligner altid mod den oprindeligt importerede original_*-værdi frem for evt. manuelt rettede tider – så en manuel korrektion aldrig utilsigtet bliver overskrevet af en senere genimport af samme fil. Findes der BÅDE en godkendt/deaktiveret linje og en afventende rettelseslinje der overlapper det samme tidsrum, foretrækker systemet altid den afventende rettelseslinje – rettet efter en fejl der i praksis havde skabt 1.273 dublet-aktiviteter (fundet og rettet 2026-09-11). En allerede godkendt/deaktiveret aktivitet ændres ALDRIG direkte af en genimport; afviger den nye udlæsning, oprettes i stedet en ny, separat afventende linje. Opstår der en fejl midt i importen af én aktivitet, rulles hele databasetransaktionen for den fil tilbage (ikke kun den ene aktivitet springes over), for at forhindre at én defekt post får efterfølgende poster til at fejle i kaskade.</w:t>
+      </w:r>
+    </w:p>
+    <w:p>
+      <w:pPr>
+        <w:spacing w:before="80" w:after="160"/>
+        <w:ind w:left="283" w:right="283"/>
+      </w:pPr>
+      <w:r>
+        <w:rPr>
+          <w:rFonts w:ascii="Arial" w:hAnsi="Arial"/>
+          <w:b/>
+          <w:color w:val="2E6DB8"/>
+          <w:sz w:val="22"/>
+        </w:rPr>
+        <w:t xml:space="preserve">TEKNISK NOTE: </w:t>
+      </w:r>
+      <w:r>
+        <w:rPr>
+          <w:rFonts w:ascii="Arial" w:hAnsi="Arial"/>
+          <w:color w:val="606060"/>
+          <w:sz w:val="22"/>
+        </w:rPr>
+        <w:t>Rettet 2026-09-18: en ufuldstændig genlæsning (is_likely_incomplete) der intet nyt fortæller i forhold til en allerede godkendt/deaktiveret linje – samme startpunkt, tidligere sluttidspunkt, og segmenter/pauser der er et rent præfiks af den afgjorte linje – springes nu stille over i stedet for at skabe en ny konkurrerende afventende linje. scan_ddd_folder() genparser nemlig ALLE .ddd-filer under 7 dage gamle ved hver import, ikke kun nye filer – en gammel, delvis kortudlæsning der bliver liggende i ddd_input/ udløste derfor tidligere en frisk dublet-linje ved hver eneste efterfølgende import (bekræftet for Alexander B. Knudsen 11/9-2026).</w:t>
+      </w:r>
+    </w:p>
+    <w:p>
+      <w:pPr>
+        <w:spacing w:before="80" w:after="160"/>
+        <w:ind w:left="283" w:right="283"/>
+      </w:pPr>
+      <w:r>
+        <w:rPr>
+          <w:rFonts w:ascii="Arial" w:hAnsi="Arial"/>
+          <w:b/>
+          <w:color w:val="2E6DB8"/>
+          <w:sz w:val="22"/>
+        </w:rPr>
+        <w:t xml:space="preserve">TEKNISK NOTE: </w:t>
+      </w:r>
+      <w:r>
+        <w:rPr>
+          <w:rFonts w:ascii="Arial" w:hAnsi="Arial"/>
+          <w:color w:val="606060"/>
+          <w:sz w:val="22"/>
+        </w:rPr>
+        <w:t>Rettet 2026-09-22: en udlæsning på under VERY_SHORT_READING_MINUTES (15 minutter) i alt markeres nu ALTID som is_likely_incomplete, uanset om den slutter i hvil eller ej. Kortet stukket i læseren minutter inde i 'hvil' tidligt om morgenen (før dagens kørsel er begyndt) blev tidligere IKKE fanget, fordi den oprindelige regel krævede at vagten ikke endte i hvil – en kort morgenudlæsning der tilfældigvis endte i hvil blev derfor fejlagtigt opfattet som en fuldgyldig, afsluttet vagt og udløste en ny dublet-linje ved hver genimport, indtil filen faldt ud af det 7-dages importvindue (bekræftet for Claus Lindskov Schmidt 15-16/9-2026, samme mønster fundet i ca. 35 andre vagter i ddd_input/).</w:t>
       </w:r>
     </w:p>
     <w:p>
@@ -13913,6 +13959,29 @@
     </w:p>
     <w:p>
       <w:pPr>
+        <w:spacing w:before="80" w:after="160"/>
+        <w:ind w:left="283" w:right="283"/>
+      </w:pPr>
+      <w:r>
+        <w:rPr>
+          <w:rFonts w:ascii="Arial" w:hAnsi="Arial"/>
+          <w:b/>
+          <w:color w:val="2E6DB8"/>
+          <w:sz w:val="22"/>
+        </w:rPr>
+        <w:t xml:space="preserve">TEKNISK NOTE: </w:t>
+      </w:r>
+      <w:r>
+        <w:rPr>
+          <w:rFonts w:ascii="Arial" w:hAnsi="Arial"/>
+          <w:color w:val="606060"/>
+          <w:sz w:val="22"/>
+        </w:rPr>
+        <w:t>Filnavnet på den downloadede CSV-fil er rettet 2026-09-22 til det format Danløn-importen forventer: "danloen, Lønuge {uge1}-{uge2}, {dd-mm-åååå}-{dd-mm-åååå}.csv" (fx "danloen, Lønuge 23-24, 01-06-2026-14-06-2026.csv") – ugenumrene beregnes med isocalendar() ud fra periodens start-/slutdato. Tidligere format var "danloen_ÅÅÅÅ-MM-DD_ÅÅÅÅ-MM-DD.csv".</w:t>
+      </w:r>
+    </w:p>
+    <w:p>
+      <w:pPr>
         <w:pStyle w:val="Heading2"/>
         <w:spacing w:before="200" w:after="120"/>
       </w:pPr>
@@ -14444,6 +14513,41 @@
     <w:p/>
     <w:p>
       <w:pPr>
+        <w:spacing w:after="120"/>
+      </w:pPr>
+      <w:r>
+        <w:rPr>
+          <w:rFonts w:ascii="Arial" w:hAnsi="Arial"/>
+          <w:sz w:val="22"/>
+        </w:rPr>
+        <w:t>Siden 2026-09-22 vises springertillæg desuden som en selvstændig linje (timer + beløb, samme timetal/sats som CSV'en: emp.normal_hours × emp.springer_rate) i Lønkørsel-fanens medarbejderkort (renderPayrollPreview(), app.js) og i PDF-timesedlens LØNOPSUMMERING (_build_pdf(), timeseddel_router.py), lige efter 'Timer arbejdet'. Beløbet er – ligesom Overnatning/DOB Overnatning – IKKE en del af emp.total_kr/calc['total_kr'], og lægges derfor manuelt til i begge steders 'I alt'-linje (se afsnit 7.9).</w:t>
+      </w:r>
+    </w:p>
+    <w:p>
+      <w:pPr>
+        <w:spacing w:before="80" w:after="160"/>
+        <w:ind w:left="283" w:right="283"/>
+      </w:pPr>
+      <w:r>
+        <w:rPr>
+          <w:rFonts w:ascii="Arial" w:hAnsi="Arial"/>
+          <w:b/>
+          <w:color w:val="2E6DB8"/>
+          <w:sz w:val="22"/>
+        </w:rPr>
+        <w:t xml:space="preserve">TEKNISK NOTE: </w:t>
+      </w:r>
+      <w:r>
+        <w:rPr>
+          <w:rFonts w:ascii="Arial" w:hAnsi="Arial"/>
+          <w:color w:val="606060"/>
+          <w:sz w:val="22"/>
+        </w:rPr>
+        <w:t>Rettet 2026-09-22: fluebenets checkbox-listener i aktivitetsoversigten opdaterer nu state.springerFlags lokalt med det samme efter et vellykket gem. Uden denne rettelse kunne en efterfølgende gentegning af tabellen (fx efter oprettelse af en ny aktivitet via refreshActivities()) overskrive brugerens netop satte flueben med den forældede værdi fra sidste periode-indlæsning, så springertillægget så ud til at forsvinde igen.</w:t>
+      </w:r>
+    </w:p>
+    <w:p>
+      <w:pPr>
         <w:pStyle w:val="Heading2"/>
         <w:spacing w:before="200" w:after="120"/>
       </w:pPr>
@@ -14588,6 +14692,122 @@
           <w:sz w:val="22"/>
         </w:rPr>
         <w:t>_calculate_employee() krævede INGEN ændring: overnight_count/dob_overnight_count tæller allerede simpelthen antal Activity-rækker af typen i perioden, uanset om de stammer fra enkeltdags- eller periode-oprettelse – lønkørsel, PDF-timeseddel og Danløn CSV er derfor upåvirkede af denne ændring. Se docs/superpowers/specs/2026-09-16-overnatning-periode-design.md.</w:t>
+      </w:r>
+    </w:p>
+    <w:p>
+      <w:pPr>
+        <w:pStyle w:val="Heading2"/>
+        <w:spacing w:before="200" w:after="120"/>
+      </w:pPr>
+      <w:r>
+        <w:rPr>
+          <w:rFonts w:ascii="Arial" w:hAnsi="Arial"/>
+          <w:b/>
+          <w:color w:val="2E6DB8"/>
+          <w:sz w:val="26"/>
+        </w:rPr>
+        <w:t>7.9  Løn andet sted fra</w:t>
+      </w:r>
+    </w:p>
+    <w:p>
+      <w:pPr>
+        <w:spacing w:after="120"/>
+      </w:pPr>
+      <w:r>
+        <w:rPr>
+          <w:rFonts w:ascii="Arial" w:hAnsi="Arial"/>
+          <w:sz w:val="22"/>
+        </w:rPr>
+        <w:t>Ny fraværstype (2026-09-22, normaliseret nøgle loen_andet_sted_fra) – IKKE en del af Fraværstyper.xlsx, men seedet idempotent til master_absence_types ved opstart af _ensure_loen_andet_sted_fra_absence_type() (session.py), samme mønster som _ensure_springer_pay_type(). Opfører sig i beregningen fuldstændig som 'Selvbetalt fridag': ingen gren i _calculate_employee() (payroll_router.py) → altid 0 kr., ingen linje i Danløn CSV'en. Typen er tænkt som en kommentar til lønbogholderne om, at en given dag bevidst er uden data i dette system (fx fordi medarbejderen har kørt for et andet selskab/eksport den dag) – ikke som en fraværstype der skal udløse betaling her.</w:t>
+      </w:r>
+    </w:p>
+    <w:p>
+      <w:pPr>
+        <w:pStyle w:val="Heading2"/>
+        <w:spacing w:before="200" w:after="120"/>
+      </w:pPr>
+      <w:r>
+        <w:rPr>
+          <w:rFonts w:ascii="Arial" w:hAnsi="Arial"/>
+          <w:b/>
+          <w:color w:val="2E6DB8"/>
+          <w:sz w:val="26"/>
+        </w:rPr>
+        <w:t>7.10  Selvbetalt fridag som periode</w:t>
+      </w:r>
+    </w:p>
+    <w:p>
+      <w:pPr>
+        <w:spacing w:after="120"/>
+      </w:pPr>
+      <w:r>
+        <w:rPr>
+          <w:rFonts w:ascii="Arial" w:hAnsi="Arial"/>
+          <w:sz w:val="22"/>
+        </w:rPr>
+        <w:t>Siden 2026-09-22 kan 'Selvbetalt fridag' (og 'Løn andet sted fra') oprettes for et datointerval ('Til dato' udfyldt) på samme måde som Ferie – begge typer er tilføjet til app.js' _RANGE_TYPES og isRangeType/isFerie-kontrollerne i updateManualTypeVisibility()/confirmManualActivity(). Der oprettes én aktivitet PR. HVERDAG i perioden (_weekday_dates(), ikke _all_dates() som Overnatning bruger, se afsnit 7.8), med samme 06:00-start og normaltime-beregnede sluttid som en enkeltstående fraværsdag.</w:t>
+      </w:r>
+    </w:p>
+    <w:p>
+      <w:pPr>
+        <w:pStyle w:val="Heading2"/>
+        <w:spacing w:before="200" w:after="120"/>
+      </w:pPr>
+      <w:r>
+        <w:rPr>
+          <w:rFonts w:ascii="Arial" w:hAnsi="Arial"/>
+          <w:b/>
+          <w:color w:val="2E6DB8"/>
+          <w:sz w:val="26"/>
+        </w:rPr>
+        <w:t>7.11  Lønkørsel-fanens og PDF-timesedlens samlede beløb ('I alt')</w:t>
+      </w:r>
+    </w:p>
+    <w:p>
+      <w:pPr>
+        <w:spacing w:after="120"/>
+      </w:pPr>
+      <w:r>
+        <w:rPr>
+          <w:rFonts w:ascii="Arial" w:hAnsi="Arial"/>
+          <w:sz w:val="22"/>
+        </w:rPr>
+        <w:t>Rettet 2026-09-22: Lønkørsel-fanens 'I alt'-beløb pr. medarbejder (renderPayrollPreview(), app.js) medregnede tidligere kun total_kr + overnatning + DOB-overnatning + springertillæg. Fraværstyper med et beregnet beløb (Sygdom, §56 syg/Barn 1.sygedag u. løn til dagpengesats, Feriefri, Barsel, Skole/kursus – samme sæt som Lønafregningens absence_kr, afsnit 13.2) talte IKKE med, selvom de reelt udbetales. grandTotalKr beregnes nu ved at lægge disse fraværsbeløb (timer × hourly_rate hhv. dagpenge_sats) oveni de øvrige tillæg.</w:t>
+      </w:r>
+    </w:p>
+    <w:p>
+      <w:pPr>
+        <w:spacing w:after="120"/>
+      </w:pPr>
+      <w:r>
+        <w:rPr>
+          <w:rFonts w:ascii="Arial" w:hAnsi="Arial"/>
+          <w:sz w:val="22"/>
+        </w:rPr>
+        <w:t>Samme rettelse er lavet i PDF-timesedlens LØNOPSUMMERING (_build_pdf(), timeseddel_router.py, 2026-09-22): fraværslinjerne (Afspadsering, Sygdom, Feriefri, Barsel, §56 syg, Barn 1.sygedag u. løn, Kursus/Skole) viste tidligere kun timer og '–'/'–' i Sats/DKK-kolonnerne. De viser nu den faktiske sats og det beregnede beløb (samme satser som ovenfor: hourly_rate, eller dagpenge_sats for §56/Barn 1.sygedag u. løn), og beløbet lægges til 'I alt'-linjens total_display_kr samt timerne til den viste totaltid – så PDF-timesedlens 'I alt' nu stemmer overens med det beløb medarbejderen reelt får i løn, og med Lønkørsel-fanens 'I alt' beskrevet ovenfor.</w:t>
+      </w:r>
+    </w:p>
+    <w:p>
+      <w:pPr>
+        <w:spacing w:before="80" w:after="160"/>
+        <w:ind w:left="283" w:right="283"/>
+      </w:pPr>
+      <w:r>
+        <w:rPr>
+          <w:rFonts w:ascii="Arial" w:hAnsi="Arial"/>
+          <w:b/>
+          <w:color w:val="2E6DB8"/>
+          <w:sz w:val="22"/>
+        </w:rPr>
+        <w:t xml:space="preserve">TEKNISK NOTE: </w:t>
+      </w:r>
+      <w:r>
+        <w:rPr>
+          <w:rFonts w:ascii="Arial" w:hAnsi="Arial"/>
+          <w:color w:val="606060"/>
+          <w:sz w:val="22"/>
+        </w:rPr>
+        <w:t>Begge rettelser er rene VISNINGS-rettelser i frontend/PDF-lag – selve lønberegningen i _calculate_employee() og dermed Danløn CSV-eksporten var upåvirket af buggen; fraværet blev allerede korrekt betalt, det var kun 'I alt'-summen i Lønkørsel-fanen og PDF-timesedlen der tidligere undervurderede den reelle udbetaling.</w:t>
       </w:r>
     </w:p>
     <w:p>
@@ -17384,6 +17604,33 @@
       </w:tr>
     </w:tbl>
     <w:p/>
+    <w:p>
+      <w:pPr>
+        <w:pStyle w:val="Heading2"/>
+        <w:spacing w:before="200" w:after="120"/>
+      </w:pPr>
+      <w:r>
+        <w:rPr>
+          <w:rFonts w:ascii="Arial" w:hAnsi="Arial"/>
+          <w:b/>
+          <w:color w:val="2E6DB8"/>
+          <w:sz w:val="26"/>
+        </w:rPr>
+        <w:t>9.9  Vognnummer-søgefelt: tastaturnavigation</w:t>
+      </w:r>
+    </w:p>
+    <w:p>
+      <w:pPr>
+        <w:spacing w:after="120"/>
+      </w:pPr>
+      <w:r>
+        <w:rPr>
+          <w:rFonts w:ascii="Arial" w:hAnsi="Arial"/>
+          <w:sz w:val="22"/>
+        </w:rPr>
+        <w:t>Tilføjet 2026-09-17 (_renderManualRegDropdown()/_moveManualRegHighlight()/_selectManualRegHighlighted() i app.js): vognnummer-feltet i opret-aktivitet-modalen kan nu betjenes uden mus. Pil ned/Tab flytter markeringen én række ned i søgeresultat-listen (wrapper til første række efter sidste), Shift+Tab/Pil op flytter op, Enter vælger den markerede række, og Escape lukker dropdown'en uden at vælge. _manualRegHighlightIndex (modul-scope) holder styr på den aktuelt markerede række og nulstilles ved hvert nyt søgeopslag.</w:t>
+      </w:r>
+    </w:p>
     <w:p>
       <w:r>
         <w:br w:type="page"/>
@@ -19789,7 +20036,7 @@
           <w:rFonts w:ascii="Arial" w:hAnsi="Arial"/>
           <w:sz w:val="22"/>
         </w:rPr>
-        <w:t>Selvbetalt fridag, Barn 2-3.sygedag, Barsel u. løn og typen 'Fri' har ingen etableret betalingsregel i systemet (samme som i den almindelige Danløn CSV) og har derfor hverken beløb i dagsrækken eller egen linje i topsummeringen.</w:t>
+        <w:t>Selvbetalt fridag, Løn andet sted fra (afsnit 7.9), Barn 2-3.sygedag, Barsel u. løn og typen 'Fri' har ingen etableret betalingsregel i systemet (samme som i den almindelige Danløn CSV) og har derfor hverken beløb i dagsrækken eller egen linje i topsummeringen.</w:t>
       </w:r>
     </w:p>
     <w:p>
@@ -19801,7 +20048,19 @@
           <w:rFonts w:ascii="Arial" w:hAnsi="Arial"/>
           <w:sz w:val="22"/>
         </w:rPr>
-        <w:t>'Total uden fravær' er en delsum der lægger Grundtimeløn inkl. tillæg, Overtid Timen før, Overtid 1-3 time efter og Øvrig overtid sammen – IKKE salttillæg eller nogen fraværstype. Den samlede 'Total sum for denne periode' er summen af alle medarbejderes fulde total_kr (arbejdstid + salt + springer + al fraværsbetaling).</w:t>
+        <w:t>'Total uden fravær' er en delsum der lægger Grundtimeløn inkl. tillæg, Overtid Timen før, Overtid 1-3 time efter og Øvrig overtid sammen – IKKE salttillæg, overnatning eller nogen fraværstype. Den samlede 'Total sum for denne periode' er summen af alle medarbejderes fulde total_kr (arbejdstid + salt + springer + al fraværsbetaling).</w:t>
+      </w:r>
+    </w:p>
+    <w:p>
+      <w:pPr>
+        <w:spacing w:after="120"/>
+      </w:pPr>
+      <w:r>
+        <w:rPr>
+          <w:rFonts w:ascii="Arial" w:hAnsi="Arial"/>
+          <w:sz w:val="22"/>
+        </w:rPr>
+        <w:t>Rettet 2026-09-21: Overnatning og DOB Overnatning manglede tidligere helt i topsummeringens 'Total sum for denne periode' og i den enkelte medarbejders total – beløbene (overnight_kr/dob_overnight_kr) lægges nu oveni total_kr på samme måde som springer_kr/absence_kr_total. Topsummeringen viser dem som to selvstændige linjer 'Overnatning (N gange)' og 'DOB Overnatning (N gange)', placeret lige efter Salttillæg – men de tæller fortsat IKKE med i delsummen 'Total uden fravær' (samme princip som Salttillæg: vist separat, men inkluderet i den store total).</w:t>
       </w:r>
     </w:p>
     <w:p>
